--- a/RBI_Barrancabermeja/RBI_Metodologia_Barrancabermeja.docx
+++ b/RBI_Barrancabermeja/RBI_Metodologia_Barrancabermeja.docx
@@ -7882,7 +7882,977 @@
           <w:sz w:val="21"/>
           <w:szCs w:val="21"/>
         </w:rPr>
-        <w:t xml:space="preserve">9. Glosario</w:t>
+        <w:t xml:space="preserve">9. Extrapolación a la refinería de Barrancabermeja (250.000 bpd, 52 unidades) y correcciones al borrador</w:t>
+      </w:r>
+    </w:p>
+    <w:p>
+      <w:pPr>
+        <w:spacing w:after="30" w:before="0" w:line="250"/>
+      </w:pPr>
+      <w:r>
+        <w:rPr>
+          <w:rFonts w:ascii="Arial" w:cs="Arial" w:eastAsia="Arial" w:hAnsi="Arial"/>
+          <w:b/>
+          <w:bCs/>
+          <w:sz w:val="19"/>
+          <w:szCs w:val="19"/>
+        </w:rPr>
+        <w:t xml:space="preserve">Producción diferida a escala GRB:</w:t>
+      </w:r>
+      <w:r>
+        <w:rPr>
+          <w:rFonts w:ascii="Arial" w:cs="Arial" w:eastAsia="Arial" w:hAnsi="Arial"/>
+          <w:sz w:val="19"/>
+          <w:szCs w:val="19"/>
+        </w:rPr>
+        <w:t xml:space="preserve"> FCprod = días de parada × Capacidad × Margen × f_carga. Capacidad 250.000 bpd (dato suyo; 52 unidades también es dato suyo, no verificado), margen 8 USD/bbl (</w:t>
+      </w:r>
+      <w:r>
+        <w:rPr>
+          <w:rFonts w:ascii="Arial" w:cs="Arial" w:eastAsia="Arial" w:hAnsi="Arial"/>
+          <w:b/>
+          <w:bCs/>
+          <w:sz w:val="19"/>
+          <w:szCs w:val="19"/>
+        </w:rPr>
+        <w:t xml:space="preserve">supuesto ilustrativo</w:t>
+      </w:r>
+      <w:r>
+        <w:rPr>
+          <w:rFonts w:ascii="Arial" w:cs="Arial" w:eastAsia="Arial" w:hAnsi="Arial"/>
+          <w:sz w:val="19"/>
+          <w:szCs w:val="19"/>
+        </w:rPr>
+        <w:t xml:space="preserve">, sustituir por el margen de planeación) y f_carga = fracción de la carga que depende del equipo. Con f_carga = 20 % resultan 400.000 USD/día, diez veces el valor del paper (40.000 USD/día), por lo que en equipos críticos FCprod domina el FC y empuja la consecuencia a D o E. </w:t>
+      </w:r>
+      <w:r>
+        <w:rPr>
+          <w:rFonts w:ascii="Arial" w:cs="Arial" w:eastAsia="Arial" w:hAnsi="Arial"/>
+          <w:b/>
+          <w:bCs/>
+          <w:sz w:val="19"/>
+          <w:szCs w:val="19"/>
+        </w:rPr>
+        <w:t xml:space="preserve">Mecanismos dominantes:</w:t>
+      </w:r>
+      <w:r>
+        <w:rPr>
+          <w:rFonts w:ascii="Arial" w:cs="Arial" w:eastAsia="Arial" w:hAnsi="Arial"/>
+          <w:sz w:val="19"/>
+          <w:szCs w:val="19"/>
+        </w:rPr>
+        <w:t xml:space="preserve"> sulfidación y corrosión nafténica se tratan como adelgazamiento con CR específica (temperatura, contenido de azufre/TAN, velocidad; verifique el anexo de tasas de corrosión de API 581 Parte 2 y API 939-C/API 571); CUI y adelgazamiento siguen [P Ec. 3–4]. </w:t>
+      </w:r>
+      <w:r>
+        <w:rPr>
+          <w:rFonts w:ascii="Arial" w:cs="Arial" w:eastAsia="Arial" w:hAnsi="Arial"/>
+          <w:b/>
+          <w:bCs/>
+          <w:sz w:val="19"/>
+          <w:szCs w:val="19"/>
+        </w:rPr>
+        <w:t xml:space="preserve">Ejemplo GRB (fila C-1102, torre de vacío, nafténica; datos ilustrativos):</w:t>
+      </w:r>
+      <w:r>
+        <w:rPr>
+          <w:rFonts w:ascii="Arial" w:cs="Arial" w:eastAsia="Arial" w:hAnsi="Arial"/>
+          <w:sz w:val="19"/>
+          <w:szCs w:val="19"/>
+        </w:rPr>
+        <w:t xml:space="preserve"> CR 0,4 mm/año, t = 20 mm, última inspección 2018 ⇒ Art = 0,4·8/20 = 0,16 ⇒ DF = 20; POF = 9,68E-06·20 = 1,9E-04; FC = 8 MUSD (D) ⇒ riesgo 1.548 USD/año (2D). Inspección B y FFS nivel 1 apto/pasa ⇒ DF = máx(1; 20·0,3·0,05) = 1 ⇒ 77 USD/año (1D) ⇒ RR = 1.471 USD/año; con ahorro por diferimiento, SIR = 7,2. </w:t>
+      </w:r>
+      <w:r>
+        <w:rPr>
+          <w:rFonts w:ascii="Arial" w:cs="Arial" w:eastAsia="Arial" w:hAnsi="Arial"/>
+          <w:b/>
+          <w:bCs/>
+          <w:sz w:val="19"/>
+          <w:szCs w:val="19"/>
+        </w:rPr>
+        <w:t xml:space="preserve">Escalamiento:</w:t>
+      </w:r>
+      <w:r>
+        <w:rPr>
+          <w:rFonts w:ascii="Arial" w:cs="Arial" w:eastAsia="Arial" w:hAnsi="Arial"/>
+          <w:sz w:val="19"/>
+          <w:szCs w:val="19"/>
+        </w:rPr>
+        <w:t xml:space="preserve"> (1) cribado RAM cualitativo de todos los recipientes de las 52 unidades; (2) cálculo cuantitativo de los de nivel ≥ 3 o consecuencia ≥ D; (3) una fila por recipiente (insertar filas antes de los totales) y suma por planta. No calculé totales de refinería: no hay inventario real y las 7 filas son ilustrativas.</w:t>
+      </w:r>
+    </w:p>
+    <w:tbl>
+      <w:tblPr>
+        <w:tblW w:type="dxa" w:w="10412"/>
+        <w:tblBorders>
+          <w:top w:val="single" w:color="auto" w:sz="4"/>
+          <w:left w:val="single" w:color="auto" w:sz="4"/>
+          <w:bottom w:val="single" w:color="auto" w:sz="4"/>
+          <w:right w:val="single" w:color="auto" w:sz="4"/>
+          <w:insideH w:val="single" w:color="auto" w:sz="4"/>
+          <w:insideV w:val="single" w:color="auto" w:sz="4"/>
+        </w:tblBorders>
+      </w:tblPr>
+      <w:tblGrid>
+        <w:gridCol w:w="2300"/>
+        <w:gridCol w:w="4100"/>
+        <w:gridCol w:w="4012"/>
+      </w:tblGrid>
+      <w:tr>
+        <w:trPr>
+          <w:cantSplit/>
+          <w:tblHeader/>
+        </w:trPr>
+        <w:tc>
+          <w:tcPr>
+            <w:tcW w:type="dxa" w:w="2300"/>
+            <w:tcBorders>
+              <w:top w:val="single" w:color="BFBFBF" w:sz="4"/>
+              <w:left w:val="single" w:color="BFBFBF" w:sz="4"/>
+              <w:bottom w:val="single" w:color="BFBFBF" w:sz="4"/>
+              <w:right w:val="single" w:color="BFBFBF" w:sz="4"/>
+            </w:tcBorders>
+            <w:shd w:fill="1F3A5F" w:val="clear"/>
+            <w:tcMar>
+              <w:top w:type="dxa" w:w="25"/>
+              <w:left w:type="dxa" w:w="60"/>
+              <w:bottom w:type="dxa" w:w="25"/>
+              <w:right w:type="dxa" w:w="60"/>
+            </w:tcMar>
+          </w:tcPr>
+          <w:p>
+            <w:pPr>
+              <w:spacing w:after="0" w:line="220"/>
+            </w:pPr>
+            <w:r>
+              <w:rPr>
+                <w:rFonts w:ascii="Arial" w:cs="Arial" w:eastAsia="Arial" w:hAnsi="Arial"/>
+                <w:b/>
+                <w:bCs/>
+                <w:color w:val="FFFFFF"/>
+                <w:sz w:val="16"/>
+                <w:szCs w:val="16"/>
+              </w:rPr>
+              <w:t xml:space="preserve">Tema</w:t>
+            </w:r>
+          </w:p>
+        </w:tc>
+        <w:tc>
+          <w:tcPr>
+            <w:tcW w:type="dxa" w:w="4100"/>
+            <w:tcBorders>
+              <w:top w:val="single" w:color="BFBFBF" w:sz="4"/>
+              <w:left w:val="single" w:color="BFBFBF" w:sz="4"/>
+              <w:bottom w:val="single" w:color="BFBFBF" w:sz="4"/>
+              <w:right w:val="single" w:color="BFBFBF" w:sz="4"/>
+            </w:tcBorders>
+            <w:shd w:fill="1F3A5F" w:val="clear"/>
+            <w:tcMar>
+              <w:top w:type="dxa" w:w="25"/>
+              <w:left w:type="dxa" w:w="60"/>
+              <w:bottom w:type="dxa" w:w="25"/>
+              <w:right w:type="dxa" w:w="60"/>
+            </w:tcMar>
+          </w:tcPr>
+          <w:p>
+            <w:pPr>
+              <w:spacing w:after="0" w:line="220"/>
+            </w:pPr>
+            <w:r>
+              <w:rPr>
+                <w:rFonts w:ascii="Arial" w:cs="Arial" w:eastAsia="Arial" w:hAnsi="Arial"/>
+                <w:b/>
+                <w:bCs/>
+                <w:color w:val="FFFFFF"/>
+                <w:sz w:val="16"/>
+                <w:szCs w:val="16"/>
+              </w:rPr>
+              <w:t xml:space="preserve">Borrador ejecutivo</w:t>
+            </w:r>
+          </w:p>
+        </w:tc>
+        <w:tc>
+          <w:tcPr>
+            <w:tcW w:type="dxa" w:w="4012"/>
+            <w:tcBorders>
+              <w:top w:val="single" w:color="BFBFBF" w:sz="4"/>
+              <w:left w:val="single" w:color="BFBFBF" w:sz="4"/>
+              <w:bottom w:val="single" w:color="BFBFBF" w:sz="4"/>
+              <w:right w:val="single" w:color="BFBFBF" w:sz="4"/>
+            </w:tcBorders>
+            <w:shd w:fill="1F3A5F" w:val="clear"/>
+            <w:tcMar>
+              <w:top w:type="dxa" w:w="25"/>
+              <w:left w:type="dxa" w:w="60"/>
+              <w:bottom w:type="dxa" w:w="25"/>
+              <w:right w:type="dxa" w:w="60"/>
+            </w:tcMar>
+          </w:tcPr>
+          <w:p>
+            <w:pPr>
+              <w:spacing w:after="0" w:line="220"/>
+            </w:pPr>
+            <w:r>
+              <w:rPr>
+                <w:rFonts w:ascii="Arial" w:cs="Arial" w:eastAsia="Arial" w:hAnsi="Arial"/>
+                <w:b/>
+                <w:bCs/>
+                <w:color w:val="FFFFFF"/>
+                <w:sz w:val="16"/>
+                <w:szCs w:val="16"/>
+              </w:rPr>
+              <w:t xml:space="preserve">Corrección adoptada en esta metodología</w:t>
+            </w:r>
+          </w:p>
+        </w:tc>
+      </w:tr>
+      <w:tr>
+        <w:trPr>
+          <w:cantSplit/>
+          <w:tblHeader w:val="off"/>
+        </w:trPr>
+        <w:tc>
+          <w:tcPr>
+            <w:tcW w:type="dxa" w:w="2300"/>
+            <w:tcBorders>
+              <w:top w:val="single" w:color="BFBFBF" w:sz="4"/>
+              <w:left w:val="single" w:color="BFBFBF" w:sz="4"/>
+              <w:bottom w:val="single" w:color="BFBFBF" w:sz="4"/>
+              <w:right w:val="single" w:color="BFBFBF" w:sz="4"/>
+            </w:tcBorders>
+            <w:tcMar>
+              <w:top w:type="dxa" w:w="25"/>
+              <w:left w:type="dxa" w:w="60"/>
+              <w:bottom w:type="dxa" w:w="25"/>
+              <w:right w:type="dxa" w:w="60"/>
+            </w:tcMar>
+          </w:tcPr>
+          <w:p>
+            <w:pPr>
+              <w:spacing w:after="0" w:line="220"/>
+            </w:pPr>
+            <w:r>
+              <w:rPr>
+                <w:rFonts w:ascii="Arial" w:cs="Arial" w:eastAsia="Arial" w:hAnsi="Arial"/>
+                <w:b w:val="false"/>
+                <w:bCs w:val="false"/>
+                <w:sz w:val="16"/>
+                <w:szCs w:val="16"/>
+              </w:rPr>
+              <w:t xml:space="preserve">LSE</w:t>
+            </w:r>
+          </w:p>
+        </w:tc>
+        <w:tc>
+          <w:tcPr>
+            <w:tcW w:type="dxa" w:w="4100"/>
+            <w:tcBorders>
+              <w:top w:val="single" w:color="BFBFBF" w:sz="4"/>
+              <w:left w:val="single" w:color="BFBFBF" w:sz="4"/>
+              <w:bottom w:val="single" w:color="BFBFBF" w:sz="4"/>
+              <w:right w:val="single" w:color="BFBFBF" w:sz="4"/>
+            </w:tcBorders>
+            <w:tcMar>
+              <w:top w:type="dxa" w:w="25"/>
+              <w:left w:type="dxa" w:w="60"/>
+              <w:bottom w:type="dxa" w:w="25"/>
+              <w:right w:type="dxa" w:w="60"/>
+            </w:tcMar>
+          </w:tcPr>
+          <w:p>
+            <w:pPr>
+              <w:spacing w:after="0" w:line="220"/>
+            </w:pPr>
+            <w:r>
+              <w:rPr>
+                <w:rFonts w:ascii="Arial" w:cs="Arial" w:eastAsia="Arial" w:hAnsi="Arial"/>
+                <w:b w:val="false"/>
+                <w:bCs w:val="false"/>
+                <w:sz w:val="16"/>
+                <w:szCs w:val="16"/>
+              </w:rPr>
+              <w:t xml:space="preserve">"Life Safety Economics" = Área·0,1·10.000</w:t>
+            </w:r>
+          </w:p>
+        </w:tc>
+        <w:tc>
+          <w:tcPr>
+            <w:tcW w:type="dxa" w:w="4012"/>
+            <w:tcBorders>
+              <w:top w:val="single" w:color="BFBFBF" w:sz="4"/>
+              <w:left w:val="single" w:color="BFBFBF" w:sz="4"/>
+              <w:bottom w:val="single" w:color="BFBFBF" w:sz="4"/>
+              <w:right w:val="single" w:color="BFBFBF" w:sz="4"/>
+            </w:tcBorders>
+            <w:tcMar>
+              <w:top w:type="dxa" w:w="25"/>
+              <w:left w:type="dxa" w:w="60"/>
+              <w:bottom w:type="dxa" w:w="25"/>
+              <w:right w:type="dxa" w:w="60"/>
+            </w:tcMar>
+          </w:tcPr>
+          <w:p>
+            <w:pPr>
+              <w:spacing w:after="0" w:line="220"/>
+            </w:pPr>
+            <w:r>
+              <w:rPr>
+                <w:rFonts w:ascii="Arial" w:cs="Arial" w:eastAsia="Arial" w:hAnsi="Arial"/>
+                <w:b w:val="false"/>
+                <w:bCs w:val="false"/>
+                <w:sz w:val="16"/>
+                <w:szCs w:val="16"/>
+              </w:rPr>
+              <w:t xml:space="preserve">Eso es FCinj (USD por evento). LSE = exposición esperada de vidas = POF·CA_inj·ρ (personas/año); riesgo de vida = LSE·VSL (USD/año)</w:t>
+            </w:r>
+          </w:p>
+        </w:tc>
+      </w:tr>
+      <w:tr>
+        <w:trPr>
+          <w:cantSplit/>
+          <w:tblHeader w:val="off"/>
+        </w:trPr>
+        <w:tc>
+          <w:tcPr>
+            <w:tcW w:type="dxa" w:w="2300"/>
+            <w:tcBorders>
+              <w:top w:val="single" w:color="BFBFBF" w:sz="4"/>
+              <w:left w:val="single" w:color="BFBFBF" w:sz="4"/>
+              <w:bottom w:val="single" w:color="BFBFBF" w:sz="4"/>
+              <w:right w:val="single" w:color="BFBFBF" w:sz="4"/>
+            </w:tcBorders>
+            <w:shd w:fill="F6F8FB" w:val="clear"/>
+            <w:tcMar>
+              <w:top w:type="dxa" w:w="25"/>
+              <w:left w:type="dxa" w:w="60"/>
+              <w:bottom w:type="dxa" w:w="25"/>
+              <w:right w:type="dxa" w:w="60"/>
+            </w:tcMar>
+          </w:tcPr>
+          <w:p>
+            <w:pPr>
+              <w:spacing w:after="0" w:line="220"/>
+            </w:pPr>
+            <w:r>
+              <w:rPr>
+                <w:rFonts w:ascii="Arial" w:cs="Arial" w:eastAsia="Arial" w:hAnsi="Arial"/>
+                <w:b w:val="false"/>
+                <w:bCs w:val="false"/>
+                <w:sz w:val="16"/>
+                <w:szCs w:val="16"/>
+              </w:rPr>
+              <w:t xml:space="preserve">DPN</w:t>
+            </w:r>
+          </w:p>
+        </w:tc>
+        <w:tc>
+          <w:tcPr>
+            <w:tcW w:type="dxa" w:w="4100"/>
+            <w:tcBorders>
+              <w:top w:val="single" w:color="BFBFBF" w:sz="4"/>
+              <w:left w:val="single" w:color="BFBFBF" w:sz="4"/>
+              <w:bottom w:val="single" w:color="BFBFBF" w:sz="4"/>
+              <w:right w:val="single" w:color="BFBFBF" w:sz="4"/>
+            </w:tcBorders>
+            <w:shd w:fill="F6F8FB" w:val="clear"/>
+            <w:tcMar>
+              <w:top w:type="dxa" w:w="25"/>
+              <w:left w:type="dxa" w:w="60"/>
+              <w:bottom w:type="dxa" w:w="25"/>
+              <w:right w:type="dxa" w:w="60"/>
+            </w:tcMar>
+          </w:tcPr>
+          <w:p>
+            <w:pPr>
+              <w:spacing w:after="0" w:line="220"/>
+            </w:pPr>
+            <w:r>
+              <w:rPr>
+                <w:rFonts w:ascii="Arial" w:cs="Arial" w:eastAsia="Arial" w:hAnsi="Arial"/>
+                <w:b w:val="false"/>
+                <w:bCs w:val="false"/>
+                <w:sz w:val="16"/>
+                <w:szCs w:val="16"/>
+              </w:rPr>
+              <w:t xml:space="preserve">(L·40.000) + (Área·4.000) + LSE</w:t>
+            </w:r>
+          </w:p>
+        </w:tc>
+        <w:tc>
+          <w:tcPr>
+            <w:tcW w:type="dxa" w:w="4012"/>
+            <w:tcBorders>
+              <w:top w:val="single" w:color="BFBFBF" w:sz="4"/>
+              <w:left w:val="single" w:color="BFBFBF" w:sz="4"/>
+              <w:bottom w:val="single" w:color="BFBFBF" w:sz="4"/>
+              <w:right w:val="single" w:color="BFBFBF" w:sz="4"/>
+            </w:tcBorders>
+            <w:shd w:fill="F6F8FB" w:val="clear"/>
+            <w:tcMar>
+              <w:top w:type="dxa" w:w="25"/>
+              <w:left w:type="dxa" w:w="60"/>
+              <w:bottom w:type="dxa" w:w="25"/>
+              <w:right w:type="dxa" w:w="60"/>
+            </w:tcMar>
+          </w:tcPr>
+          <w:p>
+            <w:pPr>
+              <w:spacing w:after="0" w:line="220"/>
+            </w:pPr>
+            <w:r>
+              <w:rPr>
+                <w:rFonts w:ascii="Arial" w:cs="Arial" w:eastAsia="Arial" w:hAnsi="Arial"/>
+                <w:b w:val="false"/>
+                <w:bCs w:val="false"/>
+                <w:sz w:val="16"/>
+                <w:szCs w:val="16"/>
+              </w:rPr>
+              <w:t xml:space="preserve">[P] no da costo por metro: 4.000 USD/m² es reposición y 40.000 USD/día es producción. DPN = FC·(1 − f_mit), con FC de la Ec. (6)</w:t>
+            </w:r>
+          </w:p>
+        </w:tc>
+      </w:tr>
+      <w:tr>
+        <w:trPr>
+          <w:cantSplit/>
+          <w:tblHeader w:val="off"/>
+        </w:trPr>
+        <w:tc>
+          <w:tcPr>
+            <w:tcW w:type="dxa" w:w="2300"/>
+            <w:tcBorders>
+              <w:top w:val="single" w:color="BFBFBF" w:sz="4"/>
+              <w:left w:val="single" w:color="BFBFBF" w:sz="4"/>
+              <w:bottom w:val="single" w:color="BFBFBF" w:sz="4"/>
+              <w:right w:val="single" w:color="BFBFBF" w:sz="4"/>
+            </w:tcBorders>
+            <w:tcMar>
+              <w:top w:type="dxa" w:w="25"/>
+              <w:left w:type="dxa" w:w="60"/>
+              <w:bottom w:type="dxa" w:w="25"/>
+              <w:right w:type="dxa" w:w="60"/>
+            </w:tcMar>
+          </w:tcPr>
+          <w:p>
+            <w:pPr>
+              <w:spacing w:after="0" w:line="220"/>
+            </w:pPr>
+            <w:r>
+              <w:rPr>
+                <w:rFonts w:ascii="Arial" w:cs="Arial" w:eastAsia="Arial" w:hAnsi="Arial"/>
+                <w:b w:val="false"/>
+                <w:bCs w:val="false"/>
+                <w:sz w:val="16"/>
+                <w:szCs w:val="16"/>
+              </w:rPr>
+              <w:t xml:space="preserve">Costo evitado (CEA/CAA)</w:t>
+            </w:r>
+          </w:p>
+        </w:tc>
+        <w:tc>
+          <w:tcPr>
+            <w:tcW w:type="dxa" w:w="4100"/>
+            <w:tcBorders>
+              <w:top w:val="single" w:color="BFBFBF" w:sz="4"/>
+              <w:left w:val="single" w:color="BFBFBF" w:sz="4"/>
+              <w:bottom w:val="single" w:color="BFBFBF" w:sz="4"/>
+              <w:right w:val="single" w:color="BFBFBF" w:sz="4"/>
+            </w:tcBorders>
+            <w:tcMar>
+              <w:top w:type="dxa" w:w="25"/>
+              <w:left w:type="dxa" w:w="60"/>
+              <w:bottom w:type="dxa" w:w="25"/>
+              <w:right w:type="dxa" w:w="60"/>
+            </w:tcMar>
+          </w:tcPr>
+          <w:p>
+            <w:pPr>
+              <w:spacing w:after="0" w:line="220"/>
+            </w:pPr>
+            <w:r>
+              <w:rPr>
+                <w:rFonts w:ascii="Arial" w:cs="Arial" w:eastAsia="Arial" w:hAnsi="Arial"/>
+                <w:b w:val="false"/>
+                <w:bCs w:val="false"/>
+                <w:sz w:val="16"/>
+                <w:szCs w:val="16"/>
+              </w:rPr>
+              <w:t xml:space="preserve">Δlucro cesante + Δinspección + (Riesgo TBI − Riesgo RBI)</w:t>
+            </w:r>
+          </w:p>
+        </w:tc>
+        <w:tc>
+          <w:tcPr>
+            <w:tcW w:type="dxa" w:w="4012"/>
+            <w:tcBorders>
+              <w:top w:val="single" w:color="BFBFBF" w:sz="4"/>
+              <w:left w:val="single" w:color="BFBFBF" w:sz="4"/>
+              <w:bottom w:val="single" w:color="BFBFBF" w:sz="4"/>
+              <w:right w:val="single" w:color="BFBFBF" w:sz="4"/>
+            </w:tcBorders>
+            <w:tcMar>
+              <w:top w:type="dxa" w:w="25"/>
+              <w:left w:type="dxa" w:w="60"/>
+              <w:bottom w:type="dxa" w:w="25"/>
+              <w:right w:type="dxa" w:w="60"/>
+            </w:tcMar>
+          </w:tcPr>
+          <w:p>
+            <w:pPr>
+              <w:spacing w:after="0" w:line="220"/>
+            </w:pPr>
+            <w:r>
+              <w:rPr>
+                <w:rFonts w:ascii="Arial" w:cs="Arial" w:eastAsia="Arial" w:hAnsi="Arial"/>
+                <w:b w:val="false"/>
+                <w:bCs w:val="false"/>
+                <w:sz w:val="16"/>
+                <w:szCs w:val="16"/>
+              </w:rPr>
+              <w:t xml:space="preserve">Suma doble: el lucro cesante por falla ya está en el riesgo. CAA = RR + AD, con AD solo por paradas e inspecciones diferidas</w:t>
+            </w:r>
+          </w:p>
+        </w:tc>
+      </w:tr>
+      <w:tr>
+        <w:trPr>
+          <w:cantSplit/>
+          <w:tblHeader w:val="off"/>
+        </w:trPr>
+        <w:tc>
+          <w:tcPr>
+            <w:tcW w:type="dxa" w:w="2300"/>
+            <w:tcBorders>
+              <w:top w:val="single" w:color="BFBFBF" w:sz="4"/>
+              <w:left w:val="single" w:color="BFBFBF" w:sz="4"/>
+              <w:bottom w:val="single" w:color="BFBFBF" w:sz="4"/>
+              <w:right w:val="single" w:color="BFBFBF" w:sz="4"/>
+            </w:tcBorders>
+            <w:shd w:fill="F6F8FB" w:val="clear"/>
+            <w:tcMar>
+              <w:top w:type="dxa" w:w="25"/>
+              <w:left w:type="dxa" w:w="60"/>
+              <w:bottom w:type="dxa" w:w="25"/>
+              <w:right w:type="dxa" w:w="60"/>
+            </w:tcMar>
+          </w:tcPr>
+          <w:p>
+            <w:pPr>
+              <w:spacing w:after="0" w:line="220"/>
+            </w:pPr>
+            <w:r>
+              <w:rPr>
+                <w:rFonts w:ascii="Arial" w:cs="Arial" w:eastAsia="Arial" w:hAnsi="Arial"/>
+                <w:b w:val="false"/>
+                <w:bCs w:val="false"/>
+                <w:sz w:val="16"/>
+                <w:szCs w:val="16"/>
+              </w:rPr>
+              <w:t xml:space="preserve">Efecto de inspección A</w:t>
+            </w:r>
+          </w:p>
+        </w:tc>
+        <w:tc>
+          <w:tcPr>
+            <w:tcW w:type="dxa" w:w="4100"/>
+            <w:tcBorders>
+              <w:top w:val="single" w:color="BFBFBF" w:sz="4"/>
+              <w:left w:val="single" w:color="BFBFBF" w:sz="4"/>
+              <w:bottom w:val="single" w:color="BFBFBF" w:sz="4"/>
+              <w:right w:val="single" w:color="BFBFBF" w:sz="4"/>
+            </w:tcBorders>
+            <w:shd w:fill="F6F8FB" w:val="clear"/>
+            <w:tcMar>
+              <w:top w:type="dxa" w:w="25"/>
+              <w:left w:type="dxa" w:w="60"/>
+              <w:bottom w:type="dxa" w:w="25"/>
+              <w:right w:type="dxa" w:w="60"/>
+            </w:tcMar>
+          </w:tcPr>
+          <w:p>
+            <w:pPr>
+              <w:spacing w:after="0" w:line="220"/>
+            </w:pPr>
+            <w:r>
+              <w:rPr>
+                <w:rFonts w:ascii="Arial" w:cs="Arial" w:eastAsia="Arial" w:hAnsi="Arial"/>
+                <w:b w:val="false"/>
+                <w:bCs w:val="false"/>
+                <w:sz w:val="16"/>
+                <w:szCs w:val="16"/>
+              </w:rPr>
+              <w:t xml:space="preserve">"Desploma el POF"</w:t>
+            </w:r>
+          </w:p>
+        </w:tc>
+        <w:tc>
+          <w:tcPr>
+            <w:tcW w:type="dxa" w:w="4012"/>
+            <w:tcBorders>
+              <w:top w:val="single" w:color="BFBFBF" w:sz="4"/>
+              <w:left w:val="single" w:color="BFBFBF" w:sz="4"/>
+              <w:bottom w:val="single" w:color="BFBFBF" w:sz="4"/>
+              <w:right w:val="single" w:color="BFBFBF" w:sz="4"/>
+            </w:tcBorders>
+            <w:shd w:fill="F6F8FB" w:val="clear"/>
+            <w:tcMar>
+              <w:top w:type="dxa" w:w="25"/>
+              <w:left w:type="dxa" w:w="60"/>
+              <w:bottom w:type="dxa" w:w="25"/>
+              <w:right w:type="dxa" w:w="60"/>
+            </w:tcMar>
+          </w:tcPr>
+          <w:p>
+            <w:pPr>
+              <w:spacing w:after="0" w:line="220"/>
+            </w:pPr>
+            <w:r>
+              <w:rPr>
+                <w:rFonts w:ascii="Arial" w:cs="Arial" w:eastAsia="Arial" w:hAnsi="Arial"/>
+                <w:b w:val="false"/>
+                <w:bCs w:val="false"/>
+                <w:sz w:val="16"/>
+                <w:szCs w:val="16"/>
+              </w:rPr>
+              <w:t xml:space="preserve">−90 % del DF (confianza 80–100 %, [P Tabla 1]); el valor real sale de recalcular el DF con los datos hallados</w:t>
+            </w:r>
+          </w:p>
+        </w:tc>
+      </w:tr>
+      <w:tr>
+        <w:trPr>
+          <w:cantSplit/>
+          <w:tblHeader w:val="off"/>
+        </w:trPr>
+        <w:tc>
+          <w:tcPr>
+            <w:tcW w:type="dxa" w:w="2300"/>
+            <w:tcBorders>
+              <w:top w:val="single" w:color="BFBFBF" w:sz="4"/>
+              <w:left w:val="single" w:color="BFBFBF" w:sz="4"/>
+              <w:bottom w:val="single" w:color="BFBFBF" w:sz="4"/>
+              <w:right w:val="single" w:color="BFBFBF" w:sz="4"/>
+            </w:tcBorders>
+            <w:tcMar>
+              <w:top w:type="dxa" w:w="25"/>
+              <w:left w:type="dxa" w:w="60"/>
+              <w:bottom w:type="dxa" w:w="25"/>
+              <w:right w:type="dxa" w:w="60"/>
+            </w:tcMar>
+          </w:tcPr>
+          <w:p>
+            <w:pPr>
+              <w:spacing w:after="0" w:line="220"/>
+            </w:pPr>
+            <w:r>
+              <w:rPr>
+                <w:rFonts w:ascii="Arial" w:cs="Arial" w:eastAsia="Arial" w:hAnsi="Arial"/>
+                <w:b w:val="false"/>
+                <w:bCs w:val="false"/>
+                <w:sz w:val="16"/>
+                <w:szCs w:val="16"/>
+              </w:rPr>
+              <w:t xml:space="preserve">Ecuaciones 12 y 13 de [P]</w:t>
+            </w:r>
+          </w:p>
+        </w:tc>
+        <w:tc>
+          <w:tcPr>
+            <w:tcW w:type="dxa" w:w="4100"/>
+            <w:tcBorders>
+              <w:top w:val="single" w:color="BFBFBF" w:sz="4"/>
+              <w:left w:val="single" w:color="BFBFBF" w:sz="4"/>
+              <w:bottom w:val="single" w:color="BFBFBF" w:sz="4"/>
+              <w:right w:val="single" w:color="BFBFBF" w:sz="4"/>
+            </w:tcBorders>
+            <w:tcMar>
+              <w:top w:type="dxa" w:w="25"/>
+              <w:left w:type="dxa" w:w="60"/>
+              <w:bottom w:type="dxa" w:w="25"/>
+              <w:right w:type="dxa" w:w="60"/>
+            </w:tcMar>
+          </w:tcPr>
+          <w:p>
+            <w:pPr>
+              <w:spacing w:after="0" w:line="220"/>
+            </w:pPr>
+            <w:r>
+              <w:rPr>
+                <w:rFonts w:ascii="Arial" w:cs="Arial" w:eastAsia="Arial" w:hAnsi="Arial"/>
+                <w:b w:val="false"/>
+                <w:bCs w:val="false"/>
+                <w:sz w:val="16"/>
+                <w:szCs w:val="16"/>
+              </w:rPr>
+              <w:t xml:space="preserve">—</w:t>
+            </w:r>
+          </w:p>
+        </w:tc>
+        <w:tc>
+          <w:tcPr>
+            <w:tcW w:type="dxa" w:w="4012"/>
+            <w:tcBorders>
+              <w:top w:val="single" w:color="BFBFBF" w:sz="4"/>
+              <w:left w:val="single" w:color="BFBFBF" w:sz="4"/>
+              <w:bottom w:val="single" w:color="BFBFBF" w:sz="4"/>
+              <w:right w:val="single" w:color="BFBFBF" w:sz="4"/>
+            </w:tcBorders>
+            <w:tcMar>
+              <w:top w:type="dxa" w:w="25"/>
+              <w:left w:type="dxa" w:w="60"/>
+              <w:bottom w:type="dxa" w:w="25"/>
+              <w:right w:type="dxa" w:w="60"/>
+            </w:tcMar>
+          </w:tcPr>
+          <w:p>
+            <w:pPr>
+              <w:spacing w:after="0" w:line="220"/>
+            </w:pPr>
+            <w:r>
+              <w:rPr>
+                <w:rFonts w:ascii="Arial" w:cs="Arial" w:eastAsia="Arial" w:hAnsi="Arial"/>
+                <w:b w:val="false"/>
+                <w:bCs w:val="false"/>
+                <w:sz w:val="16"/>
+                <w:szCs w:val="16"/>
+              </w:rPr>
+              <w:t xml:space="preserve">Ec. 12: CA = máx[CA_cmd, CA_inj]; Ec. 13: FC = FCcmd+FCaffa+FCprod+FCinj+FCenviron</w:t>
+            </w:r>
+          </w:p>
+        </w:tc>
+      </w:tr>
+      <w:tr>
+        <w:trPr>
+          <w:cantSplit/>
+          <w:tblHeader w:val="off"/>
+        </w:trPr>
+        <w:tc>
+          <w:tcPr>
+            <w:tcW w:type="dxa" w:w="2300"/>
+            <w:tcBorders>
+              <w:top w:val="single" w:color="BFBFBF" w:sz="4"/>
+              <w:left w:val="single" w:color="BFBFBF" w:sz="4"/>
+              <w:bottom w:val="single" w:color="BFBFBF" w:sz="4"/>
+              <w:right w:val="single" w:color="BFBFBF" w:sz="4"/>
+            </w:tcBorders>
+            <w:shd w:fill="F6F8FB" w:val="clear"/>
+            <w:tcMar>
+              <w:top w:type="dxa" w:w="25"/>
+              <w:left w:type="dxa" w:w="60"/>
+              <w:bottom w:type="dxa" w:w="25"/>
+              <w:right w:type="dxa" w:w="60"/>
+            </w:tcMar>
+          </w:tcPr>
+          <w:p>
+            <w:pPr>
+              <w:spacing w:after="0" w:line="220"/>
+            </w:pPr>
+            <w:r>
+              <w:rPr>
+                <w:rFonts w:ascii="Arial" w:cs="Arial" w:eastAsia="Arial" w:hAnsi="Arial"/>
+                <w:b w:val="false"/>
+                <w:bCs w:val="false"/>
+                <w:sz w:val="16"/>
+                <w:szCs w:val="16"/>
+              </w:rPr>
+              <w:t xml:space="preserve">Ruta 1C → 4C → 1C</w:t>
+            </w:r>
+          </w:p>
+        </w:tc>
+        <w:tc>
+          <w:tcPr>
+            <w:tcW w:type="dxa" w:w="4100"/>
+            <w:tcBorders>
+              <w:top w:val="single" w:color="BFBFBF" w:sz="4"/>
+              <w:left w:val="single" w:color="BFBFBF" w:sz="4"/>
+              <w:bottom w:val="single" w:color="BFBFBF" w:sz="4"/>
+              <w:right w:val="single" w:color="BFBFBF" w:sz="4"/>
+            </w:tcBorders>
+            <w:shd w:fill="F6F8FB" w:val="clear"/>
+            <w:tcMar>
+              <w:top w:type="dxa" w:w="25"/>
+              <w:left w:type="dxa" w:w="60"/>
+              <w:bottom w:type="dxa" w:w="25"/>
+              <w:right w:type="dxa" w:w="60"/>
+            </w:tcMar>
+          </w:tcPr>
+          <w:p>
+            <w:pPr>
+              <w:spacing w:after="0" w:line="220"/>
+            </w:pPr>
+            <w:r>
+              <w:rPr>
+                <w:rFonts w:ascii="Arial" w:cs="Arial" w:eastAsia="Arial" w:hAnsi="Arial"/>
+                <w:b w:val="false"/>
+                <w:bCs w:val="false"/>
+                <w:sz w:val="16"/>
+                <w:szCs w:val="16"/>
+              </w:rPr>
+              <w:t xml:space="preserve">Vuelve a 1C tras RBI + FFS</w:t>
+            </w:r>
+          </w:p>
+        </w:tc>
+        <w:tc>
+          <w:tcPr>
+            <w:tcW w:type="dxa" w:w="4012"/>
+            <w:tcBorders>
+              <w:top w:val="single" w:color="BFBFBF" w:sz="4"/>
+              <w:left w:val="single" w:color="BFBFBF" w:sz="4"/>
+              <w:bottom w:val="single" w:color="BFBFBF" w:sz="4"/>
+              <w:right w:val="single" w:color="BFBFBF" w:sz="4"/>
+            </w:tcBorders>
+            <w:shd w:fill="F6F8FB" w:val="clear"/>
+            <w:tcMar>
+              <w:top w:type="dxa" w:w="25"/>
+              <w:left w:type="dxa" w:w="60"/>
+              <w:bottom w:type="dxa" w:w="25"/>
+              <w:right w:type="dxa" w:w="60"/>
+            </w:tcMar>
+          </w:tcPr>
+          <w:p>
+            <w:pPr>
+              <w:spacing w:after="0" w:line="220"/>
+            </w:pPr>
+            <w:r>
+              <w:rPr>
+                <w:rFonts w:ascii="Arial" w:cs="Arial" w:eastAsia="Arial" w:hAnsi="Arial"/>
+                <w:b w:val="false"/>
+                <w:bCs w:val="false"/>
+                <w:sz w:val="16"/>
+                <w:szCs w:val="16"/>
+              </w:rPr>
+              <w:t xml:space="preserve">En el ejemplo: 4C → 3C tras RBI (A) → 1C solo tras FFS apto y FAD pasa</w:t>
+            </w:r>
+          </w:p>
+        </w:tc>
+      </w:tr>
+      <w:tr>
+        <w:trPr>
+          <w:cantSplit/>
+          <w:tblHeader w:val="off"/>
+        </w:trPr>
+        <w:tc>
+          <w:tcPr>
+            <w:tcW w:type="dxa" w:w="2300"/>
+            <w:tcBorders>
+              <w:top w:val="single" w:color="BFBFBF" w:sz="4"/>
+              <w:left w:val="single" w:color="BFBFBF" w:sz="4"/>
+              <w:bottom w:val="single" w:color="BFBFBF" w:sz="4"/>
+              <w:right w:val="single" w:color="BFBFBF" w:sz="4"/>
+            </w:tcBorders>
+            <w:tcMar>
+              <w:top w:type="dxa" w:w="25"/>
+              <w:left w:type="dxa" w:w="60"/>
+              <w:bottom w:type="dxa" w:w="25"/>
+              <w:right w:type="dxa" w:w="60"/>
+            </w:tcMar>
+          </w:tcPr>
+          <w:p>
+            <w:pPr>
+              <w:spacing w:after="0" w:line="220"/>
+            </w:pPr>
+            <w:r>
+              <w:rPr>
+                <w:rFonts w:ascii="Arial" w:cs="Arial" w:eastAsia="Arial" w:hAnsi="Arial"/>
+                <w:b w:val="false"/>
+                <w:bCs w:val="false"/>
+                <w:sz w:val="16"/>
+                <w:szCs w:val="16"/>
+              </w:rPr>
+              <w:t xml:space="preserve">Secciones y tablas de normas</w:t>
+            </w:r>
+          </w:p>
+        </w:tc>
+        <w:tc>
+          <w:tcPr>
+            <w:tcW w:type="dxa" w:w="4100"/>
+            <w:tcBorders>
+              <w:top w:val="single" w:color="BFBFBF" w:sz="4"/>
+              <w:left w:val="single" w:color="BFBFBF" w:sz="4"/>
+              <w:bottom w:val="single" w:color="BFBFBF" w:sz="4"/>
+              <w:right w:val="single" w:color="BFBFBF" w:sz="4"/>
+            </w:tcBorders>
+            <w:tcMar>
+              <w:top w:type="dxa" w:w="25"/>
+              <w:left w:type="dxa" w:w="60"/>
+              <w:bottom w:type="dxa" w:w="25"/>
+              <w:right w:type="dxa" w:w="60"/>
+            </w:tcMar>
+          </w:tcPr>
+          <w:p>
+            <w:pPr>
+              <w:spacing w:after="0" w:line="220"/>
+            </w:pPr>
+            <w:r>
+              <w:rPr>
+                <w:rFonts w:ascii="Arial" w:cs="Arial" w:eastAsia="Arial" w:hAnsi="Arial"/>
+                <w:b w:val="false"/>
+                <w:bCs w:val="false"/>
+                <w:sz w:val="16"/>
+                <w:szCs w:val="16"/>
+              </w:rPr>
+              <w:t xml:space="preserve">Parte 2 §4, 16, 17; Tablas 4.1 y 4.2; PCC-3 §7–10</w:t>
+            </w:r>
+          </w:p>
+        </w:tc>
+        <w:tc>
+          <w:tcPr>
+            <w:tcW w:type="dxa" w:w="4012"/>
+            <w:tcBorders>
+              <w:top w:val="single" w:color="BFBFBF" w:sz="4"/>
+              <w:left w:val="single" w:color="BFBFBF" w:sz="4"/>
+              <w:bottom w:val="single" w:color="BFBFBF" w:sz="4"/>
+              <w:right w:val="single" w:color="BFBFBF" w:sz="4"/>
+            </w:tcBorders>
+            <w:tcMar>
+              <w:top w:type="dxa" w:w="25"/>
+              <w:left w:type="dxa" w:w="60"/>
+              <w:bottom w:type="dxa" w:w="25"/>
+              <w:right w:type="dxa" w:w="60"/>
+            </w:tcMar>
+          </w:tcPr>
+          <w:p>
+            <w:pPr>
+              <w:spacing w:after="0" w:line="220"/>
+            </w:pPr>
+            <w:r>
+              <w:rPr>
+                <w:rFonts w:ascii="Arial" w:cs="Arial" w:eastAsia="Arial" w:hAnsi="Arial"/>
+                <w:b w:val="false"/>
+                <w:bCs w:val="false"/>
+                <w:sz w:val="16"/>
+                <w:szCs w:val="16"/>
+              </w:rPr>
+              <w:t xml:space="preserve">Sin acceso a las normas: [P] cita las Tablas 15.2M y 16.2M (secciones 15 y 16). Confirmar en su edición</w:t>
+            </w:r>
+          </w:p>
+        </w:tc>
+      </w:tr>
+    </w:tbl>
+    <w:p>
+      <w:pPr>
+        <w:spacing w:after="40"/>
+      </w:pPr>
+    </w:p>
+    <w:p>
+      <w:pPr>
+        <w:pStyle w:val="Heading2"/>
+        <w:keepNext/>
+        <w:pBdr>
+          <w:bottom w:val="single" w:color="1F3A5F" w:sz="6" w:space="1"/>
+        </w:pBdr>
+        <w:spacing w:after="50" w:before="110"/>
+      </w:pPr>
+      <w:r>
+        <w:rPr>
+          <w:rFonts w:ascii="Arial" w:cs="Arial" w:eastAsia="Arial" w:hAnsi="Arial"/>
+          <w:b/>
+          <w:bCs/>
+          <w:color w:val="1F3A5F"/>
+          <w:sz w:val="21"/>
+          <w:szCs w:val="21"/>
+        </w:rPr>
+        <w:t xml:space="preserve">10. Glosario</w:t>
       </w:r>
     </w:p>
     <w:p>
@@ -8193,7 +9163,7 @@
           <w:sz w:val="16"/>
           <w:szCs w:val="16"/>
         </w:rPr>
-        <w:t xml:space="preserve"> exposición esperada de vidas (personas/año). </w:t>
+        <w:t xml:space="preserve"> exposición esperada de vidas (personas/año) = POF·CA_inj·ρ. </w:t>
       </w:r>
       <w:r>
         <w:rPr>

--- a/RBI_Barrancabermeja/RBI_Metodologia_Barrancabermeja.docx
+++ b/RBI_Barrancabermeja/RBI_Metodologia_Barrancabermeja.docx
@@ -8852,7 +8852,2264 @@
           <w:sz w:val="21"/>
           <w:szCs w:val="21"/>
         </w:rPr>
-        <w:t xml:space="preserve">10. Glosario</w:t>
+        <w:t xml:space="preserve">10. Auditoría de fuentes, FFS de tres estados, RUL, NDE, TBI vs RBI y sensibilidades</w:t>
+      </w:r>
+    </w:p>
+    <w:p>
+      <w:pPr>
+        <w:spacing w:after="30" w:before="0" w:line="250"/>
+      </w:pPr>
+      <w:r>
+        <w:rPr>
+          <w:rFonts w:ascii="Arial" w:cs="Arial" w:eastAsia="Arial" w:hAnsi="Arial"/>
+          <w:b/>
+          <w:bCs/>
+          <w:sz w:val="19"/>
+          <w:szCs w:val="19"/>
+        </w:rPr>
+        <w:t xml:space="preserve">Clasificación de origen</w:t>
+      </w:r>
+      <w:r>
+        <w:rPr>
+          <w:rFonts w:ascii="Arial" w:cs="Arial" w:eastAsia="Arial" w:hAnsi="Arial"/>
+          <w:sz w:val="19"/>
+          <w:szCs w:val="19"/>
+        </w:rPr>
+        <w:t xml:space="preserve"> (cada fórmula con norma, parte, variables, unidades y dominio está en la pestaña "Fórmulas y trazabilidad" del tablero): </w:t>
+      </w:r>
+      <w:r>
+        <w:rPr>
+          <w:rFonts w:ascii="Arial" w:cs="Arial" w:eastAsia="Arial" w:hAnsi="Arial"/>
+          <w:b/>
+          <w:bCs/>
+          <w:sz w:val="19"/>
+          <w:szCs w:val="19"/>
+        </w:rPr>
+        <w:t xml:space="preserve">PAPER</w:t>
+      </w:r>
+      <w:r>
+        <w:rPr>
+          <w:rFonts w:ascii="Arial" w:cs="Arial" w:eastAsia="Arial" w:hAnsi="Arial"/>
+          <w:sz w:val="19"/>
+          <w:szCs w:val="19"/>
+        </w:rPr>
+        <w:t xml:space="preserve"> = ecuaciones (1)–(13), Tablas 1–10, Fig. 5–8 y valores de §2.3; </w:t>
+      </w:r>
+      <w:r>
+        <w:rPr>
+          <w:rFonts w:ascii="Arial" w:cs="Arial" w:eastAsia="Arial" w:hAnsi="Arial"/>
+          <w:b/>
+          <w:bCs/>
+          <w:sz w:val="19"/>
+          <w:szCs w:val="19"/>
+        </w:rPr>
+        <w:t xml:space="preserve">NORMA</w:t>
+      </w:r>
+      <w:r>
+        <w:rPr>
+          <w:rFonts w:ascii="Arial" w:cs="Arial" w:eastAsia="Arial" w:hAnsi="Arial"/>
+          <w:sz w:val="19"/>
+          <w:szCs w:val="19"/>
+        </w:rPr>
+        <w:t xml:space="preserve"> = lo que [P] cita de API 581 (Tablas 15.2M y 16.2M, Anexo 2.A) o lo que recuerdo sin acceso al texto (GFF 3,06E-05 de Tabla 3.1, fórmula del FMS, umbrales RAM), marcado "verificar"; </w:t>
+      </w:r>
+      <w:r>
+        <w:rPr>
+          <w:rFonts w:ascii="Arial" w:cs="Arial" w:eastAsia="Arial" w:hAnsi="Arial"/>
+          <w:b/>
+          <w:bCs/>
+          <w:sz w:val="19"/>
+          <w:szCs w:val="19"/>
+        </w:rPr>
+        <w:t xml:space="preserve">MODELO</w:t>
+      </w:r>
+      <w:r>
+        <w:rPr>
+          <w:rFonts w:ascii="Arial" w:cs="Arial" w:eastAsia="Arial" w:hAnsi="Arial"/>
+          <w:sz w:val="19"/>
+          <w:szCs w:val="19"/>
+        </w:rPr>
+        <w:t xml:space="preserve"> = definiciones propias (tabla Art→DF, f_FFS, DPN, LSE, AD, RUL); </w:t>
+      </w:r>
+      <w:r>
+        <w:rPr>
+          <w:rFonts w:ascii="Arial" w:cs="Arial" w:eastAsia="Arial" w:hAnsi="Arial"/>
+          <w:b/>
+          <w:bCs/>
+          <w:sz w:val="19"/>
+          <w:szCs w:val="19"/>
+        </w:rPr>
+        <w:t xml:space="preserve">SUPUESTO</w:t>
+      </w:r>
+      <w:r>
+        <w:rPr>
+          <w:rFonts w:ascii="Arial" w:cs="Arial" w:eastAsia="Arial" w:hAnsi="Arial"/>
+          <w:sz w:val="19"/>
+          <w:szCs w:val="19"/>
+        </w:rPr>
+        <w:t xml:space="preserve"> = margen 8 USD/bbl, CA, costos de FFS, valores por susceptibilidad. Ediciones a confirmar: API RP 581 3.ª ed. (2016; [P] la cita como 2016), API 579-1/ASME FFS-1 (2016 o 2021), ASME PCC-3 (2017), ISO 14224 (2016), ISO 15663 (partes 1–3), ISO 55001 (2014), ISO 55010 (2019). [P] cita "API RP 580 (2021)" tal cual. </w:t>
+      </w:r>
+      <w:r>
+        <w:rPr>
+          <w:rFonts w:ascii="Arial" w:cs="Arial" w:eastAsia="Arial" w:hAnsi="Arial"/>
+          <w:b/>
+          <w:bCs/>
+          <w:sz w:val="19"/>
+          <w:szCs w:val="19"/>
+        </w:rPr>
+        <w:t xml:space="preserve">ISO 15663, cuatro pasos (según su enunciado; no verificados en la norma):</w:t>
+      </w:r>
+      <w:r>
+        <w:rPr>
+          <w:rFonts w:ascii="Arial" w:cs="Arial" w:eastAsia="Arial" w:hAnsi="Arial"/>
+          <w:sz w:val="19"/>
+          <w:szCs w:val="19"/>
+        </w:rPr>
+        <w:t xml:space="preserve"> alcance → datos y costos → modelación → reporte y decisión; corresponden a Pasos 1, 2–7, 8 y 9 de la sección 3. </w:t>
+      </w:r>
+      <w:r>
+        <w:rPr>
+          <w:rFonts w:ascii="Arial" w:cs="Arial" w:eastAsia="Arial" w:hAnsi="Arial"/>
+          <w:b/>
+          <w:bCs/>
+          <w:sz w:val="19"/>
+          <w:szCs w:val="19"/>
+        </w:rPr>
+        <w:t xml:space="preserve">ISO 14224:</w:t>
+      </w:r>
+      <w:r>
+        <w:rPr>
+          <w:rFonts w:ascii="Arial" w:cs="Arial" w:eastAsia="Arial" w:hAnsi="Arial"/>
+          <w:sz w:val="19"/>
+          <w:szCs w:val="19"/>
+        </w:rPr>
+        <w:t xml:space="preserve"> estructura de datos por equipo (tag, tipo, fluido), modo de falla, mecanismo de daño, inspección y mantenimiento = columnas de entrada del Excel.</w:t>
+      </w:r>
+    </w:p>
+    <w:p>
+      <w:pPr>
+        <w:spacing w:after="30" w:before="0" w:line="250"/>
+      </w:pPr>
+      <w:r>
+        <w:rPr>
+          <w:rFonts w:ascii="Arial" w:cs="Arial" w:eastAsia="Arial" w:hAnsi="Arial"/>
+          <w:b/>
+          <w:bCs/>
+          <w:sz w:val="19"/>
+          <w:szCs w:val="19"/>
+        </w:rPr>
+        <w:t xml:space="preserve">Aviso sobre el ejemplo E-101.</w:t>
+      </w:r>
+      <w:r>
+        <w:rPr>
+          <w:rFonts w:ascii="Arial" w:cs="Arial" w:eastAsia="Arial" w:hAnsi="Arial"/>
+          <w:sz w:val="19"/>
+          <w:szCs w:val="19"/>
+        </w:rPr>
+        <w:t xml:space="preserve"> Con los datos del paper (P = 114 bar, D_i = 203 mm, S = 151 MPa, E = 1) el espesor requerido por pared delgada es t = P·R/(S·E − 0,6·P) = 11,4·101,5/(151 − 6,84) = 8,03 mm, frente a 8,3 mm medidos en 2018 [P Tabla 2]. Por eso la hoja calcula RUL &lt; 0 para el escenario de 22 años y marca "RUL&lt;0 con FFS apto: verificar". El resultado "Apto/Pasa" de E-101 es un supuesto para mostrar la mecánica 4C → 3C → 1C; en un caso real ese resultado debe salir del cálculo API 579 con datos reales, y con estos números un FFS nivel 1 no daría margen.</w:t>
+      </w:r>
+    </w:p>
+    <w:tbl>
+      <w:tblPr>
+        <w:tblW w:type="dxa" w:w="10412"/>
+        <w:tblBorders>
+          <w:top w:val="single" w:color="auto" w:sz="4"/>
+          <w:left w:val="single" w:color="auto" w:sz="4"/>
+          <w:bottom w:val="single" w:color="auto" w:sz="4"/>
+          <w:right w:val="single" w:color="auto" w:sz="4"/>
+          <w:insideH w:val="single" w:color="auto" w:sz="4"/>
+          <w:insideV w:val="single" w:color="auto" w:sz="4"/>
+        </w:tblBorders>
+      </w:tblPr>
+      <w:tblGrid>
+        <w:gridCol w:w="2100"/>
+        <w:gridCol w:w="4700"/>
+        <w:gridCol w:w="3612"/>
+      </w:tblGrid>
+      <w:tr>
+        <w:trPr>
+          <w:cantSplit/>
+          <w:tblHeader/>
+        </w:trPr>
+        <w:tc>
+          <w:tcPr>
+            <w:tcW w:type="dxa" w:w="2100"/>
+            <w:tcBorders>
+              <w:top w:val="single" w:color="BFBFBF" w:sz="4"/>
+              <w:left w:val="single" w:color="BFBFBF" w:sz="4"/>
+              <w:bottom w:val="single" w:color="BFBFBF" w:sz="4"/>
+              <w:right w:val="single" w:color="BFBFBF" w:sz="4"/>
+            </w:tcBorders>
+            <w:shd w:fill="1F3A5F" w:val="clear"/>
+            <w:tcMar>
+              <w:top w:type="dxa" w:w="25"/>
+              <w:left w:type="dxa" w:w="60"/>
+              <w:bottom w:type="dxa" w:w="25"/>
+              <w:right w:type="dxa" w:w="60"/>
+            </w:tcMar>
+          </w:tcPr>
+          <w:p>
+            <w:pPr>
+              <w:spacing w:after="0" w:line="220"/>
+            </w:pPr>
+            <w:r>
+              <w:rPr>
+                <w:rFonts w:ascii="Arial" w:cs="Arial" w:eastAsia="Arial" w:hAnsi="Arial"/>
+                <w:b/>
+                <w:bCs/>
+                <w:color w:val="FFFFFF"/>
+                <w:sz w:val="16"/>
+                <w:szCs w:val="16"/>
+              </w:rPr>
+              <w:t xml:space="preserve">Resultado FFS (API 579-1)</w:t>
+            </w:r>
+          </w:p>
+        </w:tc>
+        <w:tc>
+          <w:tcPr>
+            <w:tcW w:type="dxa" w:w="4700"/>
+            <w:tcBorders>
+              <w:top w:val="single" w:color="BFBFBF" w:sz="4"/>
+              <w:left w:val="single" w:color="BFBFBF" w:sz="4"/>
+              <w:bottom w:val="single" w:color="BFBFBF" w:sz="4"/>
+              <w:right w:val="single" w:color="BFBFBF" w:sz="4"/>
+            </w:tcBorders>
+            <w:shd w:fill="1F3A5F" w:val="clear"/>
+            <w:tcMar>
+              <w:top w:type="dxa" w:w="25"/>
+              <w:left w:type="dxa" w:w="60"/>
+              <w:bottom w:type="dxa" w:w="25"/>
+              <w:right w:type="dxa" w:w="60"/>
+            </w:tcMar>
+          </w:tcPr>
+          <w:p>
+            <w:pPr>
+              <w:spacing w:after="0" w:line="220"/>
+            </w:pPr>
+            <w:r>
+              <w:rPr>
+                <w:rFonts w:ascii="Arial" w:cs="Arial" w:eastAsia="Arial" w:hAnsi="Arial"/>
+                <w:b/>
+                <w:bCs/>
+                <w:color w:val="FFFFFF"/>
+                <w:sz w:val="16"/>
+                <w:szCs w:val="16"/>
+              </w:rPr>
+              <w:t xml:space="preserve">Tratamiento en el modelo</w:t>
+            </w:r>
+          </w:p>
+        </w:tc>
+        <w:tc>
+          <w:tcPr>
+            <w:tcW w:type="dxa" w:w="3612"/>
+            <w:tcBorders>
+              <w:top w:val="single" w:color="BFBFBF" w:sz="4"/>
+              <w:left w:val="single" w:color="BFBFBF" w:sz="4"/>
+              <w:bottom w:val="single" w:color="BFBFBF" w:sz="4"/>
+              <w:right w:val="single" w:color="BFBFBF" w:sz="4"/>
+            </w:tcBorders>
+            <w:shd w:fill="1F3A5F" w:val="clear"/>
+            <w:tcMar>
+              <w:top w:type="dxa" w:w="25"/>
+              <w:left w:type="dxa" w:w="60"/>
+              <w:bottom w:type="dxa" w:w="25"/>
+              <w:right w:type="dxa" w:w="60"/>
+            </w:tcMar>
+          </w:tcPr>
+          <w:p>
+            <w:pPr>
+              <w:spacing w:after="0" w:line="220"/>
+            </w:pPr>
+            <w:r>
+              <w:rPr>
+                <w:rFonts w:ascii="Arial" w:cs="Arial" w:eastAsia="Arial" w:hAnsi="Arial"/>
+                <w:b/>
+                <w:bCs/>
+                <w:color w:val="FFFFFF"/>
+                <w:sz w:val="16"/>
+                <w:szCs w:val="16"/>
+              </w:rPr>
+              <w:t xml:space="preserve">Efecto económico</w:t>
+            </w:r>
+          </w:p>
+        </w:tc>
+      </w:tr>
+      <w:tr>
+        <w:trPr>
+          <w:cantSplit/>
+          <w:tblHeader w:val="off"/>
+        </w:trPr>
+        <w:tc>
+          <w:tcPr>
+            <w:tcW w:type="dxa" w:w="2100"/>
+            <w:tcBorders>
+              <w:top w:val="single" w:color="BFBFBF" w:sz="4"/>
+              <w:left w:val="single" w:color="BFBFBF" w:sz="4"/>
+              <w:bottom w:val="single" w:color="BFBFBF" w:sz="4"/>
+              <w:right w:val="single" w:color="BFBFBF" w:sz="4"/>
+            </w:tcBorders>
+            <w:tcMar>
+              <w:top w:type="dxa" w:w="25"/>
+              <w:left w:type="dxa" w:w="60"/>
+              <w:bottom w:type="dxa" w:w="25"/>
+              <w:right w:type="dxa" w:w="60"/>
+            </w:tcMar>
+          </w:tcPr>
+          <w:p>
+            <w:pPr>
+              <w:spacing w:after="0" w:line="220"/>
+            </w:pPr>
+            <w:r>
+              <w:rPr>
+                <w:rFonts w:ascii="Arial" w:cs="Arial" w:eastAsia="Arial" w:hAnsi="Arial"/>
+                <w:b w:val="false"/>
+                <w:bCs w:val="false"/>
+                <w:sz w:val="16"/>
+                <w:szCs w:val="16"/>
+              </w:rPr>
+              <w:t xml:space="preserve">APTO PARA SERVICIO (Nivel 1, 2 o 3; FAD pasa)</w:t>
+            </w:r>
+          </w:p>
+        </w:tc>
+        <w:tc>
+          <w:tcPr>
+            <w:tcW w:type="dxa" w:w="4700"/>
+            <w:tcBorders>
+              <w:top w:val="single" w:color="BFBFBF" w:sz="4"/>
+              <w:left w:val="single" w:color="BFBFBF" w:sz="4"/>
+              <w:bottom w:val="single" w:color="BFBFBF" w:sz="4"/>
+              <w:right w:val="single" w:color="BFBFBF" w:sz="4"/>
+            </w:tcBorders>
+            <w:tcMar>
+              <w:top w:type="dxa" w:w="25"/>
+              <w:left w:type="dxa" w:w="60"/>
+              <w:bottom w:type="dxa" w:w="25"/>
+              <w:right w:type="dxa" w:w="60"/>
+            </w:tcMar>
+          </w:tcPr>
+          <w:p>
+            <w:pPr>
+              <w:spacing w:after="0" w:line="220"/>
+            </w:pPr>
+            <w:r>
+              <w:rPr>
+                <w:rFonts w:ascii="Arial" w:cs="Arial" w:eastAsia="Arial" w:hAnsi="Arial"/>
+                <w:b w:val="false"/>
+                <w:bCs w:val="false"/>
+                <w:sz w:val="16"/>
+                <w:szCs w:val="16"/>
+              </w:rPr>
+              <w:t xml:space="preserve">DF_post = DF·conf·0,05 [MODELO]; nueva POF y categoría RAM</w:t>
+            </w:r>
+          </w:p>
+        </w:tc>
+        <w:tc>
+          <w:tcPr>
+            <w:tcW w:type="dxa" w:w="3612"/>
+            <w:tcBorders>
+              <w:top w:val="single" w:color="BFBFBF" w:sz="4"/>
+              <w:left w:val="single" w:color="BFBFBF" w:sz="4"/>
+              <w:bottom w:val="single" w:color="BFBFBF" w:sz="4"/>
+              <w:right w:val="single" w:color="BFBFBF" w:sz="4"/>
+            </w:tcBorders>
+            <w:tcMar>
+              <w:top w:type="dxa" w:w="25"/>
+              <w:left w:type="dxa" w:w="60"/>
+              <w:bottom w:type="dxa" w:w="25"/>
+              <w:right w:type="dxa" w:w="60"/>
+            </w:tcMar>
+          </w:tcPr>
+          <w:p>
+            <w:pPr>
+              <w:spacing w:after="0" w:line="220"/>
+            </w:pPr>
+            <w:r>
+              <w:rPr>
+                <w:rFonts w:ascii="Arial" w:cs="Arial" w:eastAsia="Arial" w:hAnsi="Arial"/>
+                <w:b w:val="false"/>
+                <w:bCs w:val="false"/>
+                <w:sz w:val="16"/>
+                <w:szCs w:val="16"/>
+              </w:rPr>
+              <w:t xml:space="preserve">RR (Ec. 9); costo de FFS en I0 (nivel 1/2/3: 3.000/15.000/60.000 USD, supuesto)</w:t>
+            </w:r>
+          </w:p>
+        </w:tc>
+      </w:tr>
+      <w:tr>
+        <w:trPr>
+          <w:cantSplit/>
+          <w:tblHeader w:val="off"/>
+        </w:trPr>
+        <w:tc>
+          <w:tcPr>
+            <w:tcW w:type="dxa" w:w="2100"/>
+            <w:tcBorders>
+              <w:top w:val="single" w:color="BFBFBF" w:sz="4"/>
+              <w:left w:val="single" w:color="BFBFBF" w:sz="4"/>
+              <w:bottom w:val="single" w:color="BFBFBF" w:sz="4"/>
+              <w:right w:val="single" w:color="BFBFBF" w:sz="4"/>
+            </w:tcBorders>
+            <w:shd w:fill="F6F8FB" w:val="clear"/>
+            <w:tcMar>
+              <w:top w:type="dxa" w:w="25"/>
+              <w:left w:type="dxa" w:w="60"/>
+              <w:bottom w:type="dxa" w:w="25"/>
+              <w:right w:type="dxa" w:w="60"/>
+            </w:tcMar>
+          </w:tcPr>
+          <w:p>
+            <w:pPr>
+              <w:spacing w:after="0" w:line="220"/>
+            </w:pPr>
+            <w:r>
+              <w:rPr>
+                <w:rFonts w:ascii="Arial" w:cs="Arial" w:eastAsia="Arial" w:hAnsi="Arial"/>
+                <w:b w:val="false"/>
+                <w:bCs w:val="false"/>
+                <w:sz w:val="16"/>
+                <w:szCs w:val="16"/>
+              </w:rPr>
+              <w:t xml:space="preserve">APTO CON LIMITACIONES (FAD pasa)</w:t>
+            </w:r>
+          </w:p>
+        </w:tc>
+        <w:tc>
+          <w:tcPr>
+            <w:tcW w:type="dxa" w:w="4700"/>
+            <w:tcBorders>
+              <w:top w:val="single" w:color="BFBFBF" w:sz="4"/>
+              <w:left w:val="single" w:color="BFBFBF" w:sz="4"/>
+              <w:bottom w:val="single" w:color="BFBFBF" w:sz="4"/>
+              <w:right w:val="single" w:color="BFBFBF" w:sz="4"/>
+            </w:tcBorders>
+            <w:shd w:fill="F6F8FB" w:val="clear"/>
+            <w:tcMar>
+              <w:top w:type="dxa" w:w="25"/>
+              <w:left w:type="dxa" w:w="60"/>
+              <w:bottom w:type="dxa" w:w="25"/>
+              <w:right w:type="dxa" w:w="60"/>
+            </w:tcMar>
+          </w:tcPr>
+          <w:p>
+            <w:pPr>
+              <w:spacing w:after="0" w:line="220"/>
+            </w:pPr>
+            <w:r>
+              <w:rPr>
+                <w:rFonts w:ascii="Arial" w:cs="Arial" w:eastAsia="Arial" w:hAnsi="Arial"/>
+                <w:b w:val="false"/>
+                <w:bCs w:val="false"/>
+                <w:sz w:val="16"/>
+                <w:szCs w:val="16"/>
+              </w:rPr>
+              <w:t xml:space="preserve">Crédito parcial f = 0,30 [SUPUESTO]; RUL fija el próximo intervalo</w:t>
+            </w:r>
+          </w:p>
+        </w:tc>
+        <w:tc>
+          <w:tcPr>
+            <w:tcW w:type="dxa" w:w="3612"/>
+            <w:tcBorders>
+              <w:top w:val="single" w:color="BFBFBF" w:sz="4"/>
+              <w:left w:val="single" w:color="BFBFBF" w:sz="4"/>
+              <w:bottom w:val="single" w:color="BFBFBF" w:sz="4"/>
+              <w:right w:val="single" w:color="BFBFBF" w:sz="4"/>
+            </w:tcBorders>
+            <w:shd w:fill="F6F8FB" w:val="clear"/>
+            <w:tcMar>
+              <w:top w:type="dxa" w:w="25"/>
+              <w:left w:type="dxa" w:w="60"/>
+              <w:bottom w:type="dxa" w:w="25"/>
+              <w:right w:type="dxa" w:w="60"/>
+            </w:tcMar>
+          </w:tcPr>
+          <w:p>
+            <w:pPr>
+              <w:spacing w:after="0" w:line="220"/>
+            </w:pPr>
+            <w:r>
+              <w:rPr>
+                <w:rFonts w:ascii="Arial" w:cs="Arial" w:eastAsia="Arial" w:hAnsi="Arial"/>
+                <w:b w:val="false"/>
+                <w:bCs w:val="false"/>
+                <w:sz w:val="16"/>
+                <w:szCs w:val="16"/>
+              </w:rPr>
+              <w:t xml:space="preserve">Costo de limitación (bajar P/T, monitoreo, reinspección) en I0; RR menor</w:t>
+            </w:r>
+          </w:p>
+        </w:tc>
+      </w:tr>
+      <w:tr>
+        <w:trPr>
+          <w:cantSplit/>
+          <w:tblHeader w:val="off"/>
+        </w:trPr>
+        <w:tc>
+          <w:tcPr>
+            <w:tcW w:type="dxa" w:w="2100"/>
+            <w:tcBorders>
+              <w:top w:val="single" w:color="BFBFBF" w:sz="4"/>
+              <w:left w:val="single" w:color="BFBFBF" w:sz="4"/>
+              <w:bottom w:val="single" w:color="BFBFBF" w:sz="4"/>
+              <w:right w:val="single" w:color="BFBFBF" w:sz="4"/>
+            </w:tcBorders>
+            <w:tcMar>
+              <w:top w:type="dxa" w:w="25"/>
+              <w:left w:type="dxa" w:w="60"/>
+              <w:bottom w:type="dxa" w:w="25"/>
+              <w:right w:type="dxa" w:w="60"/>
+            </w:tcMar>
+          </w:tcPr>
+          <w:p>
+            <w:pPr>
+              <w:spacing w:after="0" w:line="220"/>
+            </w:pPr>
+            <w:r>
+              <w:rPr>
+                <w:rFonts w:ascii="Arial" w:cs="Arial" w:eastAsia="Arial" w:hAnsi="Arial"/>
+                <w:b w:val="false"/>
+                <w:bCs w:val="false"/>
+                <w:sz w:val="16"/>
+                <w:szCs w:val="16"/>
+              </w:rPr>
+              <w:t xml:space="preserve">NO APTO (FAD no pasa)</w:t>
+            </w:r>
+          </w:p>
+        </w:tc>
+        <w:tc>
+          <w:tcPr>
+            <w:tcW w:type="dxa" w:w="4700"/>
+            <w:tcBorders>
+              <w:top w:val="single" w:color="BFBFBF" w:sz="4"/>
+              <w:left w:val="single" w:color="BFBFBF" w:sz="4"/>
+              <w:bottom w:val="single" w:color="BFBFBF" w:sz="4"/>
+              <w:right w:val="single" w:color="BFBFBF" w:sz="4"/>
+            </w:tcBorders>
+            <w:tcMar>
+              <w:top w:type="dxa" w:w="25"/>
+              <w:left w:type="dxa" w:w="60"/>
+              <w:bottom w:type="dxa" w:w="25"/>
+              <w:right w:type="dxa" w:w="60"/>
+            </w:tcMar>
+          </w:tcPr>
+          <w:p>
+            <w:pPr>
+              <w:spacing w:after="0" w:line="220"/>
+            </w:pPr>
+            <w:r>
+              <w:rPr>
+                <w:rFonts w:ascii="Arial" w:cs="Arial" w:eastAsia="Arial" w:hAnsi="Arial"/>
+                <w:b w:val="false"/>
+                <w:bCs w:val="false"/>
+                <w:sz w:val="16"/>
+                <w:szCs w:val="16"/>
+              </w:rPr>
+              <w:t xml:space="preserve">Reparar, reemplazar o rebajar; tras reparar DF = 1</w:t>
+            </w:r>
+          </w:p>
+        </w:tc>
+        <w:tc>
+          <w:tcPr>
+            <w:tcW w:type="dxa" w:w="3612"/>
+            <w:tcBorders>
+              <w:top w:val="single" w:color="BFBFBF" w:sz="4"/>
+              <w:left w:val="single" w:color="BFBFBF" w:sz="4"/>
+              <w:bottom w:val="single" w:color="BFBFBF" w:sz="4"/>
+              <w:right w:val="single" w:color="BFBFBF" w:sz="4"/>
+            </w:tcBorders>
+            <w:tcMar>
+              <w:top w:type="dxa" w:w="25"/>
+              <w:left w:type="dxa" w:w="60"/>
+              <w:bottom w:type="dxa" w:w="25"/>
+              <w:right w:type="dxa" w:w="60"/>
+            </w:tcMar>
+          </w:tcPr>
+          <w:p>
+            <w:pPr>
+              <w:spacing w:after="0" w:line="220"/>
+            </w:pPr>
+            <w:r>
+              <w:rPr>
+                <w:rFonts w:ascii="Arial" w:cs="Arial" w:eastAsia="Arial" w:hAnsi="Arial"/>
+                <w:b w:val="false"/>
+                <w:bCs w:val="false"/>
+                <w:sz w:val="16"/>
+                <w:szCs w:val="16"/>
+              </w:rPr>
+              <w:t xml:space="preserve">Costo de reparación/reemplazo en I0; el riesgo previo persiste hasta reparar</w:t>
+            </w:r>
+          </w:p>
+        </w:tc>
+      </w:tr>
+      <w:tr>
+        <w:trPr>
+          <w:cantSplit/>
+          <w:tblHeader w:val="off"/>
+        </w:trPr>
+        <w:tc>
+          <w:tcPr>
+            <w:tcW w:type="dxa" w:w="2100"/>
+            <w:tcBorders>
+              <w:top w:val="single" w:color="BFBFBF" w:sz="4"/>
+              <w:left w:val="single" w:color="BFBFBF" w:sz="4"/>
+              <w:bottom w:val="single" w:color="BFBFBF" w:sz="4"/>
+              <w:right w:val="single" w:color="BFBFBF" w:sz="4"/>
+            </w:tcBorders>
+            <w:shd w:fill="F6F8FB" w:val="clear"/>
+            <w:tcMar>
+              <w:top w:type="dxa" w:w="25"/>
+              <w:left w:type="dxa" w:w="60"/>
+              <w:bottom w:type="dxa" w:w="25"/>
+              <w:right w:type="dxa" w:w="60"/>
+            </w:tcMar>
+          </w:tcPr>
+          <w:p>
+            <w:pPr>
+              <w:spacing w:after="0" w:line="220"/>
+            </w:pPr>
+            <w:r>
+              <w:rPr>
+                <w:rFonts w:ascii="Arial" w:cs="Arial" w:eastAsia="Arial" w:hAnsi="Arial"/>
+                <w:b w:val="false"/>
+                <w:bCs w:val="false"/>
+                <w:sz w:val="16"/>
+                <w:szCs w:val="16"/>
+              </w:rPr>
+              <w:t xml:space="preserve">Inconsistente (Apto con FAD No pasa)</w:t>
+            </w:r>
+          </w:p>
+        </w:tc>
+        <w:tc>
+          <w:tcPr>
+            <w:tcW w:type="dxa" w:w="4700"/>
+            <w:tcBorders>
+              <w:top w:val="single" w:color="BFBFBF" w:sz="4"/>
+              <w:left w:val="single" w:color="BFBFBF" w:sz="4"/>
+              <w:bottom w:val="single" w:color="BFBFBF" w:sz="4"/>
+              <w:right w:val="single" w:color="BFBFBF" w:sz="4"/>
+            </w:tcBorders>
+            <w:shd w:fill="F6F8FB" w:val="clear"/>
+            <w:tcMar>
+              <w:top w:type="dxa" w:w="25"/>
+              <w:left w:type="dxa" w:w="60"/>
+              <w:bottom w:type="dxa" w:w="25"/>
+              <w:right w:type="dxa" w:w="60"/>
+            </w:tcMar>
+          </w:tcPr>
+          <w:p>
+            <w:pPr>
+              <w:spacing w:after="0" w:line="220"/>
+            </w:pPr>
+            <w:r>
+              <w:rPr>
+                <w:rFonts w:ascii="Arial" w:cs="Arial" w:eastAsia="Arial" w:hAnsi="Arial"/>
+                <w:b w:val="false"/>
+                <w:bCs w:val="false"/>
+                <w:sz w:val="16"/>
+                <w:szCs w:val="16"/>
+              </w:rPr>
+              <w:t xml:space="preserve">"REVISAR": sin crédito de riesgo</w:t>
+            </w:r>
+          </w:p>
+        </w:tc>
+        <w:tc>
+          <w:tcPr>
+            <w:tcW w:type="dxa" w:w="3612"/>
+            <w:tcBorders>
+              <w:top w:val="single" w:color="BFBFBF" w:sz="4"/>
+              <w:left w:val="single" w:color="BFBFBF" w:sz="4"/>
+              <w:bottom w:val="single" w:color="BFBFBF" w:sz="4"/>
+              <w:right w:val="single" w:color="BFBFBF" w:sz="4"/>
+            </w:tcBorders>
+            <w:shd w:fill="F6F8FB" w:val="clear"/>
+            <w:tcMar>
+              <w:top w:type="dxa" w:w="25"/>
+              <w:left w:type="dxa" w:w="60"/>
+              <w:bottom w:type="dxa" w:w="25"/>
+              <w:right w:type="dxa" w:w="60"/>
+            </w:tcMar>
+          </w:tcPr>
+          <w:p>
+            <w:pPr>
+              <w:spacing w:after="0" w:line="220"/>
+            </w:pPr>
+            <w:r>
+              <w:rPr>
+                <w:rFonts w:ascii="Arial" w:cs="Arial" w:eastAsia="Arial" w:hAnsi="Arial"/>
+                <w:b w:val="false"/>
+                <w:bCs w:val="false"/>
+                <w:sz w:val="16"/>
+                <w:szCs w:val="16"/>
+              </w:rPr>
+              <w:t xml:space="preserve">Ninguno hasta resolver</w:t>
+            </w:r>
+          </w:p>
+        </w:tc>
+      </w:tr>
+    </w:tbl>
+    <w:p>
+      <w:pPr>
+        <w:spacing w:after="30" w:before="30" w:line="250"/>
+      </w:pPr>
+      <w:r>
+        <w:rPr>
+          <w:rFonts w:ascii="Arial" w:cs="Arial" w:eastAsia="Arial" w:hAnsi="Arial"/>
+          <w:b/>
+          <w:bCs/>
+          <w:sz w:val="19"/>
+          <w:szCs w:val="19"/>
+        </w:rPr>
+        <w:t xml:space="preserve">Niveles:</w:t>
+      </w:r>
+      <w:r>
+        <w:rPr>
+          <w:rFonts w:ascii="Arial" w:cs="Arial" w:eastAsia="Arial" w:hAnsi="Arial"/>
+          <w:sz w:val="19"/>
+          <w:szCs w:val="19"/>
+        </w:rPr>
+        <w:t xml:space="preserve"> 1 = cribado con criterios simples; 2 = evaluación detallada con cálculo; 3 = análisis avanzado (elementos finitos, mecánica de fractura, probabilístico). Se escala de nivel solo si el anterior no concluye. </w:t>
+      </w:r>
+      <w:r>
+        <w:rPr>
+          <w:rFonts w:ascii="Arial" w:cs="Arial" w:eastAsia="Arial" w:hAnsi="Arial"/>
+          <w:b/>
+          <w:bCs/>
+          <w:sz w:val="19"/>
+          <w:szCs w:val="19"/>
+        </w:rPr>
+        <w:t xml:space="preserve">RUL</w:t>
+      </w:r>
+      <w:r>
+        <w:rPr>
+          <w:rFonts w:ascii="Arial" w:cs="Arial" w:eastAsia="Arial" w:hAnsi="Arial"/>
+          <w:sz w:val="19"/>
+          <w:szCs w:val="19"/>
+        </w:rPr>
+        <w:t xml:space="preserve"> = (t − t_mín)/CR − edad (años). </w:t>
+      </w:r>
+      <w:r>
+        <w:rPr>
+          <w:rFonts w:ascii="Arial" w:cs="Arial" w:eastAsia="Arial" w:hAnsi="Arial"/>
+          <w:b/>
+          <w:bCs/>
+          <w:sz w:val="19"/>
+          <w:szCs w:val="19"/>
+        </w:rPr>
+        <w:t xml:space="preserve">Extensión de vida</w:t>
+      </w:r>
+      <w:r>
+        <w:rPr>
+          <w:rFonts w:ascii="Arial" w:cs="Arial" w:eastAsia="Arial" w:hAnsi="Arial"/>
+          <w:sz w:val="19"/>
+          <w:szCs w:val="19"/>
+        </w:rPr>
+        <w:t xml:space="preserve"> (propuesta, no implementada en la hoja): valor del reemplazo diferido = C_reemplazo·[1 − (1+r)^−ΔRUL].</w:t>
+      </w:r>
+    </w:p>
+    <w:tbl>
+      <w:tblPr>
+        <w:tblW w:type="dxa" w:w="10412"/>
+        <w:tblBorders>
+          <w:top w:val="single" w:color="auto" w:sz="4"/>
+          <w:left w:val="single" w:color="auto" w:sz="4"/>
+          <w:bottom w:val="single" w:color="auto" w:sz="4"/>
+          <w:right w:val="single" w:color="auto" w:sz="4"/>
+          <w:insideH w:val="single" w:color="auto" w:sz="4"/>
+          <w:insideV w:val="single" w:color="auto" w:sz="4"/>
+        </w:tblBorders>
+      </w:tblPr>
+      <w:tblGrid>
+        <w:gridCol w:w="2100"/>
+        <w:gridCol w:w="4700"/>
+        <w:gridCol w:w="3612"/>
+      </w:tblGrid>
+      <w:tr>
+        <w:trPr>
+          <w:cantSplit/>
+          <w:tblHeader/>
+        </w:trPr>
+        <w:tc>
+          <w:tcPr>
+            <w:tcW w:type="dxa" w:w="2100"/>
+            <w:tcBorders>
+              <w:top w:val="single" w:color="BFBFBF" w:sz="4"/>
+              <w:left w:val="single" w:color="BFBFBF" w:sz="4"/>
+              <w:bottom w:val="single" w:color="BFBFBF" w:sz="4"/>
+              <w:right w:val="single" w:color="BFBFBF" w:sz="4"/>
+            </w:tcBorders>
+            <w:shd w:fill="1F3A5F" w:val="clear"/>
+            <w:tcMar>
+              <w:top w:type="dxa" w:w="25"/>
+              <w:left w:type="dxa" w:w="60"/>
+              <w:bottom w:type="dxa" w:w="25"/>
+              <w:right w:type="dxa" w:w="60"/>
+            </w:tcMar>
+          </w:tcPr>
+          <w:p>
+            <w:pPr>
+              <w:spacing w:after="0" w:line="220"/>
+            </w:pPr>
+            <w:r>
+              <w:rPr>
+                <w:rFonts w:ascii="Arial" w:cs="Arial" w:eastAsia="Arial" w:hAnsi="Arial"/>
+                <w:b/>
+                <w:bCs/>
+                <w:color w:val="FFFFFF"/>
+                <w:sz w:val="16"/>
+                <w:szCs w:val="16"/>
+              </w:rPr>
+              <w:t xml:space="preserve">Mecanismo</w:t>
+            </w:r>
+          </w:p>
+        </w:tc>
+        <w:tc>
+          <w:tcPr>
+            <w:tcW w:type="dxa" w:w="4700"/>
+            <w:tcBorders>
+              <w:top w:val="single" w:color="BFBFBF" w:sz="4"/>
+              <w:left w:val="single" w:color="BFBFBF" w:sz="4"/>
+              <w:bottom w:val="single" w:color="BFBFBF" w:sz="4"/>
+              <w:right w:val="single" w:color="BFBFBF" w:sz="4"/>
+            </w:tcBorders>
+            <w:shd w:fill="1F3A5F" w:val="clear"/>
+            <w:tcMar>
+              <w:top w:type="dxa" w:w="25"/>
+              <w:left w:type="dxa" w:w="60"/>
+              <w:bottom w:type="dxa" w:w="25"/>
+              <w:right w:type="dxa" w:w="60"/>
+            </w:tcMar>
+          </w:tcPr>
+          <w:p>
+            <w:pPr>
+              <w:spacing w:after="0" w:line="220"/>
+            </w:pPr>
+            <w:r>
+              <w:rPr>
+                <w:rFonts w:ascii="Arial" w:cs="Arial" w:eastAsia="Arial" w:hAnsi="Arial"/>
+                <w:b/>
+                <w:bCs/>
+                <w:color w:val="FFFFFF"/>
+                <w:sz w:val="16"/>
+                <w:szCs w:val="16"/>
+              </w:rPr>
+              <w:t xml:space="preserve">Técnicas NDE candidatas (criterio de ingeniería; verificar efectividad A–E en API 581 y PCC-3)</w:t>
+            </w:r>
+          </w:p>
+        </w:tc>
+        <w:tc>
+          <w:tcPr>
+            <w:tcW w:type="dxa" w:w="3612"/>
+            <w:tcBorders>
+              <w:top w:val="single" w:color="BFBFBF" w:sz="4"/>
+              <w:left w:val="single" w:color="BFBFBF" w:sz="4"/>
+              <w:bottom w:val="single" w:color="BFBFBF" w:sz="4"/>
+              <w:right w:val="single" w:color="BFBFBF" w:sz="4"/>
+            </w:tcBorders>
+            <w:shd w:fill="1F3A5F" w:val="clear"/>
+            <w:tcMar>
+              <w:top w:type="dxa" w:w="25"/>
+              <w:left w:type="dxa" w:w="60"/>
+              <w:bottom w:type="dxa" w:w="25"/>
+              <w:right w:type="dxa" w:w="60"/>
+            </w:tcMar>
+          </w:tcPr>
+          <w:p>
+            <w:pPr>
+              <w:spacing w:after="0" w:line="220"/>
+            </w:pPr>
+            <w:r>
+              <w:rPr>
+                <w:rFonts w:ascii="Arial" w:cs="Arial" w:eastAsia="Arial" w:hAnsi="Arial"/>
+                <w:b/>
+                <w:bCs/>
+                <w:color w:val="FFFFFF"/>
+                <w:sz w:val="16"/>
+                <w:szCs w:val="16"/>
+              </w:rPr>
+              <w:t xml:space="preserve">Opción no intrusiva</w:t>
+            </w:r>
+          </w:p>
+        </w:tc>
+      </w:tr>
+      <w:tr>
+        <w:trPr>
+          <w:cantSplit/>
+          <w:tblHeader w:val="off"/>
+        </w:trPr>
+        <w:tc>
+          <w:tcPr>
+            <w:tcW w:type="dxa" w:w="2100"/>
+            <w:tcBorders>
+              <w:top w:val="single" w:color="BFBFBF" w:sz="4"/>
+              <w:left w:val="single" w:color="BFBFBF" w:sz="4"/>
+              <w:bottom w:val="single" w:color="BFBFBF" w:sz="4"/>
+              <w:right w:val="single" w:color="BFBFBF" w:sz="4"/>
+            </w:tcBorders>
+            <w:tcMar>
+              <w:top w:type="dxa" w:w="25"/>
+              <w:left w:type="dxa" w:w="60"/>
+              <w:bottom w:type="dxa" w:w="25"/>
+              <w:right w:type="dxa" w:w="60"/>
+            </w:tcMar>
+          </w:tcPr>
+          <w:p>
+            <w:pPr>
+              <w:spacing w:after="0" w:line="220"/>
+            </w:pPr>
+            <w:r>
+              <w:rPr>
+                <w:rFonts w:ascii="Arial" w:cs="Arial" w:eastAsia="Arial" w:hAnsi="Arial"/>
+                <w:b w:val="false"/>
+                <w:bCs w:val="false"/>
+                <w:sz w:val="16"/>
+                <w:szCs w:val="16"/>
+              </w:rPr>
+              <w:t xml:space="preserve">Adelgazamiento, sulfidación, nafténica</w:t>
+            </w:r>
+          </w:p>
+        </w:tc>
+        <w:tc>
+          <w:tcPr>
+            <w:tcW w:type="dxa" w:w="4700"/>
+            <w:tcBorders>
+              <w:top w:val="single" w:color="BFBFBF" w:sz="4"/>
+              <w:left w:val="single" w:color="BFBFBF" w:sz="4"/>
+              <w:bottom w:val="single" w:color="BFBFBF" w:sz="4"/>
+              <w:right w:val="single" w:color="BFBFBF" w:sz="4"/>
+            </w:tcBorders>
+            <w:tcMar>
+              <w:top w:type="dxa" w:w="25"/>
+              <w:left w:type="dxa" w:w="60"/>
+              <w:bottom w:type="dxa" w:w="25"/>
+              <w:right w:type="dxa" w:w="60"/>
+            </w:tcMar>
+          </w:tcPr>
+          <w:p>
+            <w:pPr>
+              <w:spacing w:after="0" w:line="220"/>
+            </w:pPr>
+            <w:r>
+              <w:rPr>
+                <w:rFonts w:ascii="Arial" w:cs="Arial" w:eastAsia="Arial" w:hAnsi="Arial"/>
+                <w:b w:val="false"/>
+                <w:bCs w:val="false"/>
+                <w:sz w:val="16"/>
+                <w:szCs w:val="16"/>
+              </w:rPr>
+              <w:t xml:space="preserve">Mapeo/escaneo UT de espesores, radiografía de perfil, puntos UT (TML)</w:t>
+            </w:r>
+          </w:p>
+        </w:tc>
+        <w:tc>
+          <w:tcPr>
+            <w:tcW w:type="dxa" w:w="3612"/>
+            <w:tcBorders>
+              <w:top w:val="single" w:color="BFBFBF" w:sz="4"/>
+              <w:left w:val="single" w:color="BFBFBF" w:sz="4"/>
+              <w:bottom w:val="single" w:color="BFBFBF" w:sz="4"/>
+              <w:right w:val="single" w:color="BFBFBF" w:sz="4"/>
+            </w:tcBorders>
+            <w:tcMar>
+              <w:top w:type="dxa" w:w="25"/>
+              <w:left w:type="dxa" w:w="60"/>
+              <w:bottom w:type="dxa" w:w="25"/>
+              <w:right w:type="dxa" w:w="60"/>
+            </w:tcMar>
+          </w:tcPr>
+          <w:p>
+            <w:pPr>
+              <w:spacing w:after="0" w:line="220"/>
+            </w:pPr>
+            <w:r>
+              <w:rPr>
+                <w:rFonts w:ascii="Arial" w:cs="Arial" w:eastAsia="Arial" w:hAnsi="Arial"/>
+                <w:b w:val="false"/>
+                <w:bCs w:val="false"/>
+                <w:sz w:val="16"/>
+                <w:szCs w:val="16"/>
+              </w:rPr>
+              <w:t xml:space="preserve">Sí: UT y radiografía de perfil desde el exterior [P §2.3]</w:t>
+            </w:r>
+          </w:p>
+        </w:tc>
+      </w:tr>
+      <w:tr>
+        <w:trPr>
+          <w:cantSplit/>
+          <w:tblHeader w:val="off"/>
+        </w:trPr>
+        <w:tc>
+          <w:tcPr>
+            <w:tcW w:type="dxa" w:w="2100"/>
+            <w:tcBorders>
+              <w:top w:val="single" w:color="BFBFBF" w:sz="4"/>
+              <w:left w:val="single" w:color="BFBFBF" w:sz="4"/>
+              <w:bottom w:val="single" w:color="BFBFBF" w:sz="4"/>
+              <w:right w:val="single" w:color="BFBFBF" w:sz="4"/>
+            </w:tcBorders>
+            <w:shd w:fill="F6F8FB" w:val="clear"/>
+            <w:tcMar>
+              <w:top w:type="dxa" w:w="25"/>
+              <w:left w:type="dxa" w:w="60"/>
+              <w:bottom w:type="dxa" w:w="25"/>
+              <w:right w:type="dxa" w:w="60"/>
+            </w:tcMar>
+          </w:tcPr>
+          <w:p>
+            <w:pPr>
+              <w:spacing w:after="0" w:line="220"/>
+            </w:pPr>
+            <w:r>
+              <w:rPr>
+                <w:rFonts w:ascii="Arial" w:cs="Arial" w:eastAsia="Arial" w:hAnsi="Arial"/>
+                <w:b w:val="false"/>
+                <w:bCs w:val="false"/>
+                <w:sz w:val="16"/>
+                <w:szCs w:val="16"/>
+              </w:rPr>
+              <w:t xml:space="preserve">CUI y corrosión externa</w:t>
+            </w:r>
+          </w:p>
+        </w:tc>
+        <w:tc>
+          <w:tcPr>
+            <w:tcW w:type="dxa" w:w="4700"/>
+            <w:tcBorders>
+              <w:top w:val="single" w:color="BFBFBF" w:sz="4"/>
+              <w:left w:val="single" w:color="BFBFBF" w:sz="4"/>
+              <w:bottom w:val="single" w:color="BFBFBF" w:sz="4"/>
+              <w:right w:val="single" w:color="BFBFBF" w:sz="4"/>
+            </w:tcBorders>
+            <w:shd w:fill="F6F8FB" w:val="clear"/>
+            <w:tcMar>
+              <w:top w:type="dxa" w:w="25"/>
+              <w:left w:type="dxa" w:w="60"/>
+              <w:bottom w:type="dxa" w:w="25"/>
+              <w:right w:type="dxa" w:w="60"/>
+            </w:tcMar>
+          </w:tcPr>
+          <w:p>
+            <w:pPr>
+              <w:spacing w:after="0" w:line="220"/>
+            </w:pPr>
+            <w:r>
+              <w:rPr>
+                <w:rFonts w:ascii="Arial" w:cs="Arial" w:eastAsia="Arial" w:hAnsi="Arial"/>
+                <w:b w:val="false"/>
+                <w:bCs w:val="false"/>
+                <w:sz w:val="16"/>
+                <w:szCs w:val="16"/>
+              </w:rPr>
+              <w:t xml:space="preserve">Radiografía de perfil, corrientes de Foucault pulsadas, retiro parcial de aislamiento con inspección visual</w:t>
+            </w:r>
+          </w:p>
+        </w:tc>
+        <w:tc>
+          <w:tcPr>
+            <w:tcW w:type="dxa" w:w="3612"/>
+            <w:tcBorders>
+              <w:top w:val="single" w:color="BFBFBF" w:sz="4"/>
+              <w:left w:val="single" w:color="BFBFBF" w:sz="4"/>
+              <w:bottom w:val="single" w:color="BFBFBF" w:sz="4"/>
+              <w:right w:val="single" w:color="BFBFBF" w:sz="4"/>
+            </w:tcBorders>
+            <w:shd w:fill="F6F8FB" w:val="clear"/>
+            <w:tcMar>
+              <w:top w:type="dxa" w:w="25"/>
+              <w:left w:type="dxa" w:w="60"/>
+              <w:bottom w:type="dxa" w:w="25"/>
+              <w:right w:type="dxa" w:w="60"/>
+            </w:tcMar>
+          </w:tcPr>
+          <w:p>
+            <w:pPr>
+              <w:spacing w:after="0" w:line="220"/>
+            </w:pPr>
+            <w:r>
+              <w:rPr>
+                <w:rFonts w:ascii="Arial" w:cs="Arial" w:eastAsia="Arial" w:hAnsi="Arial"/>
+                <w:b w:val="false"/>
+                <w:bCs w:val="false"/>
+                <w:sz w:val="16"/>
+                <w:szCs w:val="16"/>
+              </w:rPr>
+              <w:t xml:space="preserve">Sí, sin retirar aislamiento</w:t>
+            </w:r>
+          </w:p>
+        </w:tc>
+      </w:tr>
+      <w:tr>
+        <w:trPr>
+          <w:cantSplit/>
+          <w:tblHeader w:val="off"/>
+        </w:trPr>
+        <w:tc>
+          <w:tcPr>
+            <w:tcW w:type="dxa" w:w="2100"/>
+            <w:tcBorders>
+              <w:top w:val="single" w:color="BFBFBF" w:sz="4"/>
+              <w:left w:val="single" w:color="BFBFBF" w:sz="4"/>
+              <w:bottom w:val="single" w:color="BFBFBF" w:sz="4"/>
+              <w:right w:val="single" w:color="BFBFBF" w:sz="4"/>
+            </w:tcBorders>
+            <w:tcMar>
+              <w:top w:type="dxa" w:w="25"/>
+              <w:left w:type="dxa" w:w="60"/>
+              <w:bottom w:type="dxa" w:w="25"/>
+              <w:right w:type="dxa" w:w="60"/>
+            </w:tcMar>
+          </w:tcPr>
+          <w:p>
+            <w:pPr>
+              <w:spacing w:after="0" w:line="220"/>
+            </w:pPr>
+            <w:r>
+              <w:rPr>
+                <w:rFonts w:ascii="Arial" w:cs="Arial" w:eastAsia="Arial" w:hAnsi="Arial"/>
+                <w:b w:val="false"/>
+                <w:bCs w:val="false"/>
+                <w:sz w:val="16"/>
+                <w:szCs w:val="16"/>
+              </w:rPr>
+              <w:t xml:space="preserve">HIC/SOHIC, SCC</w:t>
+            </w:r>
+          </w:p>
+        </w:tc>
+        <w:tc>
+          <w:tcPr>
+            <w:tcW w:type="dxa" w:w="4700"/>
+            <w:tcBorders>
+              <w:top w:val="single" w:color="BFBFBF" w:sz="4"/>
+              <w:left w:val="single" w:color="BFBFBF" w:sz="4"/>
+              <w:bottom w:val="single" w:color="BFBFBF" w:sz="4"/>
+              <w:right w:val="single" w:color="BFBFBF" w:sz="4"/>
+            </w:tcBorders>
+            <w:tcMar>
+              <w:top w:type="dxa" w:w="25"/>
+              <w:left w:type="dxa" w:w="60"/>
+              <w:bottom w:type="dxa" w:w="25"/>
+              <w:right w:type="dxa" w:w="60"/>
+            </w:tcMar>
+          </w:tcPr>
+          <w:p>
+            <w:pPr>
+              <w:spacing w:after="0" w:line="220"/>
+            </w:pPr>
+            <w:r>
+              <w:rPr>
+                <w:rFonts w:ascii="Arial" w:cs="Arial" w:eastAsia="Arial" w:hAnsi="Arial"/>
+                <w:b w:val="false"/>
+                <w:bCs w:val="false"/>
+                <w:sz w:val="16"/>
+                <w:szCs w:val="16"/>
+              </w:rPr>
+              <w:t xml:space="preserve">UT de haz angular/phased array/TOFD, partículas magnéticas fluorescentes húmedas</w:t>
+            </w:r>
+          </w:p>
+        </w:tc>
+        <w:tc>
+          <w:tcPr>
+            <w:tcW w:type="dxa" w:w="3612"/>
+            <w:tcBorders>
+              <w:top w:val="single" w:color="BFBFBF" w:sz="4"/>
+              <w:left w:val="single" w:color="BFBFBF" w:sz="4"/>
+              <w:bottom w:val="single" w:color="BFBFBF" w:sz="4"/>
+              <w:right w:val="single" w:color="BFBFBF" w:sz="4"/>
+            </w:tcBorders>
+            <w:tcMar>
+              <w:top w:type="dxa" w:w="25"/>
+              <w:left w:type="dxa" w:w="60"/>
+              <w:bottom w:type="dxa" w:w="25"/>
+              <w:right w:type="dxa" w:w="60"/>
+            </w:tcMar>
+          </w:tcPr>
+          <w:p>
+            <w:pPr>
+              <w:spacing w:after="0" w:line="220"/>
+            </w:pPr>
+            <w:r>
+              <w:rPr>
+                <w:rFonts w:ascii="Arial" w:cs="Arial" w:eastAsia="Arial" w:hAnsi="Arial"/>
+                <w:b w:val="false"/>
+                <w:bCs w:val="false"/>
+                <w:sz w:val="16"/>
+                <w:szCs w:val="16"/>
+              </w:rPr>
+              <w:t xml:space="preserve">Parcial</w:t>
+            </w:r>
+          </w:p>
+        </w:tc>
+      </w:tr>
+      <w:tr>
+        <w:trPr>
+          <w:cantSplit/>
+          <w:tblHeader w:val="off"/>
+        </w:trPr>
+        <w:tc>
+          <w:tcPr>
+            <w:tcW w:type="dxa" w:w="2100"/>
+            <w:tcBorders>
+              <w:top w:val="single" w:color="BFBFBF" w:sz="4"/>
+              <w:left w:val="single" w:color="BFBFBF" w:sz="4"/>
+              <w:bottom w:val="single" w:color="BFBFBF" w:sz="4"/>
+              <w:right w:val="single" w:color="BFBFBF" w:sz="4"/>
+            </w:tcBorders>
+            <w:shd w:fill="F6F8FB" w:val="clear"/>
+            <w:tcMar>
+              <w:top w:type="dxa" w:w="25"/>
+              <w:left w:type="dxa" w:w="60"/>
+              <w:bottom w:type="dxa" w:w="25"/>
+              <w:right w:type="dxa" w:w="60"/>
+            </w:tcMar>
+          </w:tcPr>
+          <w:p>
+            <w:pPr>
+              <w:spacing w:after="0" w:line="220"/>
+            </w:pPr>
+            <w:r>
+              <w:rPr>
+                <w:rFonts w:ascii="Arial" w:cs="Arial" w:eastAsia="Arial" w:hAnsi="Arial"/>
+                <w:b w:val="false"/>
+                <w:bCs w:val="false"/>
+                <w:sz w:val="16"/>
+                <w:szCs w:val="16"/>
+              </w:rPr>
+              <w:t xml:space="preserve">HTHA</w:t>
+            </w:r>
+          </w:p>
+        </w:tc>
+        <w:tc>
+          <w:tcPr>
+            <w:tcW w:type="dxa" w:w="4700"/>
+            <w:tcBorders>
+              <w:top w:val="single" w:color="BFBFBF" w:sz="4"/>
+              <w:left w:val="single" w:color="BFBFBF" w:sz="4"/>
+              <w:bottom w:val="single" w:color="BFBFBF" w:sz="4"/>
+              <w:right w:val="single" w:color="BFBFBF" w:sz="4"/>
+            </w:tcBorders>
+            <w:shd w:fill="F6F8FB" w:val="clear"/>
+            <w:tcMar>
+              <w:top w:type="dxa" w:w="25"/>
+              <w:left w:type="dxa" w:w="60"/>
+              <w:bottom w:type="dxa" w:w="25"/>
+              <w:right w:type="dxa" w:w="60"/>
+            </w:tcMar>
+          </w:tcPr>
+          <w:p>
+            <w:pPr>
+              <w:spacing w:after="0" w:line="220"/>
+            </w:pPr>
+            <w:r>
+              <w:rPr>
+                <w:rFonts w:ascii="Arial" w:cs="Arial" w:eastAsia="Arial" w:hAnsi="Arial"/>
+                <w:b w:val="false"/>
+                <w:bCs w:val="false"/>
+                <w:sz w:val="16"/>
+                <w:szCs w:val="16"/>
+              </w:rPr>
+              <w:t xml:space="preserve">UT avanzado (backscatter, TOFD), réplicas metalográficas</w:t>
+            </w:r>
+          </w:p>
+        </w:tc>
+        <w:tc>
+          <w:tcPr>
+            <w:tcW w:type="dxa" w:w="3612"/>
+            <w:tcBorders>
+              <w:top w:val="single" w:color="BFBFBF" w:sz="4"/>
+              <w:left w:val="single" w:color="BFBFBF" w:sz="4"/>
+              <w:bottom w:val="single" w:color="BFBFBF" w:sz="4"/>
+              <w:right w:val="single" w:color="BFBFBF" w:sz="4"/>
+            </w:tcBorders>
+            <w:shd w:fill="F6F8FB" w:val="clear"/>
+            <w:tcMar>
+              <w:top w:type="dxa" w:w="25"/>
+              <w:left w:type="dxa" w:w="60"/>
+              <w:bottom w:type="dxa" w:w="25"/>
+              <w:right w:type="dxa" w:w="60"/>
+            </w:tcMar>
+          </w:tcPr>
+          <w:p>
+            <w:pPr>
+              <w:spacing w:after="0" w:line="220"/>
+            </w:pPr>
+            <w:r>
+              <w:rPr>
+                <w:rFonts w:ascii="Arial" w:cs="Arial" w:eastAsia="Arial" w:hAnsi="Arial"/>
+                <w:b w:val="false"/>
+                <w:bCs w:val="false"/>
+                <w:sz w:val="16"/>
+                <w:szCs w:val="16"/>
+              </w:rPr>
+              <w:t xml:space="preserve">Parcial</w:t>
+            </w:r>
+          </w:p>
+        </w:tc>
+      </w:tr>
+    </w:tbl>
+    <w:p>
+      <w:pPr>
+        <w:spacing w:after="30" w:before="30" w:line="250"/>
+      </w:pPr>
+      <w:r>
+        <w:rPr>
+          <w:rFonts w:ascii="Arial" w:cs="Arial" w:eastAsia="Arial" w:hAnsi="Arial"/>
+          <w:b/>
+          <w:bCs/>
+          <w:sz w:val="19"/>
+          <w:szCs w:val="19"/>
+        </w:rPr>
+        <w:t xml:space="preserve">Valor de una técnica NDE:</w:t>
+      </w:r>
+      <w:r>
+        <w:rPr>
+          <w:rFonts w:ascii="Arial" w:cs="Arial" w:eastAsia="Arial" w:hAnsi="Arial"/>
+          <w:sz w:val="19"/>
+          <w:szCs w:val="19"/>
+        </w:rPr>
+        <w:t xml:space="preserve"> VNE = (R₀ − R₁,ef) − (C_insp + L_parada)/T_RBI; se elige la de mayor VNE. </w:t>
+      </w:r>
+      <w:r>
+        <w:rPr>
+          <w:rFonts w:ascii="Arial" w:cs="Arial" w:eastAsia="Arial" w:hAnsi="Arial"/>
+          <w:b/>
+          <w:bCs/>
+          <w:sz w:val="19"/>
+          <w:szCs w:val="19"/>
+        </w:rPr>
+        <w:t xml:space="preserve">Dato del paper:</w:t>
+      </w:r>
+      <w:r>
+        <w:rPr>
+          <w:rFonts w:ascii="Arial" w:cs="Arial" w:eastAsia="Arial" w:hAnsi="Arial"/>
+          <w:sz w:val="19"/>
+          <w:szCs w:val="19"/>
+        </w:rPr>
+        <w:t xml:space="preserve"> inspección por adelgazamiento con efectividad A intrusiva cuesta 720 USD y para 12 h la unidad [P Tabla 4]; a 40.000 USD/día son 20.000 USD de producción, total 20.720 USD; la versión no intrusiva cuesta 1.440 USD sin parada [P Tabla 5], un ahorro de 19.280 USD por inspección.</w:t>
+      </w:r>
+    </w:p>
+    <w:tbl>
+      <w:tblPr>
+        <w:tblW w:type="dxa" w:w="10412"/>
+        <w:tblBorders>
+          <w:top w:val="single" w:color="auto" w:sz="4"/>
+          <w:left w:val="single" w:color="auto" w:sz="4"/>
+          <w:bottom w:val="single" w:color="auto" w:sz="4"/>
+          <w:right w:val="single" w:color="auto" w:sz="4"/>
+          <w:insideH w:val="single" w:color="auto" w:sz="4"/>
+          <w:insideV w:val="single" w:color="auto" w:sz="4"/>
+        </w:tblBorders>
+      </w:tblPr>
+      <w:tblGrid>
+        <w:gridCol w:w="2900"/>
+        <w:gridCol w:w="2500"/>
+        <w:gridCol w:w="2500"/>
+        <w:gridCol w:w="2512"/>
+      </w:tblGrid>
+      <w:tr>
+        <w:trPr>
+          <w:cantSplit/>
+          <w:tblHeader/>
+        </w:trPr>
+        <w:tc>
+          <w:tcPr>
+            <w:tcW w:type="dxa" w:w="2900"/>
+            <w:tcBorders>
+              <w:top w:val="single" w:color="BFBFBF" w:sz="4"/>
+              <w:left w:val="single" w:color="BFBFBF" w:sz="4"/>
+              <w:bottom w:val="single" w:color="BFBFBF" w:sz="4"/>
+              <w:right w:val="single" w:color="BFBFBF" w:sz="4"/>
+            </w:tcBorders>
+            <w:shd w:fill="1F3A5F" w:val="clear"/>
+            <w:tcMar>
+              <w:top w:type="dxa" w:w="25"/>
+              <w:left w:type="dxa" w:w="60"/>
+              <w:bottom w:type="dxa" w:w="25"/>
+              <w:right w:type="dxa" w:w="60"/>
+            </w:tcMar>
+          </w:tcPr>
+          <w:p>
+            <w:pPr>
+              <w:spacing w:after="0" w:line="220"/>
+            </w:pPr>
+            <w:r>
+              <w:rPr>
+                <w:rFonts w:ascii="Arial" w:cs="Arial" w:eastAsia="Arial" w:hAnsi="Arial"/>
+                <w:b/>
+                <w:bCs/>
+                <w:color w:val="FFFFFF"/>
+                <w:sz w:val="16"/>
+                <w:szCs w:val="16"/>
+              </w:rPr>
+              <w:t xml:space="preserve">TBI vs RBI (datos de [P], 2023–2056)</w:t>
+            </w:r>
+          </w:p>
+        </w:tc>
+        <w:tc>
+          <w:tcPr>
+            <w:tcW w:type="dxa" w:w="2500"/>
+            <w:tcBorders>
+              <w:top w:val="single" w:color="BFBFBF" w:sz="4"/>
+              <w:left w:val="single" w:color="BFBFBF" w:sz="4"/>
+              <w:bottom w:val="single" w:color="BFBFBF" w:sz="4"/>
+              <w:right w:val="single" w:color="BFBFBF" w:sz="4"/>
+            </w:tcBorders>
+            <w:shd w:fill="1F3A5F" w:val="clear"/>
+            <w:tcMar>
+              <w:top w:type="dxa" w:w="25"/>
+              <w:left w:type="dxa" w:w="60"/>
+              <w:bottom w:type="dxa" w:w="25"/>
+              <w:right w:type="dxa" w:w="60"/>
+            </w:tcMar>
+          </w:tcPr>
+          <w:p>
+            <w:pPr>
+              <w:spacing w:after="0" w:line="220"/>
+            </w:pPr>
+            <w:r>
+              <w:rPr>
+                <w:rFonts w:ascii="Arial" w:cs="Arial" w:eastAsia="Arial" w:hAnsi="Arial"/>
+                <w:b/>
+                <w:bCs/>
+                <w:color w:val="FFFFFF"/>
+                <w:sz w:val="16"/>
+                <w:szCs w:val="16"/>
+              </w:rPr>
+              <w:t xml:space="preserve">TBI</w:t>
+            </w:r>
+          </w:p>
+        </w:tc>
+        <w:tc>
+          <w:tcPr>
+            <w:tcW w:type="dxa" w:w="2500"/>
+            <w:tcBorders>
+              <w:top w:val="single" w:color="BFBFBF" w:sz="4"/>
+              <w:left w:val="single" w:color="BFBFBF" w:sz="4"/>
+              <w:bottom w:val="single" w:color="BFBFBF" w:sz="4"/>
+              <w:right w:val="single" w:color="BFBFBF" w:sz="4"/>
+            </w:tcBorders>
+            <w:shd w:fill="1F3A5F" w:val="clear"/>
+            <w:tcMar>
+              <w:top w:type="dxa" w:w="25"/>
+              <w:left w:type="dxa" w:w="60"/>
+              <w:bottom w:type="dxa" w:w="25"/>
+              <w:right w:type="dxa" w:w="60"/>
+            </w:tcMar>
+          </w:tcPr>
+          <w:p>
+            <w:pPr>
+              <w:spacing w:after="0" w:line="220"/>
+            </w:pPr>
+            <w:r>
+              <w:rPr>
+                <w:rFonts w:ascii="Arial" w:cs="Arial" w:eastAsia="Arial" w:hAnsi="Arial"/>
+                <w:b/>
+                <w:bCs/>
+                <w:color w:val="FFFFFF"/>
+                <w:sz w:val="16"/>
+                <w:szCs w:val="16"/>
+              </w:rPr>
+              <w:t xml:space="preserve">RBI estrategia 2 (filas recalculadas)</w:t>
+            </w:r>
+          </w:p>
+        </w:tc>
+        <w:tc>
+          <w:tcPr>
+            <w:tcW w:type="dxa" w:w="2512"/>
+            <w:tcBorders>
+              <w:top w:val="single" w:color="BFBFBF" w:sz="4"/>
+              <w:left w:val="single" w:color="BFBFBF" w:sz="4"/>
+              <w:bottom w:val="single" w:color="BFBFBF" w:sz="4"/>
+              <w:right w:val="single" w:color="BFBFBF" w:sz="4"/>
+            </w:tcBorders>
+            <w:shd w:fill="1F3A5F" w:val="clear"/>
+            <w:tcMar>
+              <w:top w:type="dxa" w:w="25"/>
+              <w:left w:type="dxa" w:w="60"/>
+              <w:bottom w:type="dxa" w:w="25"/>
+              <w:right w:type="dxa" w:w="60"/>
+            </w:tcMar>
+          </w:tcPr>
+          <w:p>
+            <w:pPr>
+              <w:spacing w:after="0" w:line="220"/>
+            </w:pPr>
+            <w:r>
+              <w:rPr>
+                <w:rFonts w:ascii="Arial" w:cs="Arial" w:eastAsia="Arial" w:hAnsi="Arial"/>
+                <w:b/>
+                <w:bCs/>
+                <w:color w:val="FFFFFF"/>
+                <w:sz w:val="16"/>
+                <w:szCs w:val="16"/>
+              </w:rPr>
+              <w:t xml:space="preserve">Reducción</w:t>
+            </w:r>
+          </w:p>
+        </w:tc>
+      </w:tr>
+      <w:tr>
+        <w:trPr>
+          <w:cantSplit/>
+          <w:tblHeader w:val="off"/>
+        </w:trPr>
+        <w:tc>
+          <w:tcPr>
+            <w:tcW w:type="dxa" w:w="2900"/>
+            <w:tcBorders>
+              <w:top w:val="single" w:color="BFBFBF" w:sz="4"/>
+              <w:left w:val="single" w:color="BFBFBF" w:sz="4"/>
+              <w:bottom w:val="single" w:color="BFBFBF" w:sz="4"/>
+              <w:right w:val="single" w:color="BFBFBF" w:sz="4"/>
+            </w:tcBorders>
+            <w:tcMar>
+              <w:top w:type="dxa" w:w="25"/>
+              <w:left w:type="dxa" w:w="60"/>
+              <w:bottom w:type="dxa" w:w="25"/>
+              <w:right w:type="dxa" w:w="60"/>
+            </w:tcMar>
+          </w:tcPr>
+          <w:p>
+            <w:pPr>
+              <w:spacing w:after="0" w:line="220"/>
+            </w:pPr>
+            <w:r>
+              <w:rPr>
+                <w:rFonts w:ascii="Arial" w:cs="Arial" w:eastAsia="Arial" w:hAnsi="Arial"/>
+                <w:b w:val="false"/>
+                <w:bCs w:val="false"/>
+                <w:sz w:val="16"/>
+                <w:szCs w:val="16"/>
+              </w:rPr>
+              <w:t xml:space="preserve">Inspección intrusiva (Tablas 9 y 7)</w:t>
+            </w:r>
+          </w:p>
+        </w:tc>
+        <w:tc>
+          <w:tcPr>
+            <w:tcW w:type="dxa" w:w="2500"/>
+            <w:tcBorders>
+              <w:top w:val="single" w:color="BFBFBF" w:sz="4"/>
+              <w:left w:val="single" w:color="BFBFBF" w:sz="4"/>
+              <w:bottom w:val="single" w:color="BFBFBF" w:sz="4"/>
+              <w:right w:val="single" w:color="BFBFBF" w:sz="4"/>
+            </w:tcBorders>
+            <w:tcMar>
+              <w:top w:type="dxa" w:w="25"/>
+              <w:left w:type="dxa" w:w="60"/>
+              <w:bottom w:type="dxa" w:w="25"/>
+              <w:right w:type="dxa" w:w="60"/>
+            </w:tcMar>
+          </w:tcPr>
+          <w:p>
+            <w:pPr>
+              <w:spacing w:after="0" w:line="220"/>
+            </w:pPr>
+            <w:r>
+              <w:rPr>
+                <w:rFonts w:ascii="Arial" w:cs="Arial" w:eastAsia="Arial" w:hAnsi="Arial"/>
+                <w:b w:val="false"/>
+                <w:bCs w:val="false"/>
+                <w:sz w:val="16"/>
+                <w:szCs w:val="16"/>
+              </w:rPr>
+              <w:t xml:space="preserve">43.360 USD</w:t>
+            </w:r>
+          </w:p>
+        </w:tc>
+        <w:tc>
+          <w:tcPr>
+            <w:tcW w:type="dxa" w:w="2500"/>
+            <w:tcBorders>
+              <w:top w:val="single" w:color="BFBFBF" w:sz="4"/>
+              <w:left w:val="single" w:color="BFBFBF" w:sz="4"/>
+              <w:bottom w:val="single" w:color="BFBFBF" w:sz="4"/>
+              <w:right w:val="single" w:color="BFBFBF" w:sz="4"/>
+            </w:tcBorders>
+            <w:tcMar>
+              <w:top w:type="dxa" w:w="25"/>
+              <w:left w:type="dxa" w:w="60"/>
+              <w:bottom w:type="dxa" w:w="25"/>
+              <w:right w:type="dxa" w:w="60"/>
+            </w:tcMar>
+          </w:tcPr>
+          <w:p>
+            <w:pPr>
+              <w:spacing w:after="0" w:line="220"/>
+            </w:pPr>
+            <w:r>
+              <w:rPr>
+                <w:rFonts w:ascii="Arial" w:cs="Arial" w:eastAsia="Arial" w:hAnsi="Arial"/>
+                <w:b w:val="false"/>
+                <w:bCs w:val="false"/>
+                <w:sz w:val="16"/>
+                <w:szCs w:val="16"/>
+              </w:rPr>
+              <w:t xml:space="preserve">1.410 USD</w:t>
+            </w:r>
+          </w:p>
+        </w:tc>
+        <w:tc>
+          <w:tcPr>
+            <w:tcW w:type="dxa" w:w="2512"/>
+            <w:tcBorders>
+              <w:top w:val="single" w:color="BFBFBF" w:sz="4"/>
+              <w:left w:val="single" w:color="BFBFBF" w:sz="4"/>
+              <w:bottom w:val="single" w:color="BFBFBF" w:sz="4"/>
+              <w:right w:val="single" w:color="BFBFBF" w:sz="4"/>
+            </w:tcBorders>
+            <w:tcMar>
+              <w:top w:type="dxa" w:w="25"/>
+              <w:left w:type="dxa" w:w="60"/>
+              <w:bottom w:type="dxa" w:w="25"/>
+              <w:right w:type="dxa" w:w="60"/>
+            </w:tcMar>
+          </w:tcPr>
+          <w:p>
+            <w:pPr>
+              <w:spacing w:after="0" w:line="220"/>
+            </w:pPr>
+            <w:r>
+              <w:rPr>
+                <w:rFonts w:ascii="Arial" w:cs="Arial" w:eastAsia="Arial" w:hAnsi="Arial"/>
+                <w:b w:val="false"/>
+                <w:bCs w:val="false"/>
+                <w:sz w:val="16"/>
+                <w:szCs w:val="16"/>
+              </w:rPr>
+              <w:t xml:space="preserve">96,7 %</w:t>
+            </w:r>
+          </w:p>
+        </w:tc>
+      </w:tr>
+      <w:tr>
+        <w:trPr>
+          <w:cantSplit/>
+          <w:tblHeader w:val="off"/>
+        </w:trPr>
+        <w:tc>
+          <w:tcPr>
+            <w:tcW w:type="dxa" w:w="2900"/>
+            <w:tcBorders>
+              <w:top w:val="single" w:color="BFBFBF" w:sz="4"/>
+              <w:left w:val="single" w:color="BFBFBF" w:sz="4"/>
+              <w:bottom w:val="single" w:color="BFBFBF" w:sz="4"/>
+              <w:right w:val="single" w:color="BFBFBF" w:sz="4"/>
+            </w:tcBorders>
+            <w:shd w:fill="F6F8FB" w:val="clear"/>
+            <w:tcMar>
+              <w:top w:type="dxa" w:w="25"/>
+              <w:left w:type="dxa" w:w="60"/>
+              <w:bottom w:type="dxa" w:w="25"/>
+              <w:right w:type="dxa" w:w="60"/>
+            </w:tcMar>
+          </w:tcPr>
+          <w:p>
+            <w:pPr>
+              <w:spacing w:after="0" w:line="220"/>
+            </w:pPr>
+            <w:r>
+              <w:rPr>
+                <w:rFonts w:ascii="Arial" w:cs="Arial" w:eastAsia="Arial" w:hAnsi="Arial"/>
+                <w:b w:val="false"/>
+                <w:bCs w:val="false"/>
+                <w:sz w:val="16"/>
+                <w:szCs w:val="16"/>
+              </w:rPr>
+              <w:t xml:space="preserve">Inspección no intrusiva (Tablas 10 y 8)</w:t>
+            </w:r>
+          </w:p>
+        </w:tc>
+        <w:tc>
+          <w:tcPr>
+            <w:tcW w:type="dxa" w:w="2500"/>
+            <w:tcBorders>
+              <w:top w:val="single" w:color="BFBFBF" w:sz="4"/>
+              <w:left w:val="single" w:color="BFBFBF" w:sz="4"/>
+              <w:bottom w:val="single" w:color="BFBFBF" w:sz="4"/>
+              <w:right w:val="single" w:color="BFBFBF" w:sz="4"/>
+            </w:tcBorders>
+            <w:shd w:fill="F6F8FB" w:val="clear"/>
+            <w:tcMar>
+              <w:top w:type="dxa" w:w="25"/>
+              <w:left w:type="dxa" w:w="60"/>
+              <w:bottom w:type="dxa" w:w="25"/>
+              <w:right w:type="dxa" w:w="60"/>
+            </w:tcMar>
+          </w:tcPr>
+          <w:p>
+            <w:pPr>
+              <w:spacing w:after="0" w:line="220"/>
+            </w:pPr>
+            <w:r>
+              <w:rPr>
+                <w:rFonts w:ascii="Arial" w:cs="Arial" w:eastAsia="Arial" w:hAnsi="Arial"/>
+                <w:b w:val="false"/>
+                <w:bCs w:val="false"/>
+                <w:sz w:val="16"/>
+                <w:szCs w:val="16"/>
+              </w:rPr>
+              <w:t xml:space="preserve">3.840 USD</w:t>
+            </w:r>
+          </w:p>
+        </w:tc>
+        <w:tc>
+          <w:tcPr>
+            <w:tcW w:type="dxa" w:w="2500"/>
+            <w:tcBorders>
+              <w:top w:val="single" w:color="BFBFBF" w:sz="4"/>
+              <w:left w:val="single" w:color="BFBFBF" w:sz="4"/>
+              <w:bottom w:val="single" w:color="BFBFBF" w:sz="4"/>
+              <w:right w:val="single" w:color="BFBFBF" w:sz="4"/>
+            </w:tcBorders>
+            <w:shd w:fill="F6F8FB" w:val="clear"/>
+            <w:tcMar>
+              <w:top w:type="dxa" w:w="25"/>
+              <w:left w:type="dxa" w:w="60"/>
+              <w:bottom w:type="dxa" w:w="25"/>
+              <w:right w:type="dxa" w:w="60"/>
+            </w:tcMar>
+          </w:tcPr>
+          <w:p>
+            <w:pPr>
+              <w:spacing w:after="0" w:line="220"/>
+            </w:pPr>
+            <w:r>
+              <w:rPr>
+                <w:rFonts w:ascii="Arial" w:cs="Arial" w:eastAsia="Arial" w:hAnsi="Arial"/>
+                <w:b w:val="false"/>
+                <w:bCs w:val="false"/>
+                <w:sz w:val="16"/>
+                <w:szCs w:val="16"/>
+              </w:rPr>
+              <w:t xml:space="preserve">1.170 USD</w:t>
+            </w:r>
+          </w:p>
+        </w:tc>
+        <w:tc>
+          <w:tcPr>
+            <w:tcW w:type="dxa" w:w="2512"/>
+            <w:tcBorders>
+              <w:top w:val="single" w:color="BFBFBF" w:sz="4"/>
+              <w:left w:val="single" w:color="BFBFBF" w:sz="4"/>
+              <w:bottom w:val="single" w:color="BFBFBF" w:sz="4"/>
+              <w:right w:val="single" w:color="BFBFBF" w:sz="4"/>
+            </w:tcBorders>
+            <w:shd w:fill="F6F8FB" w:val="clear"/>
+            <w:tcMar>
+              <w:top w:type="dxa" w:w="25"/>
+              <w:left w:type="dxa" w:w="60"/>
+              <w:bottom w:type="dxa" w:w="25"/>
+              <w:right w:type="dxa" w:w="60"/>
+            </w:tcMar>
+          </w:tcPr>
+          <w:p>
+            <w:pPr>
+              <w:spacing w:after="0" w:line="220"/>
+            </w:pPr>
+            <w:r>
+              <w:rPr>
+                <w:rFonts w:ascii="Arial" w:cs="Arial" w:eastAsia="Arial" w:hAnsi="Arial"/>
+                <w:b w:val="false"/>
+                <w:bCs w:val="false"/>
+                <w:sz w:val="16"/>
+                <w:szCs w:val="16"/>
+              </w:rPr>
+              <w:t xml:space="preserve">69,5 %</w:t>
+            </w:r>
+          </w:p>
+        </w:tc>
+      </w:tr>
+    </w:tbl>
+    <w:p>
+      <w:pPr>
+        <w:spacing w:after="30" w:before="20" w:line="250"/>
+      </w:pPr>
+      <w:r>
+        <w:rPr>
+          <w:rFonts w:ascii="Arial" w:cs="Arial" w:eastAsia="Arial" w:hAnsi="Arial"/>
+          <w:sz w:val="19"/>
+          <w:szCs w:val="19"/>
+        </w:rPr>
+        <w:t xml:space="preserve">No hay datos de Ecopetrol en el paper ni en los archivos: esta comparación es solo la del paper; con datos de GRB, cada fila del Excel calcula el costo anual TBI (C+L)/T_TBI y RBI (C+L)/T_RBI.</w:t>
+      </w:r>
+    </w:p>
+    <w:tbl>
+      <w:tblPr>
+        <w:tblW w:type="dxa" w:w="10412"/>
+        <w:tblBorders>
+          <w:top w:val="single" w:color="auto" w:sz="4"/>
+          <w:left w:val="single" w:color="auto" w:sz="4"/>
+          <w:bottom w:val="single" w:color="auto" w:sz="4"/>
+          <w:right w:val="single" w:color="auto" w:sz="4"/>
+          <w:insideH w:val="single" w:color="auto" w:sz="4"/>
+          <w:insideV w:val="single" w:color="auto" w:sz="4"/>
+        </w:tblBorders>
+      </w:tblPr>
+      <w:tblGrid>
+        <w:gridCol w:w="2800"/>
+        <w:gridCol w:w="2400"/>
+        <w:gridCol w:w="2400"/>
+        <w:gridCol w:w="2812"/>
+      </w:tblGrid>
+      <w:tr>
+        <w:trPr>
+          <w:cantSplit/>
+          <w:tblHeader/>
+        </w:trPr>
+        <w:tc>
+          <w:tcPr>
+            <w:tcW w:type="dxa" w:w="2800"/>
+            <w:tcBorders>
+              <w:top w:val="single" w:color="BFBFBF" w:sz="4"/>
+              <w:left w:val="single" w:color="BFBFBF" w:sz="4"/>
+              <w:bottom w:val="single" w:color="BFBFBF" w:sz="4"/>
+              <w:right w:val="single" w:color="BFBFBF" w:sz="4"/>
+            </w:tcBorders>
+            <w:shd w:fill="1F3A5F" w:val="clear"/>
+            <w:tcMar>
+              <w:top w:type="dxa" w:w="25"/>
+              <w:left w:type="dxa" w:w="60"/>
+              <w:bottom w:type="dxa" w:w="25"/>
+              <w:right w:type="dxa" w:w="60"/>
+            </w:tcMar>
+          </w:tcPr>
+          <w:p>
+            <w:pPr>
+              <w:spacing w:after="0" w:line="220"/>
+            </w:pPr>
+            <w:r>
+              <w:rPr>
+                <w:rFonts w:ascii="Arial" w:cs="Arial" w:eastAsia="Arial" w:hAnsi="Arial"/>
+                <w:b/>
+                <w:bCs/>
+                <w:color w:val="FFFFFF"/>
+                <w:sz w:val="16"/>
+                <w:szCs w:val="16"/>
+              </w:rPr>
+              <w:t xml:space="preserve">Sensibilidad (7 filas de ejemplo, N = 10)</w:t>
+            </w:r>
+          </w:p>
+        </w:tc>
+        <w:tc>
+          <w:tcPr>
+            <w:tcW w:type="dxa" w:w="2400"/>
+            <w:tcBorders>
+              <w:top w:val="single" w:color="BFBFBF" w:sz="4"/>
+              <w:left w:val="single" w:color="BFBFBF" w:sz="4"/>
+              <w:bottom w:val="single" w:color="BFBFBF" w:sz="4"/>
+              <w:right w:val="single" w:color="BFBFBF" w:sz="4"/>
+            </w:tcBorders>
+            <w:shd w:fill="1F3A5F" w:val="clear"/>
+            <w:tcMar>
+              <w:top w:type="dxa" w:w="25"/>
+              <w:left w:type="dxa" w:w="60"/>
+              <w:bottom w:type="dxa" w:w="25"/>
+              <w:right w:type="dxa" w:w="60"/>
+            </w:tcMar>
+          </w:tcPr>
+          <w:p>
+            <w:pPr>
+              <w:spacing w:after="0" w:line="220"/>
+            </w:pPr>
+            <w:r>
+              <w:rPr>
+                <w:rFonts w:ascii="Arial" w:cs="Arial" w:eastAsia="Arial" w:hAnsi="Arial"/>
+                <w:b/>
+                <w:bCs/>
+                <w:color w:val="FFFFFF"/>
+                <w:sz w:val="16"/>
+                <w:szCs w:val="16"/>
+              </w:rPr>
+              <w:t xml:space="preserve">SIR agregado</w:t>
+            </w:r>
+          </w:p>
+        </w:tc>
+        <w:tc>
+          <w:tcPr>
+            <w:tcW w:type="dxa" w:w="2400"/>
+            <w:tcBorders>
+              <w:top w:val="single" w:color="BFBFBF" w:sz="4"/>
+              <w:left w:val="single" w:color="BFBFBF" w:sz="4"/>
+              <w:bottom w:val="single" w:color="BFBFBF" w:sz="4"/>
+              <w:right w:val="single" w:color="BFBFBF" w:sz="4"/>
+            </w:tcBorders>
+            <w:shd w:fill="1F3A5F" w:val="clear"/>
+            <w:tcMar>
+              <w:top w:type="dxa" w:w="25"/>
+              <w:left w:type="dxa" w:w="60"/>
+              <w:bottom w:type="dxa" w:w="25"/>
+              <w:right w:type="dxa" w:w="60"/>
+            </w:tcMar>
+          </w:tcPr>
+          <w:p>
+            <w:pPr>
+              <w:spacing w:after="0" w:line="220"/>
+            </w:pPr>
+            <w:r>
+              <w:rPr>
+                <w:rFonts w:ascii="Arial" w:cs="Arial" w:eastAsia="Arial" w:hAnsi="Arial"/>
+                <w:b/>
+                <w:bCs/>
+                <w:color w:val="FFFFFF"/>
+                <w:sz w:val="16"/>
+                <w:szCs w:val="16"/>
+              </w:rPr>
+              <w:t xml:space="preserve">VAN (USD)</w:t>
+            </w:r>
+          </w:p>
+        </w:tc>
+        <w:tc>
+          <w:tcPr>
+            <w:tcW w:type="dxa" w:w="2812"/>
+            <w:tcBorders>
+              <w:top w:val="single" w:color="BFBFBF" w:sz="4"/>
+              <w:left w:val="single" w:color="BFBFBF" w:sz="4"/>
+              <w:bottom w:val="single" w:color="BFBFBF" w:sz="4"/>
+              <w:right w:val="single" w:color="BFBFBF" w:sz="4"/>
+            </w:tcBorders>
+            <w:shd w:fill="1F3A5F" w:val="clear"/>
+            <w:tcMar>
+              <w:top w:type="dxa" w:w="25"/>
+              <w:left w:type="dxa" w:w="60"/>
+              <w:bottom w:type="dxa" w:w="25"/>
+              <w:right w:type="dxa" w:w="60"/>
+            </w:tcMar>
+          </w:tcPr>
+          <w:p>
+            <w:pPr>
+              <w:spacing w:after="0" w:line="220"/>
+            </w:pPr>
+            <w:r>
+              <w:rPr>
+                <w:rFonts w:ascii="Arial" w:cs="Arial" w:eastAsia="Arial" w:hAnsi="Arial"/>
+                <w:b/>
+                <w:bCs/>
+                <w:color w:val="FFFFFF"/>
+                <w:sz w:val="16"/>
+                <w:szCs w:val="16"/>
+              </w:rPr>
+              <w:t xml:space="preserve">Nota</w:t>
+            </w:r>
+          </w:p>
+        </w:tc>
+      </w:tr>
+      <w:tr>
+        <w:trPr>
+          <w:cantSplit/>
+          <w:tblHeader w:val="off"/>
+        </w:trPr>
+        <w:tc>
+          <w:tcPr>
+            <w:tcW w:type="dxa" w:w="2800"/>
+            <w:tcBorders>
+              <w:top w:val="single" w:color="BFBFBF" w:sz="4"/>
+              <w:left w:val="single" w:color="BFBFBF" w:sz="4"/>
+              <w:bottom w:val="single" w:color="BFBFBF" w:sz="4"/>
+              <w:right w:val="single" w:color="BFBFBF" w:sz="4"/>
+            </w:tcBorders>
+            <w:tcMar>
+              <w:top w:type="dxa" w:w="25"/>
+              <w:left w:type="dxa" w:w="60"/>
+              <w:bottom w:type="dxa" w:w="25"/>
+              <w:right w:type="dxa" w:w="60"/>
+            </w:tcMar>
+          </w:tcPr>
+          <w:p>
+            <w:pPr>
+              <w:spacing w:after="0" w:line="220"/>
+            </w:pPr>
+            <w:r>
+              <w:rPr>
+                <w:rFonts w:ascii="Arial" w:cs="Arial" w:eastAsia="Arial" w:hAnsi="Arial"/>
+                <w:b w:val="false"/>
+                <w:bCs w:val="false"/>
+                <w:sz w:val="16"/>
+                <w:szCs w:val="16"/>
+              </w:rPr>
+              <w:t xml:space="preserve">WACC 6 % / 8 % / 10 % / 12 % / 15 % / 20 %</w:t>
+            </w:r>
+          </w:p>
+        </w:tc>
+        <w:tc>
+          <w:tcPr>
+            <w:tcW w:type="dxa" w:w="2400"/>
+            <w:tcBorders>
+              <w:top w:val="single" w:color="BFBFBF" w:sz="4"/>
+              <w:left w:val="single" w:color="BFBFBF" w:sz="4"/>
+              <w:bottom w:val="single" w:color="BFBFBF" w:sz="4"/>
+              <w:right w:val="single" w:color="BFBFBF" w:sz="4"/>
+            </w:tcBorders>
+            <w:tcMar>
+              <w:top w:type="dxa" w:w="25"/>
+              <w:left w:type="dxa" w:w="60"/>
+              <w:bottom w:type="dxa" w:w="25"/>
+              <w:right w:type="dxa" w:w="60"/>
+            </w:tcMar>
+          </w:tcPr>
+          <w:p>
+            <w:pPr>
+              <w:spacing w:after="0" w:line="220"/>
+            </w:pPr>
+            <w:r>
+              <w:rPr>
+                <w:rFonts w:ascii="Arial" w:cs="Arial" w:eastAsia="Arial" w:hAnsi="Arial"/>
+                <w:b w:val="false"/>
+                <w:bCs w:val="false"/>
+                <w:sz w:val="16"/>
+                <w:szCs w:val="16"/>
+              </w:rPr>
+              <w:t xml:space="preserve">3,17 / 2,89 / 2,64 / 2,43 / 2,16 / 1,80</w:t>
+            </w:r>
+          </w:p>
+        </w:tc>
+        <w:tc>
+          <w:tcPr>
+            <w:tcW w:type="dxa" w:w="2400"/>
+            <w:tcBorders>
+              <w:top w:val="single" w:color="BFBFBF" w:sz="4"/>
+              <w:left w:val="single" w:color="BFBFBF" w:sz="4"/>
+              <w:bottom w:val="single" w:color="BFBFBF" w:sz="4"/>
+              <w:right w:val="single" w:color="BFBFBF" w:sz="4"/>
+            </w:tcBorders>
+            <w:tcMar>
+              <w:top w:type="dxa" w:w="25"/>
+              <w:left w:type="dxa" w:w="60"/>
+              <w:bottom w:type="dxa" w:w="25"/>
+              <w:right w:type="dxa" w:w="60"/>
+            </w:tcMar>
+          </w:tcPr>
+          <w:p>
+            <w:pPr>
+              <w:spacing w:after="0" w:line="220"/>
+            </w:pPr>
+            <w:r>
+              <w:rPr>
+                <w:rFonts w:ascii="Arial" w:cs="Arial" w:eastAsia="Arial" w:hAnsi="Arial"/>
+                <w:b w:val="false"/>
+                <w:bCs w:val="false"/>
+                <w:sz w:val="16"/>
+                <w:szCs w:val="16"/>
+              </w:rPr>
+              <w:t xml:space="preserve">1,00 M / 0,87 M / 0,76 M / 0,66 M / 0,54 M / 0,37 M</w:t>
+            </w:r>
+          </w:p>
+        </w:tc>
+        <w:tc>
+          <w:tcPr>
+            <w:tcW w:type="dxa" w:w="2812"/>
+            <w:tcBorders>
+              <w:top w:val="single" w:color="BFBFBF" w:sz="4"/>
+              <w:left w:val="single" w:color="BFBFBF" w:sz="4"/>
+              <w:bottom w:val="single" w:color="BFBFBF" w:sz="4"/>
+              <w:right w:val="single" w:color="BFBFBF" w:sz="4"/>
+            </w:tcBorders>
+            <w:tcMar>
+              <w:top w:type="dxa" w:w="25"/>
+              <w:left w:type="dxa" w:w="60"/>
+              <w:bottom w:type="dxa" w:w="25"/>
+              <w:right w:type="dxa" w:w="60"/>
+            </w:tcMar>
+          </w:tcPr>
+          <w:p>
+            <w:pPr>
+              <w:spacing w:after="0" w:line="220"/>
+            </w:pPr>
+            <w:r>
+              <w:rPr>
+                <w:rFonts w:ascii="Arial" w:cs="Arial" w:eastAsia="Arial" w:hAnsi="Arial"/>
+                <w:b w:val="false"/>
+                <w:bCs w:val="false"/>
+                <w:sz w:val="16"/>
+                <w:szCs w:val="16"/>
+              </w:rPr>
+              <w:t xml:space="preserve">SIR &gt; 1 en todo el rango</w:t>
+            </w:r>
+          </w:p>
+        </w:tc>
+      </w:tr>
+      <w:tr>
+        <w:trPr>
+          <w:cantSplit/>
+          <w:tblHeader w:val="off"/>
+        </w:trPr>
+        <w:tc>
+          <w:tcPr>
+            <w:tcW w:type="dxa" w:w="2800"/>
+            <w:tcBorders>
+              <w:top w:val="single" w:color="BFBFBF" w:sz="4"/>
+              <w:left w:val="single" w:color="BFBFBF" w:sz="4"/>
+              <w:bottom w:val="single" w:color="BFBFBF" w:sz="4"/>
+              <w:right w:val="single" w:color="BFBFBF" w:sz="4"/>
+            </w:tcBorders>
+            <w:shd w:fill="F6F8FB" w:val="clear"/>
+            <w:tcMar>
+              <w:top w:type="dxa" w:w="25"/>
+              <w:left w:type="dxa" w:w="60"/>
+              <w:bottom w:type="dxa" w:w="25"/>
+              <w:right w:type="dxa" w:w="60"/>
+            </w:tcMar>
+          </w:tcPr>
+          <w:p>
+            <w:pPr>
+              <w:spacing w:after="0" w:line="220"/>
+            </w:pPr>
+            <w:r>
+              <w:rPr>
+                <w:rFonts w:ascii="Arial" w:cs="Arial" w:eastAsia="Arial" w:hAnsi="Arial"/>
+                <w:b w:val="false"/>
+                <w:bCs w:val="false"/>
+                <w:sz w:val="16"/>
+                <w:szCs w:val="16"/>
+              </w:rPr>
+              <w:t xml:space="preserve">CR × 0,8 / 1,0 / 1,25 / 1,5</w:t>
+            </w:r>
+          </w:p>
+        </w:tc>
+        <w:tc>
+          <w:tcPr>
+            <w:tcW w:type="dxa" w:w="2400"/>
+            <w:tcBorders>
+              <w:top w:val="single" w:color="BFBFBF" w:sz="4"/>
+              <w:left w:val="single" w:color="BFBFBF" w:sz="4"/>
+              <w:bottom w:val="single" w:color="BFBFBF" w:sz="4"/>
+              <w:right w:val="single" w:color="BFBFBF" w:sz="4"/>
+            </w:tcBorders>
+            <w:shd w:fill="F6F8FB" w:val="clear"/>
+            <w:tcMar>
+              <w:top w:type="dxa" w:w="25"/>
+              <w:left w:type="dxa" w:w="60"/>
+              <w:bottom w:type="dxa" w:w="25"/>
+              <w:right w:type="dxa" w:w="60"/>
+            </w:tcMar>
+          </w:tcPr>
+          <w:p>
+            <w:pPr>
+              <w:spacing w:after="0" w:line="220"/>
+            </w:pPr>
+            <w:r>
+              <w:rPr>
+                <w:rFonts w:ascii="Arial" w:cs="Arial" w:eastAsia="Arial" w:hAnsi="Arial"/>
+                <w:b w:val="false"/>
+                <w:bCs w:val="false"/>
+                <w:sz w:val="16"/>
+                <w:szCs w:val="16"/>
+              </w:rPr>
+              <w:t xml:space="preserve">2,62 / 2,64 / 2,95 / 3,03</w:t>
+            </w:r>
+          </w:p>
+        </w:tc>
+        <w:tc>
+          <w:tcPr>
+            <w:tcW w:type="dxa" w:w="2400"/>
+            <w:tcBorders>
+              <w:top w:val="single" w:color="BFBFBF" w:sz="4"/>
+              <w:left w:val="single" w:color="BFBFBF" w:sz="4"/>
+              <w:bottom w:val="single" w:color="BFBFBF" w:sz="4"/>
+              <w:right w:val="single" w:color="BFBFBF" w:sz="4"/>
+            </w:tcBorders>
+            <w:shd w:fill="F6F8FB" w:val="clear"/>
+            <w:tcMar>
+              <w:top w:type="dxa" w:w="25"/>
+              <w:left w:type="dxa" w:w="60"/>
+              <w:bottom w:type="dxa" w:w="25"/>
+              <w:right w:type="dxa" w:w="60"/>
+            </w:tcMar>
+          </w:tcPr>
+          <w:p>
+            <w:pPr>
+              <w:spacing w:after="0" w:line="220"/>
+            </w:pPr>
+            <w:r>
+              <w:rPr>
+                <w:rFonts w:ascii="Arial" w:cs="Arial" w:eastAsia="Arial" w:hAnsi="Arial"/>
+                <w:b w:val="false"/>
+                <w:bCs w:val="false"/>
+                <w:sz w:val="16"/>
+                <w:szCs w:val="16"/>
+              </w:rPr>
+              <w:t xml:space="preserve">0,75 M / 0,76 M / 0,90 M / 0,94 M</w:t>
+            </w:r>
+          </w:p>
+        </w:tc>
+        <w:tc>
+          <w:tcPr>
+            <w:tcW w:type="dxa" w:w="2812"/>
+            <w:tcBorders>
+              <w:top w:val="single" w:color="BFBFBF" w:sz="4"/>
+              <w:left w:val="single" w:color="BFBFBF" w:sz="4"/>
+              <w:bottom w:val="single" w:color="BFBFBF" w:sz="4"/>
+              <w:right w:val="single" w:color="BFBFBF" w:sz="4"/>
+            </w:tcBorders>
+            <w:shd w:fill="F6F8FB" w:val="clear"/>
+            <w:tcMar>
+              <w:top w:type="dxa" w:w="25"/>
+              <w:left w:type="dxa" w:w="60"/>
+              <w:bottom w:type="dxa" w:w="25"/>
+              <w:right w:type="dxa" w:w="60"/>
+            </w:tcMar>
+          </w:tcPr>
+          <w:p>
+            <w:pPr>
+              <w:spacing w:after="0" w:line="220"/>
+            </w:pPr>
+            <w:r>
+              <w:rPr>
+                <w:rFonts w:ascii="Arial" w:cs="Arial" w:eastAsia="Arial" w:hAnsi="Arial"/>
+                <w:b w:val="false"/>
+                <w:bCs w:val="false"/>
+                <w:sz w:val="16"/>
+                <w:szCs w:val="16"/>
+              </w:rPr>
+              <w:t xml:space="preserve">Riesgo inicial 33 k → 65 k USD/año; equipos sobre objetivo 1 → 2</w:t>
+            </w:r>
+          </w:p>
+        </w:tc>
+      </w:tr>
+    </w:tbl>
+    <w:p>
+      <w:pPr>
+        <w:spacing w:after="20" w:before="30" w:line="250"/>
+      </w:pPr>
+      <w:r>
+        <w:rPr>
+          <w:rFonts w:ascii="Arial" w:cs="Arial" w:eastAsia="Arial" w:hAnsi="Arial"/>
+          <w:b/>
+          <w:bCs/>
+          <w:sz w:val="19"/>
+          <w:szCs w:val="19"/>
+        </w:rPr>
+        <w:t xml:space="preserve">Weibull (modelo complementario, no en [P] ni implementado):</w:t>
+      </w:r>
+      <w:r>
+        <w:rPr>
+          <w:rFonts w:ascii="Arial" w:cs="Arial" w:eastAsia="Arial" w:hAnsi="Arial"/>
+          <w:sz w:val="19"/>
+          <w:szCs w:val="19"/>
+        </w:rPr>
+        <w:t xml:space="preserve"> F(t) = 1 − exp[−(t/η)^β], con η y β ajustados a datos de falla estructurados según ISO 14224, sirve para contrastar el GFF genérico; no reemplaza la POF de API 581. La sensibilidad de efectividad NDE se obtiene cambiando la columna de efectividad A–E por fila.</w:t>
+      </w:r>
+    </w:p>
+    <w:p>
+      <w:pPr>
+        <w:pStyle w:val="Heading2"/>
+        <w:keepNext/>
+        <w:pBdr>
+          <w:bottom w:val="single" w:color="1F3A5F" w:sz="6" w:space="1"/>
+        </w:pBdr>
+        <w:spacing w:after="50" w:before="110"/>
+      </w:pPr>
+      <w:r>
+        <w:rPr>
+          <w:rFonts w:ascii="Arial" w:cs="Arial" w:eastAsia="Arial" w:hAnsi="Arial"/>
+          <w:b/>
+          <w:bCs/>
+          <w:color w:val="1F3A5F"/>
+          <w:sz w:val="21"/>
+          <w:szCs w:val="21"/>
+        </w:rPr>
+        <w:t xml:space="preserve">11. Glosario</w:t>
       </w:r>
     </w:p>
     <w:p>
@@ -9343,7 +11600,61 @@
           <w:sz w:val="16"/>
           <w:szCs w:val="16"/>
         </w:rPr>
-        <w:t xml:space="preserve"> valor de la vida estadística.</w:t>
+        <w:t xml:space="preserve"> valor de la vida estadística. </w:t>
+      </w:r>
+      <w:r>
+        <w:rPr>
+          <w:rFonts w:ascii="Arial" w:cs="Arial" w:eastAsia="Arial" w:hAnsi="Arial"/>
+          <w:b/>
+          <w:bCs/>
+          <w:sz w:val="16"/>
+          <w:szCs w:val="16"/>
+        </w:rPr>
+        <w:t xml:space="preserve">NDE:</w:t>
+      </w:r>
+      <w:r>
+        <w:rPr>
+          <w:rFonts w:ascii="Arial" w:cs="Arial" w:eastAsia="Arial" w:hAnsi="Arial"/>
+          <w:sz w:val="16"/>
+          <w:szCs w:val="16"/>
+        </w:rPr>
+        <w:t xml:space="preserve"> ensayo no destructivo. </w:t>
+      </w:r>
+      <w:r>
+        <w:rPr>
+          <w:rFonts w:ascii="Arial" w:cs="Arial" w:eastAsia="Arial" w:hAnsi="Arial"/>
+          <w:b/>
+          <w:bCs/>
+          <w:sz w:val="16"/>
+          <w:szCs w:val="16"/>
+        </w:rPr>
+        <w:t xml:space="preserve">RUL:</w:t>
+      </w:r>
+      <w:r>
+        <w:rPr>
+          <w:rFonts w:ascii="Arial" w:cs="Arial" w:eastAsia="Arial" w:hAnsi="Arial"/>
+          <w:sz w:val="16"/>
+          <w:szCs w:val="16"/>
+        </w:rPr>
+        <w:t xml:space="preserve"> vida remanente útil. </w:t>
+      </w:r>
+      <w:r>
+        <w:rPr>
+          <w:rFonts w:ascii="Arial" w:cs="Arial" w:eastAsia="Arial" w:hAnsi="Arial"/>
+          <w:b/>
+          <w:bCs/>
+          <w:sz w:val="16"/>
+          <w:szCs w:val="16"/>
+        </w:rPr>
+        <w:t xml:space="preserve">WACC:</w:t>
+      </w:r>
+      <w:r>
+        <w:rPr>
+          <w:rFonts w:ascii="Arial" w:cs="Arial" w:eastAsia="Arial" w:hAnsi="Arial"/>
+          <w:sz w:val="16"/>
+          <w:szCs w:val="16"/>
+        </w:rPr>
+        <w:t xml:space="preserve"> costo promedio de capital (tasa de descuento).</w:t>
       </w:r>
     </w:p>
     <w:sectPr>

--- a/RBI_Barrancabermeja/RBI_Metodologia_Barrancabermeja.docx
+++ b/RBI_Barrancabermeja/RBI_Metodologia_Barrancabermeja.docx
@@ -6250,7 +6250,7 @@
           <w:sz w:val="22"/>
           <w:szCs w:val="22"/>
         </w:rPr>
-        <w:t xml:space="preserve">Por planta y por unidad, el Excel y el tablero consolidan riesgo inicial y residual, ahorros, costos de inspección/FFS/reparación, VAN a 1 y 10 años, SIR y payback. No calculé totales de la refinería (250.000 bpd, 52 unidades son datos suyos): no hay inventario real. Margen 8 USD/bbl (precio 80 × 10 %) es [S]. </w:t>
+        <w:t xml:space="preserve">Por planta y por unidad, el Excel y el tablero consolidan riesgo inicial y residual, ahorros, costos de inspección/FFS/reparación, VAN a 1 y 10 años, SIR y payback. No calculé totales de la refinería: no hay inventario real. Verificado en prensa (no auditado): capacidad máxima 250.000 bpd (246.000 en 2024; otra fuente cita 225.000 bpd procesados en promedio), 54 unidades de refinación y 32 de servicios industriales; su cifra de 52 no coincide, y no hallé fuentes públicas sobre U130/U150/U200/U250/U2000/U2100, 45 intercambiadores ni el uso de API 579 en GRB [V]. Margen 8 USD/bbl (precio 80 × 10 %) es [S]. </w:t>
       </w:r>
       <w:r>
         <w:rPr>

--- a/RBI_Barrancabermeja/RBI_Metodologia_Barrancabermeja.docx
+++ b/RBI_Barrancabermeja/RBI_Metodologia_Barrancabermeja.docx
@@ -5408,6 +5408,52 @@
           <w:szCs w:val="22"/>
         </w:rPr>
         <w:t xml:space="preserve"> ⇒ costo de reparación/reemplazo en I0 y DF = 1 tras reparar. Aprobar o rechazar se valora con Ec. 13.</w:t>
+      </w:r>
+    </w:p>
+    <w:p>
+      <w:pPr>
+        <w:pStyle w:val="ListParagraph"/>
+        <w:numPr>
+          <w:ilvl w:val="0"/>
+          <w:numId w:val="2"/>
+        </w:numPr>
+        <w:spacing w:after="40" w:line="250"/>
+      </w:pPr>
+      <w:r>
+        <w:rPr>
+          <w:rFonts w:ascii="Arial" w:cs="Arial" w:eastAsia="Arial" w:hAnsi="Arial"/>
+          <w:b/>
+          <w:bCs/>
+          <w:sz w:val="22"/>
+          <w:szCs w:val="22"/>
+        </w:rPr>
+        <w:t xml:space="preserve">Bayes y Weibull.</w:t>
+      </w:r>
+      <w:r>
+        <w:rPr>
+          <w:rFonts w:ascii="Arial" w:cs="Arial" w:eastAsia="Arial" w:hAnsi="Arial"/>
+          <w:sz w:val="22"/>
+          <w:szCs w:val="22"/>
+        </w:rPr>
+        <w:t xml:space="preserve"> La actualización bayesiana del DF de adelgazamiento es de [P Ec.7] y API 581 (posteriores según efectividad y número de inspecciones); no se reproduce aquí. Weibull, F(t) = 1 − exp[−(t/η)^β] con datos de falla estructurados según ISO 14224, es un </w:t>
+      </w:r>
+      <w:r>
+        <w:rPr>
+          <w:rFonts w:ascii="Arial" w:cs="Arial" w:eastAsia="Arial" w:hAnsi="Arial"/>
+          <w:b/>
+          <w:bCs/>
+          <w:sz w:val="22"/>
+          <w:szCs w:val="22"/>
+        </w:rPr>
+        <w:t xml:space="preserve">modelo complementario</w:t>
+      </w:r>
+      <w:r>
+        <w:rPr>
+          <w:rFonts w:ascii="Arial" w:cs="Arial" w:eastAsia="Arial" w:hAnsi="Arial"/>
+          <w:sz w:val="22"/>
+          <w:szCs w:val="22"/>
+        </w:rPr>
+        <w:t xml:space="preserve"> [M] para contrastar el GFF genérico; no está implementado ni en [P] ni en API 581.</w:t>
       </w:r>
     </w:p>
     <w:p>
@@ -6235,6 +6281,213 @@
                 <w:szCs w:val="19"/>
               </w:rPr>
               <w:t xml:space="preserve">Más CR ⇒ más riesgo evitado; equipos sobre objetivo 1 → 2</w:t>
+            </w:r>
+          </w:p>
+        </w:tc>
+      </w:tr>
+      <w:tr>
+        <w:trPr>
+          <w:cantSplit/>
+          <w:tblHeader w:val="off"/>
+        </w:trPr>
+        <w:tc>
+          <w:tcPr>
+            <w:tcW w:type="dxa" w:w="3075"/>
+            <w:tcBorders>
+              <w:top w:val="single" w:color="BFBFBF" w:sz="4"/>
+              <w:left w:val="single" w:color="BFBFBF" w:sz="4"/>
+              <w:bottom w:val="single" w:color="BFBFBF" w:sz="4"/>
+              <w:right w:val="single" w:color="BFBFBF" w:sz="4"/>
+            </w:tcBorders>
+            <w:shd w:fill="F6F8FB" w:val="clear"/>
+            <w:tcMar>
+              <w:top w:type="dxa" w:w="40"/>
+              <w:left w:type="dxa" w:w="60"/>
+              <w:bottom w:type="dxa" w:w="40"/>
+              <w:right w:type="dxa" w:w="60"/>
+            </w:tcMar>
+          </w:tcPr>
+          <w:p>
+            <w:pPr>
+              <w:spacing w:after="0" w:line="220"/>
+            </w:pPr>
+            <w:r>
+              <w:rPr>
+                <w:rFonts w:ascii="Arial" w:cs="Arial" w:eastAsia="Arial" w:hAnsi="Arial"/>
+                <w:b w:val="false"/>
+                <w:bCs w:val="false"/>
+                <w:sz w:val="19"/>
+                <w:szCs w:val="19"/>
+              </w:rPr>
+              <w:t xml:space="preserve">Efectividad NDE A / D en todos los equipos (costo relativo de [P Tabla 4])</w:t>
+            </w:r>
+          </w:p>
+        </w:tc>
+        <w:tc>
+          <w:tcPr>
+            <w:tcW w:type="dxa" w:w="3541"/>
+            <w:tcBorders>
+              <w:top w:val="single" w:color="BFBFBF" w:sz="4"/>
+              <w:left w:val="single" w:color="BFBFBF" w:sz="4"/>
+              <w:bottom w:val="single" w:color="BFBFBF" w:sz="4"/>
+              <w:right w:val="single" w:color="BFBFBF" w:sz="4"/>
+            </w:tcBorders>
+            <w:shd w:fill="F6F8FB" w:val="clear"/>
+            <w:tcMar>
+              <w:top w:type="dxa" w:w="40"/>
+              <w:left w:type="dxa" w:w="60"/>
+              <w:bottom w:type="dxa" w:w="40"/>
+              <w:right w:type="dxa" w:w="60"/>
+            </w:tcMar>
+          </w:tcPr>
+          <w:p>
+            <w:pPr>
+              <w:spacing w:after="0" w:line="220"/>
+            </w:pPr>
+            <w:r>
+              <w:rPr>
+                <w:rFonts w:ascii="Arial" w:cs="Arial" w:eastAsia="Arial" w:hAnsi="Arial"/>
+                <w:b w:val="false"/>
+                <w:bCs w:val="false"/>
+                <w:sz w:val="19"/>
+                <w:szCs w:val="19"/>
+              </w:rPr>
+              <w:t xml:space="preserve">2,50 (0,75 M) / 2,92 (0,78 M)</w:t>
+            </w:r>
+          </w:p>
+        </w:tc>
+        <w:tc>
+          <w:tcPr>
+            <w:tcW w:type="dxa" w:w="3895"/>
+            <w:tcBorders>
+              <w:top w:val="single" w:color="BFBFBF" w:sz="4"/>
+              <w:left w:val="single" w:color="BFBFBF" w:sz="4"/>
+              <w:bottom w:val="single" w:color="BFBFBF" w:sz="4"/>
+              <w:right w:val="single" w:color="BFBFBF" w:sz="4"/>
+            </w:tcBorders>
+            <w:shd w:fill="F6F8FB" w:val="clear"/>
+            <w:tcMar>
+              <w:top w:type="dxa" w:w="40"/>
+              <w:left w:type="dxa" w:w="60"/>
+              <w:bottom w:type="dxa" w:w="40"/>
+              <w:right w:type="dxa" w:w="60"/>
+            </w:tcMar>
+          </w:tcPr>
+          <w:p>
+            <w:pPr>
+              <w:spacing w:after="0" w:line="220"/>
+            </w:pPr>
+            <w:r>
+              <w:rPr>
+                <w:rFonts w:ascii="Arial" w:cs="Arial" w:eastAsia="Arial" w:hAnsi="Arial"/>
+                <w:b w:val="false"/>
+                <w:bCs w:val="false"/>
+                <w:sz w:val="19"/>
+                <w:szCs w:val="19"/>
+              </w:rPr>
+              <w:t xml:space="preserve">D abarata la inspección pero deja 11.411 vs 1.804 USD/año de riesgo residual: elegir junto con el objetivo de riesgo</w:t>
+            </w:r>
+          </w:p>
+        </w:tc>
+      </w:tr>
+      <w:tr>
+        <w:trPr>
+          <w:cantSplit/>
+          <w:tblHeader w:val="off"/>
+        </w:trPr>
+        <w:tc>
+          <w:tcPr>
+            <w:tcW w:type="dxa" w:w="3075"/>
+            <w:tcBorders>
+              <w:top w:val="single" w:color="BFBFBF" w:sz="4"/>
+              <w:left w:val="single" w:color="BFBFBF" w:sz="4"/>
+              <w:bottom w:val="single" w:color="BFBFBF" w:sz="4"/>
+              <w:right w:val="single" w:color="BFBFBF" w:sz="4"/>
+            </w:tcBorders>
+            <w:tcMar>
+              <w:top w:type="dxa" w:w="40"/>
+              <w:left w:type="dxa" w:w="60"/>
+              <w:bottom w:type="dxa" w:w="40"/>
+              <w:right w:type="dxa" w:w="60"/>
+            </w:tcMar>
+          </w:tcPr>
+          <w:p>
+            <w:pPr>
+              <w:spacing w:after="0" w:line="220"/>
+            </w:pPr>
+            <w:r>
+              <w:rPr>
+                <w:rFonts w:ascii="Arial" w:cs="Arial" w:eastAsia="Arial" w:hAnsi="Arial"/>
+                <w:b w:val="false"/>
+                <w:bCs w:val="false"/>
+                <w:sz w:val="19"/>
+                <w:szCs w:val="19"/>
+              </w:rPr>
+              <w:t xml:space="preserve">Vida extendida ΔRUL 2 / 5 / 10 años [M]</w:t>
+            </w:r>
+          </w:p>
+        </w:tc>
+        <w:tc>
+          <w:tcPr>
+            <w:tcW w:type="dxa" w:w="3541"/>
+            <w:tcBorders>
+              <w:top w:val="single" w:color="BFBFBF" w:sz="4"/>
+              <w:left w:val="single" w:color="BFBFBF" w:sz="4"/>
+              <w:bottom w:val="single" w:color="BFBFBF" w:sz="4"/>
+              <w:right w:val="single" w:color="BFBFBF" w:sz="4"/>
+            </w:tcBorders>
+            <w:tcMar>
+              <w:top w:type="dxa" w:w="40"/>
+              <w:left w:type="dxa" w:w="60"/>
+              <w:bottom w:type="dxa" w:w="40"/>
+              <w:right w:type="dxa" w:w="60"/>
+            </w:tcMar>
+          </w:tcPr>
+          <w:p>
+            <w:pPr>
+              <w:spacing w:after="0" w:line="220"/>
+            </w:pPr>
+            <w:r>
+              <w:rPr>
+                <w:rFonts w:ascii="Arial" w:cs="Arial" w:eastAsia="Arial" w:hAnsi="Arial"/>
+                <w:b w:val="false"/>
+                <w:bCs w:val="false"/>
+                <w:sz w:val="19"/>
+                <w:szCs w:val="19"/>
+              </w:rPr>
+              <w:t xml:space="preserve">VAN 0,81 M / 0,86 M / 0,93 M</w:t>
+            </w:r>
+          </w:p>
+        </w:tc>
+        <w:tc>
+          <w:tcPr>
+            <w:tcW w:type="dxa" w:w="3895"/>
+            <w:tcBorders>
+              <w:top w:val="single" w:color="BFBFBF" w:sz="4"/>
+              <w:left w:val="single" w:color="BFBFBF" w:sz="4"/>
+              <w:bottom w:val="single" w:color="BFBFBF" w:sz="4"/>
+              <w:right w:val="single" w:color="BFBFBF" w:sz="4"/>
+            </w:tcBorders>
+            <w:tcMar>
+              <w:top w:type="dxa" w:w="40"/>
+              <w:left w:type="dxa" w:w="60"/>
+              <w:bottom w:type="dxa" w:w="40"/>
+              <w:right w:type="dxa" w:w="60"/>
+            </w:tcMar>
+          </w:tcPr>
+          <w:p>
+            <w:pPr>
+              <w:spacing w:after="0" w:line="220"/>
+            </w:pPr>
+            <w:r>
+              <w:rPr>
+                <w:rFonts w:ascii="Arial" w:cs="Arial" w:eastAsia="Arial" w:hAnsi="Arial"/>
+                <w:b w:val="false"/>
+                <w:bCs w:val="false"/>
+                <w:sz w:val="19"/>
+                <w:szCs w:val="19"/>
+              </w:rPr>
+              <w:t xml:space="preserve">Reemplazo diferido sobre 270.000 USD de reparaciones cargadas: C·[1 − (1+r)^−ΔRUL]</w:t>
             </w:r>
           </w:p>
         </w:tc>

--- a/RBI_Barrancabermeja/RBI_Metodologia_Barrancabermeja.docx
+++ b/RBI_Barrancabermeja/RBI_Metodologia_Barrancabermeja.docx
@@ -149,8 +149,8 @@
       <w:r>
         <w:rPr>
           <w:rFonts w:ascii="Arial" w:cs="Arial" w:eastAsia="Arial" w:hAnsi="Arial"/>
-          <w:sz w:val="22"/>
-          <w:szCs w:val="22"/>
+          <w:sz w:val="21"/>
+          <w:szCs w:val="21"/>
         </w:rPr>
         <w:t xml:space="preserve">Oropallo, Piscopo, Centobelli, Cerchione, Nuevo y Rodríguez-Prieto, Safety Science 177 (2024) 106570, doi:10.1016/j.ssci.2024.106570, construyen un DSS basado en RBI de API RP 581 (2016) y comparan inspección por tiempo (TBI: externa cada 3 años, interna cada 9) con cuatro estrategias RBI (Tablas 3 y 6) en </w:t>
       </w:r>
@@ -159,16 +159,16 @@
           <w:rFonts w:ascii="Arial" w:cs="Arial" w:eastAsia="Arial" w:hAnsi="Arial"/>
           <w:b/>
           <w:bCs/>
-          <w:sz w:val="22"/>
-          <w:szCs w:val="22"/>
+          <w:sz w:val="21"/>
+          <w:szCs w:val="21"/>
         </w:rPr>
         <w:t xml:space="preserve">un intercambiador de coraza y tubos</w:t>
       </w:r>
       <w:r>
         <w:rPr>
           <w:rFonts w:ascii="Arial" w:cs="Arial" w:eastAsia="Arial" w:hAnsi="Arial"/>
-          <w:sz w:val="22"/>
-          <w:szCs w:val="22"/>
+          <w:sz w:val="21"/>
+          <w:szCs w:val="21"/>
         </w:rPr>
         <w:t xml:space="preserve"> de una planta petroquímica de España (datos SGS), para </w:t>
       </w:r>
@@ -177,16 +177,16 @@
           <w:rFonts w:ascii="Arial" w:cs="Arial" w:eastAsia="Arial" w:hAnsi="Arial"/>
           <w:b/>
           <w:bCs/>
-          <w:sz w:val="22"/>
-          <w:szCs w:val="22"/>
+          <w:sz w:val="21"/>
+          <w:szCs w:val="21"/>
         </w:rPr>
         <w:t xml:space="preserve">tres mecanismos</w:t>
       </w:r>
       <w:r>
         <w:rPr>
           <w:rFonts w:ascii="Arial" w:cs="Arial" w:eastAsia="Arial" w:hAnsi="Arial"/>
-          <w:sz w:val="22"/>
-          <w:szCs w:val="22"/>
+          <w:sz w:val="21"/>
+          <w:szCs w:val="21"/>
         </w:rPr>
         <w:t xml:space="preserve"> (adelgazamiento, corrosión externa, CUI), plan 2023–2056 y objetivo de riesgo "medio". Datos [P Tabla 2, §2.3]: A-106 Gr. B, 120 °C, 114 bar, Di 203 mm, t = 8,3 mm (2018), CR interna 0,05, externa 0,025 y CUI 0,127 mm/año, score 750, inspecciones previas ineficaces; riesgo inicial </w:t>
       </w:r>
@@ -195,16 +195,16 @@
           <w:rFonts w:ascii="Arial" w:cs="Arial" w:eastAsia="Arial" w:hAnsi="Arial"/>
           <w:b/>
           <w:bCs/>
-          <w:sz w:val="22"/>
-          <w:szCs w:val="22"/>
+          <w:sz w:val="21"/>
+          <w:szCs w:val="21"/>
         </w:rPr>
         <w:t xml:space="preserve">1C</w:t>
       </w:r>
       <w:r>
         <w:rPr>
           <w:rFonts w:ascii="Arial" w:cs="Arial" w:eastAsia="Arial" w:hAnsi="Arial"/>
-          <w:sz w:val="22"/>
-          <w:szCs w:val="22"/>
+          <w:sz w:val="21"/>
+          <w:szCs w:val="21"/>
         </w:rPr>
         <w:t xml:space="preserve"> [P Fig. 5]. Inversión = 210 USD de implantación RBI + inspecciones (Tablas 4–5, 7–8); ahorro = costo TBI − costo RBI (Tablas 9–10); resultado: RBI más barato y con ventaja creciente [P Fig. 7–8]. </w:t>
       </w:r>
@@ -213,8 +213,8 @@
           <w:rFonts w:ascii="Arial" w:cs="Arial" w:eastAsia="Arial" w:hAnsi="Arial"/>
           <w:b/>
           <w:bCs/>
-          <w:sz w:val="22"/>
-          <w:szCs w:val="22"/>
+          <w:sz w:val="21"/>
+          <w:szCs w:val="21"/>
         </w:rPr>
         <w:t xml:space="preserve">El paper no calcula SIR, VAN ni ROI: los calculo yo [M].</w:t>
       </w:r>
@@ -268,8 +268,8 @@
                 <w:b/>
                 <w:bCs/>
                 <w:color w:val="FFFFFF"/>
-                <w:sz w:val="19"/>
-                <w:szCs w:val="19"/>
+                <w:sz w:val="18"/>
+                <w:szCs w:val="18"/>
               </w:rPr>
               <w:t xml:space="preserve">Elemento</w:t>
             </w:r>
@@ -302,8 +302,8 @@
                 <w:b/>
                 <w:bCs/>
                 <w:color w:val="FFFFFF"/>
-                <w:sz w:val="19"/>
-                <w:szCs w:val="19"/>
+                <w:sz w:val="18"/>
+                <w:szCs w:val="18"/>
               </w:rPr>
               <w:t xml:space="preserve">Pertenece a</w:t>
             </w:r>
@@ -336,8 +336,8 @@
                 <w:b/>
                 <w:bCs/>
                 <w:color w:val="FFFFFF"/>
-                <w:sz w:val="19"/>
-                <w:szCs w:val="19"/>
+                <w:sz w:val="18"/>
+                <w:szCs w:val="18"/>
               </w:rPr>
               <w:t xml:space="preserve">Ubicación</w:t>
             </w:r>
@@ -374,8 +374,8 @@
                 <w:rFonts w:ascii="Arial" w:cs="Arial" w:eastAsia="Arial" w:hAnsi="Arial"/>
                 <w:b w:val="false"/>
                 <w:bCs w:val="false"/>
-                <w:sz w:val="19"/>
-                <w:szCs w:val="19"/>
+                <w:sz w:val="18"/>
+                <w:szCs w:val="18"/>
               </w:rPr>
               <w:t xml:space="preserve">POF = GFF·DF·FMS; DF por mecanismo; FC = ΣFC; categorías y matriz de riesgo</w:t>
             </w:r>
@@ -406,8 +406,8 @@
                 <w:rFonts w:ascii="Arial" w:cs="Arial" w:eastAsia="Arial" w:hAnsi="Arial"/>
                 <w:b w:val="false"/>
                 <w:bCs w:val="false"/>
-                <w:sz w:val="19"/>
-                <w:szCs w:val="19"/>
+                <w:sz w:val="18"/>
+                <w:szCs w:val="18"/>
               </w:rPr>
               <w:t xml:space="preserve">API 581 (según [P])</w:t>
             </w:r>
@@ -438,8 +438,8 @@
                 <w:rFonts w:ascii="Arial" w:cs="Arial" w:eastAsia="Arial" w:hAnsi="Arial"/>
                 <w:b w:val="false"/>
                 <w:bCs w:val="false"/>
-                <w:sz w:val="19"/>
-                <w:szCs w:val="19"/>
+                <w:sz w:val="18"/>
+                <w:szCs w:val="18"/>
               </w:rPr>
               <w:t xml:space="preserve">[P §2.2 Ec.1–13, Fig. 3, Fig. 5]</w:t>
             </w:r>
@@ -477,8 +477,8 @@
                 <w:rFonts w:ascii="Arial" w:cs="Arial" w:eastAsia="Arial" w:hAnsi="Arial"/>
                 <w:b w:val="false"/>
                 <w:bCs w:val="false"/>
-                <w:sz w:val="19"/>
-                <w:szCs w:val="19"/>
+                <w:sz w:val="18"/>
+                <w:szCs w:val="18"/>
               </w:rPr>
               <w:t xml:space="preserve">Ec. 2–8 (Cr, Art, FS, SRP, Df) y Ec. 9–12 (áreas de consecuencia)</w:t>
             </w:r>
@@ -510,8 +510,8 @@
                 <w:rFonts w:ascii="Arial" w:cs="Arial" w:eastAsia="Arial" w:hAnsi="Arial"/>
                 <w:b w:val="false"/>
                 <w:bCs w:val="false"/>
-                <w:sz w:val="19"/>
-                <w:szCs w:val="19"/>
+                <w:sz w:val="18"/>
+                <w:szCs w:val="18"/>
               </w:rPr>
               <w:t xml:space="preserve">Adaptación de API 581 P.2 y P.3 descrita por el paper</w:t>
             </w:r>
@@ -543,8 +543,8 @@
                 <w:rFonts w:ascii="Arial" w:cs="Arial" w:eastAsia="Arial" w:hAnsi="Arial"/>
                 <w:b w:val="false"/>
                 <w:bCs w:val="false"/>
-                <w:sz w:val="19"/>
-                <w:szCs w:val="19"/>
+                <w:sz w:val="18"/>
+                <w:szCs w:val="18"/>
               </w:rPr>
               <w:t xml:space="preserve">[P §2.2]; constantes internas no publicadas [V]</w:t>
             </w:r>
@@ -581,8 +581,8 @@
                 <w:rFonts w:ascii="Arial" w:cs="Arial" w:eastAsia="Arial" w:hAnsi="Arial"/>
                 <w:b w:val="false"/>
                 <w:bCs w:val="false"/>
-                <w:sz w:val="19"/>
-                <w:szCs w:val="19"/>
+                <w:sz w:val="18"/>
+                <w:szCs w:val="18"/>
               </w:rPr>
               <w:t xml:space="preserve">Estrategias 1–4, prioridad de efectividad, costos de inspección, 210 USD, TBI 3/9 años, objetivo "medio"</w:t>
             </w:r>
@@ -613,8 +613,8 @@
                 <w:rFonts w:ascii="Arial" w:cs="Arial" w:eastAsia="Arial" w:hAnsi="Arial"/>
                 <w:b w:val="false"/>
                 <w:bCs w:val="false"/>
-                <w:sz w:val="19"/>
-                <w:szCs w:val="19"/>
+                <w:sz w:val="18"/>
+                <w:szCs w:val="18"/>
               </w:rPr>
               <w:t xml:space="preserve">Modelo del paper</w:t>
             </w:r>
@@ -645,8 +645,8 @@
                 <w:rFonts w:ascii="Arial" w:cs="Arial" w:eastAsia="Arial" w:hAnsi="Arial"/>
                 <w:b w:val="false"/>
                 <w:bCs w:val="false"/>
-                <w:sz w:val="19"/>
-                <w:szCs w:val="19"/>
+                <w:sz w:val="18"/>
+                <w:szCs w:val="18"/>
               </w:rPr>
               <w:t xml:space="preserve">[P §2.3, Tablas 3–10]</w:t>
             </w:r>
@@ -684,8 +684,8 @@
                 <w:rFonts w:ascii="Arial" w:cs="Arial" w:eastAsia="Arial" w:hAnsi="Arial"/>
                 <w:b w:val="false"/>
                 <w:bCs w:val="false"/>
-                <w:sz w:val="19"/>
-                <w:szCs w:val="19"/>
+                <w:sz w:val="18"/>
+                <w:szCs w:val="18"/>
               </w:rPr>
               <w:t xml:space="preserve">RR, ahorro por diferimiento, I0, SIR, VAN, ROI, LCC, DPN, LSE, RUL, decisión FFS, sensibilidades</w:t>
             </w:r>
@@ -717,8 +717,8 @@
                 <w:rFonts w:ascii="Arial" w:cs="Arial" w:eastAsia="Arial" w:hAnsi="Arial"/>
                 <w:b w:val="false"/>
                 <w:bCs w:val="false"/>
-                <w:sz w:val="19"/>
-                <w:szCs w:val="19"/>
+                <w:sz w:val="18"/>
+                <w:szCs w:val="18"/>
               </w:rPr>
               <w:t xml:space="preserve">Modelo propio [M]</w:t>
             </w:r>
@@ -750,8 +750,8 @@
                 <w:rFonts w:ascii="Arial" w:cs="Arial" w:eastAsia="Arial" w:hAnsi="Arial"/>
                 <w:b w:val="false"/>
                 <w:bCs w:val="false"/>
-                <w:sz w:val="19"/>
-                <w:szCs w:val="19"/>
+                <w:sz w:val="18"/>
+                <w:szCs w:val="18"/>
               </w:rPr>
               <w:t xml:space="preserve">Este documento, Excel y tablero</w:t>
             </w:r>
@@ -974,7 +974,7 @@
           <w:sz w:val="21"/>
           <w:szCs w:val="21"/>
         </w:rPr>
-        <w:t xml:space="preserve">Riesgo = POF · FC (USD/año); RR = Riesgo_ini − Riesgo_post</w:t>
+        <w:t xml:space="preserve">EMV₀ = POF₀·COF₀; EMV₁ = POF₁·COF₁ (COF₁ = COF₀); ΔEMV = EMV₀ − EMV₁ (USD/año, esperado)   [POF, COF: P/API 581; EMV: M]</w:t>
       </w:r>
       <w:r>
         <w:rPr>
@@ -1052,7 +1052,7 @@
           <w:sz w:val="21"/>
           <w:szCs w:val="21"/>
         </w:rPr>
-        <w:t xml:space="preserve">A = RR + AD; FA = [1−(1+r)^−N]/r; VP = A·FA; SIR = VP/I0 (aceptable si &gt; 1); VAN_N = VP − I0 (N = 1 y 10 años); ROI = (N·A − I0)/I0; payback = I0/A; payback desc. = −ln(1 − I0·r/A)/ln(1+r)</w:t>
+        <w:t xml:space="preserve">A_esp = ΔEMV + AD − OPEX; A_caja = AD − OPEX; FA = [1−(1+r)^−N]/r; VP = A·FA; SIR = VP/I0 (aceptable si &gt; 1); VAN_N = VP − I0 (N = 1 y 10 años); ROI = (N·A − I0)/I0; payback = I0/A; desc. = −ln(1 − I0·r/A)/ln(1+r); VAN y SIR de caja real con A_caja</w:t>
       </w:r>
       <w:r>
         <w:rPr>
@@ -1153,16 +1153,16 @@
           <w:rFonts w:ascii="Arial" w:cs="Arial" w:eastAsia="Arial" w:hAnsi="Arial"/>
           <w:b/>
           <w:bCs/>
-          <w:sz w:val="22"/>
-          <w:szCs w:val="22"/>
+          <w:sz w:val="21"/>
+          <w:szCs w:val="21"/>
         </w:rPr>
         <w:t xml:space="preserve">DF de API 581 y qué usa esta hoja.</w:t>
       </w:r>
       <w:r>
         <w:rPr>
           <w:rFonts w:ascii="Arial" w:cs="Arial" w:eastAsia="Arial" w:hAnsi="Arial"/>
-          <w:sz w:val="22"/>
-          <w:szCs w:val="22"/>
+          <w:sz w:val="21"/>
+          <w:szCs w:val="21"/>
         </w:rPr>
         <w:t xml:space="preserve"> El paper publica: Art (Ec.4), flow stress FS = (YS+TS)/2·E·1,1 (Ec.5), SRP = P·D/(α·FS·t_rd) con α = 2 en cilindro (Ec.6), Df = [ΣPop_i·Φ(−β_i)]/1,56E-04 para tres estados de daño con factores de CR 1, 2 y 4 (Ec.7) y, en adelgazamiento, Df = máx[Df_B·F_IP·F_DL; 0,1] (Ec.8). Las Pop_i son posteriores bayesianas que dependen del número y efectividad (A–D) de inspecciones; los β_i dependen de Art, del factor del estado, del coeficiente de variación del espesor y de SRP. </w:t>
       </w:r>
@@ -1171,16 +1171,16 @@
           <w:rFonts w:ascii="Arial" w:cs="Arial" w:eastAsia="Arial" w:hAnsi="Arial"/>
           <w:b/>
           <w:bCs/>
-          <w:sz w:val="22"/>
-          <w:szCs w:val="22"/>
+          <w:sz w:val="21"/>
+          <w:szCs w:val="21"/>
         </w:rPr>
         <w:t xml:space="preserve">El paper no publica</w:t>
       </w:r>
       <w:r>
         <w:rPr>
           <w:rFonts w:ascii="Arial" w:cs="Arial" w:eastAsia="Arial" w:hAnsi="Arial"/>
-          <w:sz w:val="22"/>
-          <w:szCs w:val="22"/>
+          <w:sz w:val="21"/>
+          <w:szCs w:val="21"/>
         </w:rPr>
         <w:t xml:space="preserve"> las probabilidades previas y condicionales, los coeficientes de variación ni la expresión de β: deben tomarse de API RP 581 3.ª ed. Parte 2 (sección de adelgazamiento) </w:t>
       </w:r>
@@ -1189,16 +1189,16 @@
           <w:rFonts w:ascii="Arial" w:cs="Arial" w:eastAsia="Arial" w:hAnsi="Arial"/>
           <w:b/>
           <w:bCs/>
-          <w:sz w:val="22"/>
-          <w:szCs w:val="22"/>
+          <w:sz w:val="21"/>
+          <w:szCs w:val="21"/>
         </w:rPr>
         <w:t xml:space="preserve">[V]</w:t>
       </w:r>
       <w:r>
         <w:rPr>
           <w:rFonts w:ascii="Arial" w:cs="Arial" w:eastAsia="Arial" w:hAnsi="Arial"/>
-          <w:sz w:val="22"/>
-          <w:szCs w:val="22"/>
+          <w:sz w:val="21"/>
+          <w:szCs w:val="21"/>
         </w:rPr>
         <w:t xml:space="preserve">. Por eso el DF de esta hoja es </w:t>
       </w:r>
@@ -1207,16 +1207,16 @@
           <w:rFonts w:ascii="Arial" w:cs="Arial" w:eastAsia="Arial" w:hAnsi="Arial"/>
           <w:b/>
           <w:bCs/>
-          <w:sz w:val="22"/>
-          <w:szCs w:val="22"/>
+          <w:sz w:val="21"/>
+          <w:szCs w:val="21"/>
         </w:rPr>
         <w:t xml:space="preserve">modelo propio [M]</w:t>
       </w:r>
       <w:r>
         <w:rPr>
           <w:rFonts w:ascii="Arial" w:cs="Arial" w:eastAsia="Arial" w:hAnsi="Arial"/>
-          <w:sz w:val="22"/>
-          <w:szCs w:val="22"/>
+          <w:sz w:val="21"/>
+          <w:szCs w:val="21"/>
         </w:rPr>
         <w:t xml:space="preserve">: se ingresa el DF de su cálculo API 581 o se estima con T2/T3 (valores orientativos que debe sustituir); no reproduce el DF de API 581.</w:t>
       </w:r>
@@ -1239,7 +1239,2081 @@
           <w:sz w:val="23"/>
           <w:szCs w:val="23"/>
         </w:rPr>
-        <w:t xml:space="preserve">3. Cadena integrada y trazabilidad de normas</w:t>
+        <w:t xml:space="preserve">3. Lógica financiera: escenario base vs escenario RBI/FFS</w:t>
+      </w:r>
+    </w:p>
+    <w:p>
+      <w:pPr>
+        <w:spacing w:after="40" w:before="0" w:line="276"/>
+      </w:pPr>
+      <w:r>
+        <w:rPr>
+          <w:rFonts w:ascii="Arial" w:cs="Arial" w:eastAsia="Arial" w:hAnsi="Arial"/>
+          <w:b/>
+          <w:bCs/>
+          <w:sz w:val="21"/>
+          <w:szCs w:val="21"/>
+        </w:rPr>
+        <w:t xml:space="preserve">Tres planos que no se mezclan.</w:t>
+      </w:r>
+      <w:r>
+        <w:rPr>
+          <w:rFonts w:ascii="Arial" w:cs="Arial" w:eastAsia="Arial" w:hAnsi="Arial"/>
+          <w:sz w:val="21"/>
+          <w:szCs w:val="21"/>
+        </w:rPr>
+        <w:t xml:space="preserve"> (a) </w:t>
+      </w:r>
+      <w:r>
+        <w:rPr>
+          <w:rFonts w:ascii="Arial" w:cs="Arial" w:eastAsia="Arial" w:hAnsi="Arial"/>
+          <w:b/>
+          <w:bCs/>
+          <w:sz w:val="21"/>
+          <w:szCs w:val="21"/>
+        </w:rPr>
+        <w:t xml:space="preserve">Riesgo técnico:</w:t>
+      </w:r>
+      <w:r>
+        <w:rPr>
+          <w:rFonts w:ascii="Arial" w:cs="Arial" w:eastAsia="Arial" w:hAnsi="Arial"/>
+          <w:sz w:val="21"/>
+          <w:szCs w:val="21"/>
+        </w:rPr>
+        <w:t xml:space="preserve"> POF y COF (API 581 y paper). (b) </w:t>
+      </w:r>
+      <w:r>
+        <w:rPr>
+          <w:rFonts w:ascii="Arial" w:cs="Arial" w:eastAsia="Arial" w:hAnsi="Arial"/>
+          <w:b/>
+          <w:bCs/>
+          <w:sz w:val="21"/>
+          <w:szCs w:val="21"/>
+        </w:rPr>
+        <w:t xml:space="preserve">Beneficio económico esperado:</w:t>
+      </w:r>
+      <w:r>
+        <w:rPr>
+          <w:rFonts w:ascii="Arial" w:cs="Arial" w:eastAsia="Arial" w:hAnsi="Arial"/>
+          <w:sz w:val="21"/>
+          <w:szCs w:val="21"/>
+        </w:rPr>
+        <w:t xml:space="preserve"> EMV = POF × COF, valor esperado probabilístico; ΔEMV no es caja, es la pérdida esperada que se evita. (c) </w:t>
+      </w:r>
+      <w:r>
+        <w:rPr>
+          <w:rFonts w:ascii="Arial" w:cs="Arial" w:eastAsia="Arial" w:hAnsi="Arial"/>
+          <w:b/>
+          <w:bCs/>
+          <w:sz w:val="21"/>
+          <w:szCs w:val="21"/>
+        </w:rPr>
+        <w:t xml:space="preserve">Flujo de caja real:</w:t>
+      </w:r>
+      <w:r>
+        <w:rPr>
+          <w:rFonts w:ascii="Arial" w:cs="Arial" w:eastAsia="Arial" w:hAnsi="Arial"/>
+          <w:sz w:val="21"/>
+          <w:szCs w:val="21"/>
+        </w:rPr>
+        <w:t xml:space="preserve"> ahorros y costos efectivos (inspección, FFS, reparación, OPEX, paradas). Se reportan dos VAN: </w:t>
+      </w:r>
+      <w:r>
+        <w:rPr>
+          <w:rFonts w:ascii="Arial" w:cs="Arial" w:eastAsia="Arial" w:hAnsi="Arial"/>
+          <w:b/>
+          <w:bCs/>
+          <w:sz w:val="21"/>
+          <w:szCs w:val="21"/>
+        </w:rPr>
+        <w:t xml:space="preserve">esperado</w:t>
+      </w:r>
+      <w:r>
+        <w:rPr>
+          <w:rFonts w:ascii="Arial" w:cs="Arial" w:eastAsia="Arial" w:hAnsi="Arial"/>
+          <w:sz w:val="21"/>
+          <w:szCs w:val="21"/>
+        </w:rPr>
+        <w:t xml:space="preserve"> (incluye ΔEMV) y </w:t>
+      </w:r>
+      <w:r>
+        <w:rPr>
+          <w:rFonts w:ascii="Arial" w:cs="Arial" w:eastAsia="Arial" w:hAnsi="Arial"/>
+          <w:b/>
+          <w:bCs/>
+          <w:sz w:val="21"/>
+          <w:szCs w:val="21"/>
+        </w:rPr>
+        <w:t xml:space="preserve">de caja real</w:t>
+      </w:r>
+      <w:r>
+        <w:rPr>
+          <w:rFonts w:ascii="Arial" w:cs="Arial" w:eastAsia="Arial" w:hAnsi="Arial"/>
+          <w:sz w:val="21"/>
+          <w:szCs w:val="21"/>
+        </w:rPr>
+        <w:t xml:space="preserve"> (excluye ΔEMV). El COF no cambia con la inspección ni el FFS (COF₁ = COF₀); cambia la POF. </w:t>
+      </w:r>
+      <w:r>
+        <w:rPr>
+          <w:rFonts w:ascii="Arial" w:cs="Arial" w:eastAsia="Arial" w:hAnsi="Arial"/>
+          <w:b/>
+          <w:bCs/>
+          <w:sz w:val="21"/>
+          <w:szCs w:val="21"/>
+        </w:rPr>
+        <w:t xml:space="preserve">Sin doble conteo:</w:t>
+      </w:r>
+      <w:r>
+        <w:rPr>
+          <w:rFonts w:ascii="Arial" w:cs="Arial" w:eastAsia="Arial" w:hAnsi="Arial"/>
+          <w:sz w:val="21"/>
+          <w:szCs w:val="21"/>
+        </w:rPr>
+        <w:t xml:space="preserve"> ΔEMV producción es la pérdida por falla; el downtime evitado es la pérdida por paradas planificadas de inspección (eventos distintos); la inspección inicial va en I0 y el ahorro por diferimiento solo cuenta la diferencia de frecuencia; el OPEX se resta una vez.</w:t>
+      </w:r>
+    </w:p>
+    <w:tbl>
+      <w:tblPr>
+        <w:tblW w:type="dxa" w:w="10508"/>
+        <w:tblBorders>
+          <w:top w:val="single" w:color="auto" w:sz="4"/>
+          <w:left w:val="single" w:color="auto" w:sz="4"/>
+          <w:bottom w:val="single" w:color="auto" w:sz="4"/>
+          <w:right w:val="single" w:color="auto" w:sz="4"/>
+          <w:insideH w:val="single" w:color="auto" w:sz="4"/>
+          <w:insideV w:val="single" w:color="auto" w:sz="4"/>
+        </w:tblBorders>
+      </w:tblPr>
+      <w:tblGrid>
+        <w:gridCol w:w="3303"/>
+        <w:gridCol w:w="1501"/>
+        <w:gridCol w:w="1501"/>
+        <w:gridCol w:w="2502"/>
+        <w:gridCol w:w="1701"/>
+      </w:tblGrid>
+      <w:tr>
+        <w:trPr>
+          <w:cantSplit/>
+          <w:tblHeader/>
+        </w:trPr>
+        <w:tc>
+          <w:tcPr>
+            <w:tcW w:type="dxa" w:w="3303"/>
+            <w:tcBorders>
+              <w:top w:val="single" w:color="BFBFBF" w:sz="4"/>
+              <w:left w:val="single" w:color="BFBFBF" w:sz="4"/>
+              <w:bottom w:val="single" w:color="BFBFBF" w:sz="4"/>
+              <w:right w:val="single" w:color="BFBFBF" w:sz="4"/>
+            </w:tcBorders>
+            <w:shd w:fill="1F3A5F" w:val="clear"/>
+            <w:tcMar>
+              <w:top w:type="dxa" w:w="40"/>
+              <w:left w:type="dxa" w:w="60"/>
+              <w:bottom w:type="dxa" w:w="40"/>
+              <w:right w:type="dxa" w:w="60"/>
+            </w:tcMar>
+          </w:tcPr>
+          <w:p>
+            <w:pPr>
+              <w:spacing w:after="0" w:line="220"/>
+            </w:pPr>
+            <w:r>
+              <w:rPr>
+                <w:rFonts w:ascii="Arial" w:cs="Arial" w:eastAsia="Arial" w:hAnsi="Arial"/>
+                <w:b/>
+                <w:bCs/>
+                <w:color w:val="FFFFFF"/>
+                <w:sz w:val="18"/>
+                <w:szCs w:val="18"/>
+              </w:rPr>
+              <w:t xml:space="preserve">Componente (flujo incremental)</w:t>
+            </w:r>
+          </w:p>
+        </w:tc>
+        <w:tc>
+          <w:tcPr>
+            <w:tcW w:type="dxa" w:w="1501"/>
+            <w:tcBorders>
+              <w:top w:val="single" w:color="BFBFBF" w:sz="4"/>
+              <w:left w:val="single" w:color="BFBFBF" w:sz="4"/>
+              <w:bottom w:val="single" w:color="BFBFBF" w:sz="4"/>
+              <w:right w:val="single" w:color="BFBFBF" w:sz="4"/>
+            </w:tcBorders>
+            <w:shd w:fill="1F3A5F" w:val="clear"/>
+            <w:tcMar>
+              <w:top w:type="dxa" w:w="40"/>
+              <w:left w:type="dxa" w:w="60"/>
+              <w:bottom w:type="dxa" w:w="40"/>
+              <w:right w:type="dxa" w:w="60"/>
+            </w:tcMar>
+          </w:tcPr>
+          <w:p>
+            <w:pPr>
+              <w:spacing w:after="0" w:line="220"/>
+            </w:pPr>
+            <w:r>
+              <w:rPr>
+                <w:rFonts w:ascii="Arial" w:cs="Arial" w:eastAsia="Arial" w:hAnsi="Arial"/>
+                <w:b/>
+                <w:bCs/>
+                <w:color w:val="FFFFFF"/>
+                <w:sz w:val="18"/>
+                <w:szCs w:val="18"/>
+              </w:rPr>
+              <w:t xml:space="preserve">Plano</w:t>
+            </w:r>
+          </w:p>
+        </w:tc>
+        <w:tc>
+          <w:tcPr>
+            <w:tcW w:type="dxa" w:w="1501"/>
+            <w:tcBorders>
+              <w:top w:val="single" w:color="BFBFBF" w:sz="4"/>
+              <w:left w:val="single" w:color="BFBFBF" w:sz="4"/>
+              <w:bottom w:val="single" w:color="BFBFBF" w:sz="4"/>
+              <w:right w:val="single" w:color="BFBFBF" w:sz="4"/>
+            </w:tcBorders>
+            <w:shd w:fill="1F3A5F" w:val="clear"/>
+            <w:tcMar>
+              <w:top w:type="dxa" w:w="40"/>
+              <w:left w:type="dxa" w:w="60"/>
+              <w:bottom w:type="dxa" w:w="40"/>
+              <w:right w:type="dxa" w:w="60"/>
+            </w:tcMar>
+          </w:tcPr>
+          <w:p>
+            <w:pPr>
+              <w:spacing w:after="0" w:line="220"/>
+            </w:pPr>
+            <w:r>
+              <w:rPr>
+                <w:rFonts w:ascii="Arial" w:cs="Arial" w:eastAsia="Arial" w:hAnsi="Arial"/>
+                <w:b/>
+                <w:bCs/>
+                <w:color w:val="FFFFFF"/>
+                <w:sz w:val="18"/>
+                <w:szCs w:val="18"/>
+              </w:rPr>
+              <w:t xml:space="preserve">¿Depende del barril?</w:t>
+            </w:r>
+          </w:p>
+        </w:tc>
+        <w:tc>
+          <w:tcPr>
+            <w:tcW w:type="dxa" w:w="2502"/>
+            <w:tcBorders>
+              <w:top w:val="single" w:color="BFBFBF" w:sz="4"/>
+              <w:left w:val="single" w:color="BFBFBF" w:sz="4"/>
+              <w:bottom w:val="single" w:color="BFBFBF" w:sz="4"/>
+              <w:right w:val="single" w:color="BFBFBF" w:sz="4"/>
+            </w:tcBorders>
+            <w:shd w:fill="1F3A5F" w:val="clear"/>
+            <w:tcMar>
+              <w:top w:type="dxa" w:w="40"/>
+              <w:left w:type="dxa" w:w="60"/>
+              <w:bottom w:type="dxa" w:w="40"/>
+              <w:right w:type="dxa" w:w="60"/>
+            </w:tcMar>
+          </w:tcPr>
+          <w:p>
+            <w:pPr>
+              <w:spacing w:after="0" w:line="220"/>
+            </w:pPr>
+            <w:r>
+              <w:rPr>
+                <w:rFonts w:ascii="Arial" w:cs="Arial" w:eastAsia="Arial" w:hAnsi="Arial"/>
+                <w:b/>
+                <w:bCs/>
+                <w:color w:val="FFFFFF"/>
+                <w:sz w:val="18"/>
+                <w:szCs w:val="18"/>
+              </w:rPr>
+              <w:t xml:space="preserve">Origen</w:t>
+            </w:r>
+          </w:p>
+        </w:tc>
+        <w:tc>
+          <w:tcPr>
+            <w:tcW w:type="dxa" w:w="1701"/>
+            <w:tcBorders>
+              <w:top w:val="single" w:color="BFBFBF" w:sz="4"/>
+              <w:left w:val="single" w:color="BFBFBF" w:sz="4"/>
+              <w:bottom w:val="single" w:color="BFBFBF" w:sz="4"/>
+              <w:right w:val="single" w:color="BFBFBF" w:sz="4"/>
+            </w:tcBorders>
+            <w:shd w:fill="1F3A5F" w:val="clear"/>
+            <w:tcMar>
+              <w:top w:type="dxa" w:w="40"/>
+              <w:left w:type="dxa" w:w="60"/>
+              <w:bottom w:type="dxa" w:w="40"/>
+              <w:right w:type="dxa" w:w="60"/>
+            </w:tcMar>
+          </w:tcPr>
+          <w:p>
+            <w:pPr>
+              <w:spacing w:after="0" w:line="220"/>
+            </w:pPr>
+            <w:r>
+              <w:rPr>
+                <w:rFonts w:ascii="Arial" w:cs="Arial" w:eastAsia="Arial" w:hAnsi="Arial"/>
+                <w:b/>
+                <w:bCs/>
+                <w:color w:val="FFFFFF"/>
+                <w:sz w:val="18"/>
+                <w:szCs w:val="18"/>
+              </w:rPr>
+              <w:t xml:space="preserve">Portafolio (USD)</w:t>
+            </w:r>
+          </w:p>
+        </w:tc>
+      </w:tr>
+      <w:tr>
+        <w:trPr>
+          <w:cantSplit/>
+          <w:tblHeader w:val="off"/>
+        </w:trPr>
+        <w:tc>
+          <w:tcPr>
+            <w:tcW w:type="dxa" w:w="3303"/>
+            <w:tcBorders>
+              <w:top w:val="single" w:color="BFBFBF" w:sz="4"/>
+              <w:left w:val="single" w:color="BFBFBF" w:sz="4"/>
+              <w:bottom w:val="single" w:color="BFBFBF" w:sz="4"/>
+              <w:right w:val="single" w:color="BFBFBF" w:sz="4"/>
+            </w:tcBorders>
+            <w:tcMar>
+              <w:top w:type="dxa" w:w="40"/>
+              <w:left w:type="dxa" w:w="60"/>
+              <w:bottom w:type="dxa" w:w="40"/>
+              <w:right w:type="dxa" w:w="60"/>
+            </w:tcMar>
+          </w:tcPr>
+          <w:p>
+            <w:pPr>
+              <w:spacing w:after="0" w:line="220"/>
+            </w:pPr>
+            <w:r>
+              <w:rPr>
+                <w:rFonts w:ascii="Arial" w:cs="Arial" w:eastAsia="Arial" w:hAnsi="Arial"/>
+                <w:b w:val="false"/>
+                <w:bCs w:val="false"/>
+                <w:sz w:val="18"/>
+                <w:szCs w:val="18"/>
+              </w:rPr>
+              <w:t xml:space="preserve">EMV₀ → EMV₁ (POF·COF)</w:t>
+            </w:r>
+          </w:p>
+        </w:tc>
+        <w:tc>
+          <w:tcPr>
+            <w:tcW w:type="dxa" w:w="1501"/>
+            <w:tcBorders>
+              <w:top w:val="single" w:color="BFBFBF" w:sz="4"/>
+              <w:left w:val="single" w:color="BFBFBF" w:sz="4"/>
+              <w:bottom w:val="single" w:color="BFBFBF" w:sz="4"/>
+              <w:right w:val="single" w:color="BFBFBF" w:sz="4"/>
+            </w:tcBorders>
+            <w:tcMar>
+              <w:top w:type="dxa" w:w="40"/>
+              <w:left w:type="dxa" w:w="60"/>
+              <w:bottom w:type="dxa" w:w="40"/>
+              <w:right w:type="dxa" w:w="60"/>
+            </w:tcMar>
+          </w:tcPr>
+          <w:p>
+            <w:pPr>
+              <w:spacing w:after="0" w:line="220"/>
+            </w:pPr>
+            <w:r>
+              <w:rPr>
+                <w:rFonts w:ascii="Arial" w:cs="Arial" w:eastAsia="Arial" w:hAnsi="Arial"/>
+                <w:b w:val="false"/>
+                <w:bCs w:val="false"/>
+                <w:sz w:val="18"/>
+                <w:szCs w:val="18"/>
+              </w:rPr>
+              <w:t xml:space="preserve">Técnico/esperado</w:t>
+            </w:r>
+          </w:p>
+        </w:tc>
+        <w:tc>
+          <w:tcPr>
+            <w:tcW w:type="dxa" w:w="1501"/>
+            <w:tcBorders>
+              <w:top w:val="single" w:color="BFBFBF" w:sz="4"/>
+              <w:left w:val="single" w:color="BFBFBF" w:sz="4"/>
+              <w:bottom w:val="single" w:color="BFBFBF" w:sz="4"/>
+              <w:right w:val="single" w:color="BFBFBF" w:sz="4"/>
+            </w:tcBorders>
+            <w:tcMar>
+              <w:top w:type="dxa" w:w="40"/>
+              <w:left w:type="dxa" w:w="60"/>
+              <w:bottom w:type="dxa" w:w="40"/>
+              <w:right w:type="dxa" w:w="60"/>
+            </w:tcMar>
+          </w:tcPr>
+          <w:p>
+            <w:pPr>
+              <w:spacing w:after="0" w:line="220"/>
+            </w:pPr>
+            <w:r>
+              <w:rPr>
+                <w:rFonts w:ascii="Arial" w:cs="Arial" w:eastAsia="Arial" w:hAnsi="Arial"/>
+                <w:b w:val="false"/>
+                <w:bCs w:val="false"/>
+                <w:sz w:val="18"/>
+                <w:szCs w:val="18"/>
+              </w:rPr>
+              <w:t xml:space="preserve">Parcial</w:t>
+            </w:r>
+          </w:p>
+        </w:tc>
+        <w:tc>
+          <w:tcPr>
+            <w:tcW w:type="dxa" w:w="2502"/>
+            <w:tcBorders>
+              <w:top w:val="single" w:color="BFBFBF" w:sz="4"/>
+              <w:left w:val="single" w:color="BFBFBF" w:sz="4"/>
+              <w:bottom w:val="single" w:color="BFBFBF" w:sz="4"/>
+              <w:right w:val="single" w:color="BFBFBF" w:sz="4"/>
+            </w:tcBorders>
+            <w:tcMar>
+              <w:top w:type="dxa" w:w="40"/>
+              <w:left w:type="dxa" w:w="60"/>
+              <w:bottom w:type="dxa" w:w="40"/>
+              <w:right w:type="dxa" w:w="60"/>
+            </w:tcMar>
+          </w:tcPr>
+          <w:p>
+            <w:pPr>
+              <w:spacing w:after="0" w:line="220"/>
+            </w:pPr>
+            <w:r>
+              <w:rPr>
+                <w:rFonts w:ascii="Arial" w:cs="Arial" w:eastAsia="Arial" w:hAnsi="Arial"/>
+                <w:b w:val="false"/>
+                <w:bCs w:val="false"/>
+                <w:sz w:val="18"/>
+                <w:szCs w:val="18"/>
+              </w:rPr>
+              <w:t xml:space="preserve">API 581 / [P Ec.1, 13]; DF post: [M]</w:t>
+            </w:r>
+          </w:p>
+        </w:tc>
+        <w:tc>
+          <w:tcPr>
+            <w:tcW w:type="dxa" w:w="1701"/>
+            <w:tcBorders>
+              <w:top w:val="single" w:color="BFBFBF" w:sz="4"/>
+              <w:left w:val="single" w:color="BFBFBF" w:sz="4"/>
+              <w:bottom w:val="single" w:color="BFBFBF" w:sz="4"/>
+              <w:right w:val="single" w:color="BFBFBF" w:sz="4"/>
+            </w:tcBorders>
+            <w:tcMar>
+              <w:top w:type="dxa" w:w="40"/>
+              <w:left w:type="dxa" w:w="60"/>
+              <w:bottom w:type="dxa" w:w="40"/>
+              <w:right w:type="dxa" w:w="60"/>
+            </w:tcMar>
+          </w:tcPr>
+          <w:p>
+            <w:pPr>
+              <w:spacing w:after="0" w:line="220"/>
+            </w:pPr>
+            <w:r>
+              <w:rPr>
+                <w:rFonts w:ascii="Arial" w:cs="Arial" w:eastAsia="Arial" w:hAnsi="Arial"/>
+                <w:b w:val="false"/>
+                <w:bCs w:val="false"/>
+                <w:sz w:val="18"/>
+                <w:szCs w:val="18"/>
+              </w:rPr>
+              <w:t xml:space="preserve">35.034 → 5.114 /año</w:t>
+            </w:r>
+          </w:p>
+        </w:tc>
+      </w:tr>
+      <w:tr>
+        <w:trPr>
+          <w:cantSplit/>
+          <w:tblHeader w:val="off"/>
+        </w:trPr>
+        <w:tc>
+          <w:tcPr>
+            <w:tcW w:type="dxa" w:w="3303"/>
+            <w:tcBorders>
+              <w:top w:val="single" w:color="BFBFBF" w:sz="4"/>
+              <w:left w:val="single" w:color="BFBFBF" w:sz="4"/>
+              <w:bottom w:val="single" w:color="BFBFBF" w:sz="4"/>
+              <w:right w:val="single" w:color="BFBFBF" w:sz="4"/>
+            </w:tcBorders>
+            <w:shd w:fill="F6F8FB" w:val="clear"/>
+            <w:tcMar>
+              <w:top w:type="dxa" w:w="40"/>
+              <w:left w:type="dxa" w:w="60"/>
+              <w:bottom w:type="dxa" w:w="40"/>
+              <w:right w:type="dxa" w:w="60"/>
+            </w:tcMar>
+          </w:tcPr>
+          <w:p>
+            <w:pPr>
+              <w:spacing w:after="0" w:line="220"/>
+            </w:pPr>
+            <w:r>
+              <w:rPr>
+                <w:rFonts w:ascii="Arial" w:cs="Arial" w:eastAsia="Arial" w:hAnsi="Arial"/>
+                <w:b w:val="false"/>
+                <w:bCs w:val="false"/>
+                <w:sz w:val="18"/>
+                <w:szCs w:val="18"/>
+              </w:rPr>
+              <w:t xml:space="preserve">ΔEMV producción</w:t>
+            </w:r>
+          </w:p>
+        </w:tc>
+        <w:tc>
+          <w:tcPr>
+            <w:tcW w:type="dxa" w:w="1501"/>
+            <w:tcBorders>
+              <w:top w:val="single" w:color="BFBFBF" w:sz="4"/>
+              <w:left w:val="single" w:color="BFBFBF" w:sz="4"/>
+              <w:bottom w:val="single" w:color="BFBFBF" w:sz="4"/>
+              <w:right w:val="single" w:color="BFBFBF" w:sz="4"/>
+            </w:tcBorders>
+            <w:shd w:fill="F6F8FB" w:val="clear"/>
+            <w:tcMar>
+              <w:top w:type="dxa" w:w="40"/>
+              <w:left w:type="dxa" w:w="60"/>
+              <w:bottom w:type="dxa" w:w="40"/>
+              <w:right w:type="dxa" w:w="60"/>
+            </w:tcMar>
+          </w:tcPr>
+          <w:p>
+            <w:pPr>
+              <w:spacing w:after="0" w:line="220"/>
+            </w:pPr>
+            <w:r>
+              <w:rPr>
+                <w:rFonts w:ascii="Arial" w:cs="Arial" w:eastAsia="Arial" w:hAnsi="Arial"/>
+                <w:b w:val="false"/>
+                <w:bCs w:val="false"/>
+                <w:sz w:val="18"/>
+                <w:szCs w:val="18"/>
+              </w:rPr>
+              <w:t xml:space="preserve">Esperado</w:t>
+            </w:r>
+          </w:p>
+        </w:tc>
+        <w:tc>
+          <w:tcPr>
+            <w:tcW w:type="dxa" w:w="1501"/>
+            <w:tcBorders>
+              <w:top w:val="single" w:color="BFBFBF" w:sz="4"/>
+              <w:left w:val="single" w:color="BFBFBF" w:sz="4"/>
+              <w:bottom w:val="single" w:color="BFBFBF" w:sz="4"/>
+              <w:right w:val="single" w:color="BFBFBF" w:sz="4"/>
+            </w:tcBorders>
+            <w:shd w:fill="F6F8FB" w:val="clear"/>
+            <w:tcMar>
+              <w:top w:type="dxa" w:w="40"/>
+              <w:left w:type="dxa" w:w="60"/>
+              <w:bottom w:type="dxa" w:w="40"/>
+              <w:right w:type="dxa" w:w="60"/>
+            </w:tcMar>
+          </w:tcPr>
+          <w:p>
+            <w:pPr>
+              <w:spacing w:after="0" w:line="220"/>
+            </w:pPr>
+            <w:r>
+              <w:rPr>
+                <w:rFonts w:ascii="Arial" w:cs="Arial" w:eastAsia="Arial" w:hAnsi="Arial"/>
+                <w:b w:val="false"/>
+                <w:bCs w:val="false"/>
+                <w:sz w:val="18"/>
+                <w:szCs w:val="18"/>
+              </w:rPr>
+              <w:t xml:space="preserve">Sí</w:t>
+            </w:r>
+          </w:p>
+        </w:tc>
+        <w:tc>
+          <w:tcPr>
+            <w:tcW w:type="dxa" w:w="2502"/>
+            <w:tcBorders>
+              <w:top w:val="single" w:color="BFBFBF" w:sz="4"/>
+              <w:left w:val="single" w:color="BFBFBF" w:sz="4"/>
+              <w:bottom w:val="single" w:color="BFBFBF" w:sz="4"/>
+              <w:right w:val="single" w:color="BFBFBF" w:sz="4"/>
+            </w:tcBorders>
+            <w:shd w:fill="F6F8FB" w:val="clear"/>
+            <w:tcMar>
+              <w:top w:type="dxa" w:w="40"/>
+              <w:left w:type="dxa" w:w="60"/>
+              <w:bottom w:type="dxa" w:w="40"/>
+              <w:right w:type="dxa" w:w="60"/>
+            </w:tcMar>
+          </w:tcPr>
+          <w:p>
+            <w:pPr>
+              <w:spacing w:after="0" w:line="220"/>
+            </w:pPr>
+            <w:r>
+              <w:rPr>
+                <w:rFonts w:ascii="Arial" w:cs="Arial" w:eastAsia="Arial" w:hAnsi="Arial"/>
+                <w:b w:val="false"/>
+                <w:bCs w:val="false"/>
+                <w:sz w:val="18"/>
+                <w:szCs w:val="18"/>
+              </w:rPr>
+              <w:t xml:space="preserve">[M] + FCprod ([P §2.3]; días [S])</w:t>
+            </w:r>
+          </w:p>
+        </w:tc>
+        <w:tc>
+          <w:tcPr>
+            <w:tcW w:type="dxa" w:w="1701"/>
+            <w:tcBorders>
+              <w:top w:val="single" w:color="BFBFBF" w:sz="4"/>
+              <w:left w:val="single" w:color="BFBFBF" w:sz="4"/>
+              <w:bottom w:val="single" w:color="BFBFBF" w:sz="4"/>
+              <w:right w:val="single" w:color="BFBFBF" w:sz="4"/>
+            </w:tcBorders>
+            <w:shd w:fill="F6F8FB" w:val="clear"/>
+            <w:tcMar>
+              <w:top w:type="dxa" w:w="40"/>
+              <w:left w:type="dxa" w:w="60"/>
+              <w:bottom w:type="dxa" w:w="40"/>
+              <w:right w:type="dxa" w:w="60"/>
+            </w:tcMar>
+          </w:tcPr>
+          <w:p>
+            <w:pPr>
+              <w:spacing w:after="0" w:line="220"/>
+            </w:pPr>
+            <w:r>
+              <w:rPr>
+                <w:rFonts w:ascii="Arial" w:cs="Arial" w:eastAsia="Arial" w:hAnsi="Arial"/>
+                <w:b w:val="false"/>
+                <w:bCs w:val="false"/>
+                <w:sz w:val="18"/>
+                <w:szCs w:val="18"/>
+              </w:rPr>
+              <w:t xml:space="preserve">14.999 /año</w:t>
+            </w:r>
+          </w:p>
+        </w:tc>
+      </w:tr>
+      <w:tr>
+        <w:trPr>
+          <w:cantSplit/>
+          <w:tblHeader w:val="off"/>
+        </w:trPr>
+        <w:tc>
+          <w:tcPr>
+            <w:tcW w:type="dxa" w:w="3303"/>
+            <w:tcBorders>
+              <w:top w:val="single" w:color="BFBFBF" w:sz="4"/>
+              <w:left w:val="single" w:color="BFBFBF" w:sz="4"/>
+              <w:bottom w:val="single" w:color="BFBFBF" w:sz="4"/>
+              <w:right w:val="single" w:color="BFBFBF" w:sz="4"/>
+            </w:tcBorders>
+            <w:tcMar>
+              <w:top w:type="dxa" w:w="40"/>
+              <w:left w:type="dxa" w:w="60"/>
+              <w:bottom w:type="dxa" w:w="40"/>
+              <w:right w:type="dxa" w:w="60"/>
+            </w:tcMar>
+          </w:tcPr>
+          <w:p>
+            <w:pPr>
+              <w:spacing w:after="0" w:line="220"/>
+            </w:pPr>
+            <w:r>
+              <w:rPr>
+                <w:rFonts w:ascii="Arial" w:cs="Arial" w:eastAsia="Arial" w:hAnsi="Arial"/>
+                <w:b w:val="false"/>
+                <w:bCs w:val="false"/>
+                <w:sz w:val="18"/>
+                <w:szCs w:val="18"/>
+              </w:rPr>
+              <w:t xml:space="preserve">ΔEMV otras consecuencias</w:t>
+            </w:r>
+          </w:p>
+        </w:tc>
+        <w:tc>
+          <w:tcPr>
+            <w:tcW w:type="dxa" w:w="1501"/>
+            <w:tcBorders>
+              <w:top w:val="single" w:color="BFBFBF" w:sz="4"/>
+              <w:left w:val="single" w:color="BFBFBF" w:sz="4"/>
+              <w:bottom w:val="single" w:color="BFBFBF" w:sz="4"/>
+              <w:right w:val="single" w:color="BFBFBF" w:sz="4"/>
+            </w:tcBorders>
+            <w:tcMar>
+              <w:top w:type="dxa" w:w="40"/>
+              <w:left w:type="dxa" w:w="60"/>
+              <w:bottom w:type="dxa" w:w="40"/>
+              <w:right w:type="dxa" w:w="60"/>
+            </w:tcMar>
+          </w:tcPr>
+          <w:p>
+            <w:pPr>
+              <w:spacing w:after="0" w:line="220"/>
+            </w:pPr>
+            <w:r>
+              <w:rPr>
+                <w:rFonts w:ascii="Arial" w:cs="Arial" w:eastAsia="Arial" w:hAnsi="Arial"/>
+                <w:b w:val="false"/>
+                <w:bCs w:val="false"/>
+                <w:sz w:val="18"/>
+                <w:szCs w:val="18"/>
+              </w:rPr>
+              <w:t xml:space="preserve">Esperado</w:t>
+            </w:r>
+          </w:p>
+        </w:tc>
+        <w:tc>
+          <w:tcPr>
+            <w:tcW w:type="dxa" w:w="1501"/>
+            <w:tcBorders>
+              <w:top w:val="single" w:color="BFBFBF" w:sz="4"/>
+              <w:left w:val="single" w:color="BFBFBF" w:sz="4"/>
+              <w:bottom w:val="single" w:color="BFBFBF" w:sz="4"/>
+              <w:right w:val="single" w:color="BFBFBF" w:sz="4"/>
+            </w:tcBorders>
+            <w:tcMar>
+              <w:top w:type="dxa" w:w="40"/>
+              <w:left w:type="dxa" w:w="60"/>
+              <w:bottom w:type="dxa" w:w="40"/>
+              <w:right w:type="dxa" w:w="60"/>
+            </w:tcMar>
+          </w:tcPr>
+          <w:p>
+            <w:pPr>
+              <w:spacing w:after="0" w:line="220"/>
+            </w:pPr>
+            <w:r>
+              <w:rPr>
+                <w:rFonts w:ascii="Arial" w:cs="Arial" w:eastAsia="Arial" w:hAnsi="Arial"/>
+                <w:b w:val="false"/>
+                <w:bCs w:val="false"/>
+                <w:sz w:val="18"/>
+                <w:szCs w:val="18"/>
+              </w:rPr>
+              <w:t xml:space="preserve">No</w:t>
+            </w:r>
+          </w:p>
+        </w:tc>
+        <w:tc>
+          <w:tcPr>
+            <w:tcW w:type="dxa" w:w="2502"/>
+            <w:tcBorders>
+              <w:top w:val="single" w:color="BFBFBF" w:sz="4"/>
+              <w:left w:val="single" w:color="BFBFBF" w:sz="4"/>
+              <w:bottom w:val="single" w:color="BFBFBF" w:sz="4"/>
+              <w:right w:val="single" w:color="BFBFBF" w:sz="4"/>
+            </w:tcBorders>
+            <w:tcMar>
+              <w:top w:type="dxa" w:w="40"/>
+              <w:left w:type="dxa" w:w="60"/>
+              <w:bottom w:type="dxa" w:w="40"/>
+              <w:right w:type="dxa" w:w="60"/>
+            </w:tcMar>
+          </w:tcPr>
+          <w:p>
+            <w:pPr>
+              <w:spacing w:after="0" w:line="220"/>
+            </w:pPr>
+            <w:r>
+              <w:rPr>
+                <w:rFonts w:ascii="Arial" w:cs="Arial" w:eastAsia="Arial" w:hAnsi="Arial"/>
+                <w:b w:val="false"/>
+                <w:bCs w:val="false"/>
+                <w:sz w:val="18"/>
+                <w:szCs w:val="18"/>
+              </w:rPr>
+              <w:t xml:space="preserve">[P §2.3]: 4.000 USD/m², 10.000 USD/persona, 0,1 pers/m²</w:t>
+            </w:r>
+          </w:p>
+        </w:tc>
+        <w:tc>
+          <w:tcPr>
+            <w:tcW w:type="dxa" w:w="1701"/>
+            <w:tcBorders>
+              <w:top w:val="single" w:color="BFBFBF" w:sz="4"/>
+              <w:left w:val="single" w:color="BFBFBF" w:sz="4"/>
+              <w:bottom w:val="single" w:color="BFBFBF" w:sz="4"/>
+              <w:right w:val="single" w:color="BFBFBF" w:sz="4"/>
+            </w:tcBorders>
+            <w:tcMar>
+              <w:top w:type="dxa" w:w="40"/>
+              <w:left w:type="dxa" w:w="60"/>
+              <w:bottom w:type="dxa" w:w="40"/>
+              <w:right w:type="dxa" w:w="60"/>
+            </w:tcMar>
+          </w:tcPr>
+          <w:p>
+            <w:pPr>
+              <w:spacing w:after="0" w:line="220"/>
+            </w:pPr>
+            <w:r>
+              <w:rPr>
+                <w:rFonts w:ascii="Arial" w:cs="Arial" w:eastAsia="Arial" w:hAnsi="Arial"/>
+                <w:b w:val="false"/>
+                <w:bCs w:val="false"/>
+                <w:sz w:val="18"/>
+                <w:szCs w:val="18"/>
+              </w:rPr>
+              <w:t xml:space="preserve">14.921 /año</w:t>
+            </w:r>
+          </w:p>
+        </w:tc>
+      </w:tr>
+      <w:tr>
+        <w:trPr>
+          <w:cantSplit/>
+          <w:tblHeader w:val="off"/>
+        </w:trPr>
+        <w:tc>
+          <w:tcPr>
+            <w:tcW w:type="dxa" w:w="3303"/>
+            <w:tcBorders>
+              <w:top w:val="single" w:color="BFBFBF" w:sz="4"/>
+              <w:left w:val="single" w:color="BFBFBF" w:sz="4"/>
+              <w:bottom w:val="single" w:color="BFBFBF" w:sz="4"/>
+              <w:right w:val="single" w:color="BFBFBF" w:sz="4"/>
+            </w:tcBorders>
+            <w:shd w:fill="F6F8FB" w:val="clear"/>
+            <w:tcMar>
+              <w:top w:type="dxa" w:w="40"/>
+              <w:left w:type="dxa" w:w="60"/>
+              <w:bottom w:type="dxa" w:w="40"/>
+              <w:right w:type="dxa" w:w="60"/>
+            </w:tcMar>
+          </w:tcPr>
+          <w:p>
+            <w:pPr>
+              <w:spacing w:after="0" w:line="220"/>
+            </w:pPr>
+            <w:r>
+              <w:rPr>
+                <w:rFonts w:ascii="Arial" w:cs="Arial" w:eastAsia="Arial" w:hAnsi="Arial"/>
+                <w:b w:val="false"/>
+                <w:bCs w:val="false"/>
+                <w:sz w:val="18"/>
+                <w:szCs w:val="18"/>
+              </w:rPr>
+              <w:t xml:space="preserve">Downtime evitado (diferimiento)</w:t>
+            </w:r>
+          </w:p>
+        </w:tc>
+        <w:tc>
+          <w:tcPr>
+            <w:tcW w:type="dxa" w:w="1501"/>
+            <w:tcBorders>
+              <w:top w:val="single" w:color="BFBFBF" w:sz="4"/>
+              <w:left w:val="single" w:color="BFBFBF" w:sz="4"/>
+              <w:bottom w:val="single" w:color="BFBFBF" w:sz="4"/>
+              <w:right w:val="single" w:color="BFBFBF" w:sz="4"/>
+            </w:tcBorders>
+            <w:shd w:fill="F6F8FB" w:val="clear"/>
+            <w:tcMar>
+              <w:top w:type="dxa" w:w="40"/>
+              <w:left w:type="dxa" w:w="60"/>
+              <w:bottom w:type="dxa" w:w="40"/>
+              <w:right w:type="dxa" w:w="60"/>
+            </w:tcMar>
+          </w:tcPr>
+          <w:p>
+            <w:pPr>
+              <w:spacing w:after="0" w:line="220"/>
+            </w:pPr>
+            <w:r>
+              <w:rPr>
+                <w:rFonts w:ascii="Arial" w:cs="Arial" w:eastAsia="Arial" w:hAnsi="Arial"/>
+                <w:b w:val="false"/>
+                <w:bCs w:val="false"/>
+                <w:sz w:val="18"/>
+                <w:szCs w:val="18"/>
+              </w:rPr>
+              <w:t xml:space="preserve">Caja real</w:t>
+            </w:r>
+          </w:p>
+        </w:tc>
+        <w:tc>
+          <w:tcPr>
+            <w:tcW w:type="dxa" w:w="1501"/>
+            <w:tcBorders>
+              <w:top w:val="single" w:color="BFBFBF" w:sz="4"/>
+              <w:left w:val="single" w:color="BFBFBF" w:sz="4"/>
+              <w:bottom w:val="single" w:color="BFBFBF" w:sz="4"/>
+              <w:right w:val="single" w:color="BFBFBF" w:sz="4"/>
+            </w:tcBorders>
+            <w:shd w:fill="F6F8FB" w:val="clear"/>
+            <w:tcMar>
+              <w:top w:type="dxa" w:w="40"/>
+              <w:left w:type="dxa" w:w="60"/>
+              <w:bottom w:type="dxa" w:w="40"/>
+              <w:right w:type="dxa" w:w="60"/>
+            </w:tcMar>
+          </w:tcPr>
+          <w:p>
+            <w:pPr>
+              <w:spacing w:after="0" w:line="220"/>
+            </w:pPr>
+            <w:r>
+              <w:rPr>
+                <w:rFonts w:ascii="Arial" w:cs="Arial" w:eastAsia="Arial" w:hAnsi="Arial"/>
+                <w:b w:val="false"/>
+                <w:bCs w:val="false"/>
+                <w:sz w:val="18"/>
+                <w:szCs w:val="18"/>
+              </w:rPr>
+              <w:t xml:space="preserve">Sí (margen)</w:t>
+            </w:r>
+          </w:p>
+        </w:tc>
+        <w:tc>
+          <w:tcPr>
+            <w:tcW w:type="dxa" w:w="2502"/>
+            <w:tcBorders>
+              <w:top w:val="single" w:color="BFBFBF" w:sz="4"/>
+              <w:left w:val="single" w:color="BFBFBF" w:sz="4"/>
+              <w:bottom w:val="single" w:color="BFBFBF" w:sz="4"/>
+              <w:right w:val="single" w:color="BFBFBF" w:sz="4"/>
+            </w:tcBorders>
+            <w:shd w:fill="F6F8FB" w:val="clear"/>
+            <w:tcMar>
+              <w:top w:type="dxa" w:w="40"/>
+              <w:left w:type="dxa" w:w="60"/>
+              <w:bottom w:type="dxa" w:w="40"/>
+              <w:right w:type="dxa" w:w="60"/>
+            </w:tcMar>
+          </w:tcPr>
+          <w:p>
+            <w:pPr>
+              <w:spacing w:after="0" w:line="220"/>
+            </w:pPr>
+            <w:r>
+              <w:rPr>
+                <w:rFonts w:ascii="Arial" w:cs="Arial" w:eastAsia="Arial" w:hAnsi="Arial"/>
+                <w:b w:val="false"/>
+                <w:bCs w:val="false"/>
+                <w:sz w:val="18"/>
+                <w:szCs w:val="18"/>
+              </w:rPr>
+              <w:t xml:space="preserve">[P Tablas 9–10] + margen [S]</w:t>
+            </w:r>
+          </w:p>
+        </w:tc>
+        <w:tc>
+          <w:tcPr>
+            <w:tcW w:type="dxa" w:w="1701"/>
+            <w:tcBorders>
+              <w:top w:val="single" w:color="BFBFBF" w:sz="4"/>
+              <w:left w:val="single" w:color="BFBFBF" w:sz="4"/>
+              <w:bottom w:val="single" w:color="BFBFBF" w:sz="4"/>
+              <w:right w:val="single" w:color="BFBFBF" w:sz="4"/>
+            </w:tcBorders>
+            <w:shd w:fill="F6F8FB" w:val="clear"/>
+            <w:tcMar>
+              <w:top w:type="dxa" w:w="40"/>
+              <w:left w:type="dxa" w:w="60"/>
+              <w:bottom w:type="dxa" w:w="40"/>
+              <w:right w:type="dxa" w:w="60"/>
+            </w:tcMar>
+          </w:tcPr>
+          <w:p>
+            <w:pPr>
+              <w:spacing w:after="0" w:line="220"/>
+            </w:pPr>
+            <w:r>
+              <w:rPr>
+                <w:rFonts w:ascii="Arial" w:cs="Arial" w:eastAsia="Arial" w:hAnsi="Arial"/>
+                <w:b w:val="false"/>
+                <w:bCs w:val="false"/>
+                <w:sz w:val="18"/>
+                <w:szCs w:val="18"/>
+              </w:rPr>
+              <w:t xml:space="preserve">159.190 /año</w:t>
+            </w:r>
+          </w:p>
+        </w:tc>
+      </w:tr>
+      <w:tr>
+        <w:trPr>
+          <w:cantSplit/>
+          <w:tblHeader w:val="off"/>
+        </w:trPr>
+        <w:tc>
+          <w:tcPr>
+            <w:tcW w:type="dxa" w:w="3303"/>
+            <w:tcBorders>
+              <w:top w:val="single" w:color="BFBFBF" w:sz="4"/>
+              <w:left w:val="single" w:color="BFBFBF" w:sz="4"/>
+              <w:bottom w:val="single" w:color="BFBFBF" w:sz="4"/>
+              <w:right w:val="single" w:color="BFBFBF" w:sz="4"/>
+            </w:tcBorders>
+            <w:tcMar>
+              <w:top w:type="dxa" w:w="40"/>
+              <w:left w:type="dxa" w:w="60"/>
+              <w:bottom w:type="dxa" w:w="40"/>
+              <w:right w:type="dxa" w:w="60"/>
+            </w:tcMar>
+          </w:tcPr>
+          <w:p>
+            <w:pPr>
+              <w:spacing w:after="0" w:line="220"/>
+            </w:pPr>
+            <w:r>
+              <w:rPr>
+                <w:rFonts w:ascii="Arial" w:cs="Arial" w:eastAsia="Arial" w:hAnsi="Arial"/>
+                <w:b w:val="false"/>
+                <w:bCs w:val="false"/>
+                <w:sz w:val="18"/>
+                <w:szCs w:val="18"/>
+              </w:rPr>
+              <w:t xml:space="preserve">Ahorro por menor inspección</w:t>
+            </w:r>
+          </w:p>
+        </w:tc>
+        <w:tc>
+          <w:tcPr>
+            <w:tcW w:type="dxa" w:w="1501"/>
+            <w:tcBorders>
+              <w:top w:val="single" w:color="BFBFBF" w:sz="4"/>
+              <w:left w:val="single" w:color="BFBFBF" w:sz="4"/>
+              <w:bottom w:val="single" w:color="BFBFBF" w:sz="4"/>
+              <w:right w:val="single" w:color="BFBFBF" w:sz="4"/>
+            </w:tcBorders>
+            <w:tcMar>
+              <w:top w:type="dxa" w:w="40"/>
+              <w:left w:type="dxa" w:w="60"/>
+              <w:bottom w:type="dxa" w:w="40"/>
+              <w:right w:type="dxa" w:w="60"/>
+            </w:tcMar>
+          </w:tcPr>
+          <w:p>
+            <w:pPr>
+              <w:spacing w:after="0" w:line="220"/>
+            </w:pPr>
+            <w:r>
+              <w:rPr>
+                <w:rFonts w:ascii="Arial" w:cs="Arial" w:eastAsia="Arial" w:hAnsi="Arial"/>
+                <w:b w:val="false"/>
+                <w:bCs w:val="false"/>
+                <w:sz w:val="18"/>
+                <w:szCs w:val="18"/>
+              </w:rPr>
+              <w:t xml:space="preserve">Caja real</w:t>
+            </w:r>
+          </w:p>
+        </w:tc>
+        <w:tc>
+          <w:tcPr>
+            <w:tcW w:type="dxa" w:w="1501"/>
+            <w:tcBorders>
+              <w:top w:val="single" w:color="BFBFBF" w:sz="4"/>
+              <w:left w:val="single" w:color="BFBFBF" w:sz="4"/>
+              <w:bottom w:val="single" w:color="BFBFBF" w:sz="4"/>
+              <w:right w:val="single" w:color="BFBFBF" w:sz="4"/>
+            </w:tcBorders>
+            <w:tcMar>
+              <w:top w:type="dxa" w:w="40"/>
+              <w:left w:type="dxa" w:w="60"/>
+              <w:bottom w:type="dxa" w:w="40"/>
+              <w:right w:type="dxa" w:w="60"/>
+            </w:tcMar>
+          </w:tcPr>
+          <w:p>
+            <w:pPr>
+              <w:spacing w:after="0" w:line="220"/>
+            </w:pPr>
+            <w:r>
+              <w:rPr>
+                <w:rFonts w:ascii="Arial" w:cs="Arial" w:eastAsia="Arial" w:hAnsi="Arial"/>
+                <w:b w:val="false"/>
+                <w:bCs w:val="false"/>
+                <w:sz w:val="18"/>
+                <w:szCs w:val="18"/>
+              </w:rPr>
+              <w:t xml:space="preserve">No</w:t>
+            </w:r>
+          </w:p>
+        </w:tc>
+        <w:tc>
+          <w:tcPr>
+            <w:tcW w:type="dxa" w:w="2502"/>
+            <w:tcBorders>
+              <w:top w:val="single" w:color="BFBFBF" w:sz="4"/>
+              <w:left w:val="single" w:color="BFBFBF" w:sz="4"/>
+              <w:bottom w:val="single" w:color="BFBFBF" w:sz="4"/>
+              <w:right w:val="single" w:color="BFBFBF" w:sz="4"/>
+            </w:tcBorders>
+            <w:tcMar>
+              <w:top w:type="dxa" w:w="40"/>
+              <w:left w:type="dxa" w:w="60"/>
+              <w:bottom w:type="dxa" w:w="40"/>
+              <w:right w:type="dxa" w:w="60"/>
+            </w:tcMar>
+          </w:tcPr>
+          <w:p>
+            <w:pPr>
+              <w:spacing w:after="0" w:line="220"/>
+            </w:pPr>
+            <w:r>
+              <w:rPr>
+                <w:rFonts w:ascii="Arial" w:cs="Arial" w:eastAsia="Arial" w:hAnsi="Arial"/>
+                <w:b w:val="false"/>
+                <w:bCs w:val="false"/>
+                <w:sz w:val="18"/>
+                <w:szCs w:val="18"/>
+              </w:rPr>
+              <w:t xml:space="preserve">[P Tablas 4–5, 9–10]</w:t>
+            </w:r>
+          </w:p>
+        </w:tc>
+        <w:tc>
+          <w:tcPr>
+            <w:tcW w:type="dxa" w:w="1701"/>
+            <w:tcBorders>
+              <w:top w:val="single" w:color="BFBFBF" w:sz="4"/>
+              <w:left w:val="single" w:color="BFBFBF" w:sz="4"/>
+              <w:bottom w:val="single" w:color="BFBFBF" w:sz="4"/>
+              <w:right w:val="single" w:color="BFBFBF" w:sz="4"/>
+            </w:tcBorders>
+            <w:tcMar>
+              <w:top w:type="dxa" w:w="40"/>
+              <w:left w:type="dxa" w:w="60"/>
+              <w:bottom w:type="dxa" w:w="40"/>
+              <w:right w:type="dxa" w:w="60"/>
+            </w:tcMar>
+          </w:tcPr>
+          <w:p>
+            <w:pPr>
+              <w:spacing w:after="0" w:line="220"/>
+            </w:pPr>
+            <w:r>
+              <w:rPr>
+                <w:rFonts w:ascii="Arial" w:cs="Arial" w:eastAsia="Arial" w:hAnsi="Arial"/>
+                <w:b w:val="false"/>
+                <w:bCs w:val="false"/>
+                <w:sz w:val="18"/>
+                <w:szCs w:val="18"/>
+              </w:rPr>
+              <w:t xml:space="preserve">10.077 /año</w:t>
+            </w:r>
+          </w:p>
+        </w:tc>
+      </w:tr>
+      <w:tr>
+        <w:trPr>
+          <w:cantSplit/>
+          <w:tblHeader w:val="off"/>
+        </w:trPr>
+        <w:tc>
+          <w:tcPr>
+            <w:tcW w:type="dxa" w:w="3303"/>
+            <w:tcBorders>
+              <w:top w:val="single" w:color="BFBFBF" w:sz="4"/>
+              <w:left w:val="single" w:color="BFBFBF" w:sz="4"/>
+              <w:bottom w:val="single" w:color="BFBFBF" w:sz="4"/>
+              <w:right w:val="single" w:color="BFBFBF" w:sz="4"/>
+            </w:tcBorders>
+            <w:shd w:fill="F6F8FB" w:val="clear"/>
+            <w:tcMar>
+              <w:top w:type="dxa" w:w="40"/>
+              <w:left w:type="dxa" w:w="60"/>
+              <w:bottom w:type="dxa" w:w="40"/>
+              <w:right w:type="dxa" w:w="60"/>
+            </w:tcMar>
+          </w:tcPr>
+          <w:p>
+            <w:pPr>
+              <w:spacing w:after="0" w:line="220"/>
+            </w:pPr>
+            <w:r>
+              <w:rPr>
+                <w:rFonts w:ascii="Arial" w:cs="Arial" w:eastAsia="Arial" w:hAnsi="Arial"/>
+                <w:b w:val="false"/>
+                <w:bCs w:val="false"/>
+                <w:sz w:val="18"/>
+                <w:szCs w:val="18"/>
+              </w:rPr>
+              <w:t xml:space="preserve">OPEX incremental</w:t>
+            </w:r>
+          </w:p>
+        </w:tc>
+        <w:tc>
+          <w:tcPr>
+            <w:tcW w:type="dxa" w:w="1501"/>
+            <w:tcBorders>
+              <w:top w:val="single" w:color="BFBFBF" w:sz="4"/>
+              <w:left w:val="single" w:color="BFBFBF" w:sz="4"/>
+              <w:bottom w:val="single" w:color="BFBFBF" w:sz="4"/>
+              <w:right w:val="single" w:color="BFBFBF" w:sz="4"/>
+            </w:tcBorders>
+            <w:shd w:fill="F6F8FB" w:val="clear"/>
+            <w:tcMar>
+              <w:top w:type="dxa" w:w="40"/>
+              <w:left w:type="dxa" w:w="60"/>
+              <w:bottom w:type="dxa" w:w="40"/>
+              <w:right w:type="dxa" w:w="60"/>
+            </w:tcMar>
+          </w:tcPr>
+          <w:p>
+            <w:pPr>
+              <w:spacing w:after="0" w:line="220"/>
+            </w:pPr>
+            <w:r>
+              <w:rPr>
+                <w:rFonts w:ascii="Arial" w:cs="Arial" w:eastAsia="Arial" w:hAnsi="Arial"/>
+                <w:b w:val="false"/>
+                <w:bCs w:val="false"/>
+                <w:sz w:val="18"/>
+                <w:szCs w:val="18"/>
+              </w:rPr>
+              <w:t xml:space="preserve">Caja real</w:t>
+            </w:r>
+          </w:p>
+        </w:tc>
+        <w:tc>
+          <w:tcPr>
+            <w:tcW w:type="dxa" w:w="1501"/>
+            <w:tcBorders>
+              <w:top w:val="single" w:color="BFBFBF" w:sz="4"/>
+              <w:left w:val="single" w:color="BFBFBF" w:sz="4"/>
+              <w:bottom w:val="single" w:color="BFBFBF" w:sz="4"/>
+              <w:right w:val="single" w:color="BFBFBF" w:sz="4"/>
+            </w:tcBorders>
+            <w:shd w:fill="F6F8FB" w:val="clear"/>
+            <w:tcMar>
+              <w:top w:type="dxa" w:w="40"/>
+              <w:left w:type="dxa" w:w="60"/>
+              <w:bottom w:type="dxa" w:w="40"/>
+              <w:right w:type="dxa" w:w="60"/>
+            </w:tcMar>
+          </w:tcPr>
+          <w:p>
+            <w:pPr>
+              <w:spacing w:after="0" w:line="220"/>
+            </w:pPr>
+            <w:r>
+              <w:rPr>
+                <w:rFonts w:ascii="Arial" w:cs="Arial" w:eastAsia="Arial" w:hAnsi="Arial"/>
+                <w:b w:val="false"/>
+                <w:bCs w:val="false"/>
+                <w:sz w:val="18"/>
+                <w:szCs w:val="18"/>
+              </w:rPr>
+              <w:t xml:space="preserve">No</w:t>
+            </w:r>
+          </w:p>
+        </w:tc>
+        <w:tc>
+          <w:tcPr>
+            <w:tcW w:type="dxa" w:w="2502"/>
+            <w:tcBorders>
+              <w:top w:val="single" w:color="BFBFBF" w:sz="4"/>
+              <w:left w:val="single" w:color="BFBFBF" w:sz="4"/>
+              <w:bottom w:val="single" w:color="BFBFBF" w:sz="4"/>
+              <w:right w:val="single" w:color="BFBFBF" w:sz="4"/>
+            </w:tcBorders>
+            <w:shd w:fill="F6F8FB" w:val="clear"/>
+            <w:tcMar>
+              <w:top w:type="dxa" w:w="40"/>
+              <w:left w:type="dxa" w:w="60"/>
+              <w:bottom w:type="dxa" w:w="40"/>
+              <w:right w:type="dxa" w:w="60"/>
+            </w:tcMar>
+          </w:tcPr>
+          <w:p>
+            <w:pPr>
+              <w:spacing w:after="0" w:line="220"/>
+            </w:pPr>
+            <w:r>
+              <w:rPr>
+                <w:rFonts w:ascii="Arial" w:cs="Arial" w:eastAsia="Arial" w:hAnsi="Arial"/>
+                <w:b w:val="false"/>
+                <w:bCs w:val="false"/>
+                <w:sz w:val="18"/>
+                <w:szCs w:val="18"/>
+              </w:rPr>
+              <w:t xml:space="preserve">[S]</w:t>
+            </w:r>
+          </w:p>
+        </w:tc>
+        <w:tc>
+          <w:tcPr>
+            <w:tcW w:type="dxa" w:w="1701"/>
+            <w:tcBorders>
+              <w:top w:val="single" w:color="BFBFBF" w:sz="4"/>
+              <w:left w:val="single" w:color="BFBFBF" w:sz="4"/>
+              <w:bottom w:val="single" w:color="BFBFBF" w:sz="4"/>
+              <w:right w:val="single" w:color="BFBFBF" w:sz="4"/>
+            </w:tcBorders>
+            <w:shd w:fill="F6F8FB" w:val="clear"/>
+            <w:tcMar>
+              <w:top w:type="dxa" w:w="40"/>
+              <w:left w:type="dxa" w:w="60"/>
+              <w:bottom w:type="dxa" w:w="40"/>
+              <w:right w:type="dxa" w:w="60"/>
+            </w:tcMar>
+          </w:tcPr>
+          <w:p>
+            <w:pPr>
+              <w:spacing w:after="0" w:line="220"/>
+            </w:pPr>
+            <w:r>
+              <w:rPr>
+                <w:rFonts w:ascii="Arial" w:cs="Arial" w:eastAsia="Arial" w:hAnsi="Arial"/>
+                <w:b w:val="false"/>
+                <w:bCs w:val="false"/>
+                <w:sz w:val="18"/>
+                <w:szCs w:val="18"/>
+              </w:rPr>
+              <w:t xml:space="preserve">−7.500 /año</w:t>
+            </w:r>
+          </w:p>
+        </w:tc>
+      </w:tr>
+      <w:tr>
+        <w:trPr>
+          <w:cantSplit/>
+          <w:tblHeader w:val="off"/>
+        </w:trPr>
+        <w:tc>
+          <w:tcPr>
+            <w:tcW w:type="dxa" w:w="3303"/>
+            <w:tcBorders>
+              <w:top w:val="single" w:color="BFBFBF" w:sz="4"/>
+              <w:left w:val="single" w:color="BFBFBF" w:sz="4"/>
+              <w:bottom w:val="single" w:color="BFBFBF" w:sz="4"/>
+              <w:right w:val="single" w:color="BFBFBF" w:sz="4"/>
+            </w:tcBorders>
+            <w:tcMar>
+              <w:top w:type="dxa" w:w="40"/>
+              <w:left w:type="dxa" w:w="60"/>
+              <w:bottom w:type="dxa" w:w="40"/>
+              <w:right w:type="dxa" w:w="60"/>
+            </w:tcMar>
+          </w:tcPr>
+          <w:p>
+            <w:pPr>
+              <w:spacing w:after="0" w:line="220"/>
+            </w:pPr>
+            <w:r>
+              <w:rPr>
+                <w:rFonts w:ascii="Arial" w:cs="Arial" w:eastAsia="Arial" w:hAnsi="Arial"/>
+                <w:b w:val="false"/>
+                <w:bCs w:val="false"/>
+                <w:sz w:val="18"/>
+                <w:szCs w:val="18"/>
+              </w:rPr>
+              <w:t xml:space="preserve">Inspección inicial; FFS + implantación; reparación</w:t>
+            </w:r>
+          </w:p>
+        </w:tc>
+        <w:tc>
+          <w:tcPr>
+            <w:tcW w:type="dxa" w:w="1501"/>
+            <w:tcBorders>
+              <w:top w:val="single" w:color="BFBFBF" w:sz="4"/>
+              <w:left w:val="single" w:color="BFBFBF" w:sz="4"/>
+              <w:bottom w:val="single" w:color="BFBFBF" w:sz="4"/>
+              <w:right w:val="single" w:color="BFBFBF" w:sz="4"/>
+            </w:tcBorders>
+            <w:tcMar>
+              <w:top w:type="dxa" w:w="40"/>
+              <w:left w:type="dxa" w:w="60"/>
+              <w:bottom w:type="dxa" w:w="40"/>
+              <w:right w:type="dxa" w:w="60"/>
+            </w:tcMar>
+          </w:tcPr>
+          <w:p>
+            <w:pPr>
+              <w:spacing w:after="0" w:line="220"/>
+            </w:pPr>
+            <w:r>
+              <w:rPr>
+                <w:rFonts w:ascii="Arial" w:cs="Arial" w:eastAsia="Arial" w:hAnsi="Arial"/>
+                <w:b w:val="false"/>
+                <w:bCs w:val="false"/>
+                <w:sz w:val="18"/>
+                <w:szCs w:val="18"/>
+              </w:rPr>
+              <w:t xml:space="preserve">Caja real (t=0)</w:t>
+            </w:r>
+          </w:p>
+        </w:tc>
+        <w:tc>
+          <w:tcPr>
+            <w:tcW w:type="dxa" w:w="1501"/>
+            <w:tcBorders>
+              <w:top w:val="single" w:color="BFBFBF" w:sz="4"/>
+              <w:left w:val="single" w:color="BFBFBF" w:sz="4"/>
+              <w:bottom w:val="single" w:color="BFBFBF" w:sz="4"/>
+              <w:right w:val="single" w:color="BFBFBF" w:sz="4"/>
+            </w:tcBorders>
+            <w:tcMar>
+              <w:top w:type="dxa" w:w="40"/>
+              <w:left w:type="dxa" w:w="60"/>
+              <w:bottom w:type="dxa" w:w="40"/>
+              <w:right w:type="dxa" w:w="60"/>
+            </w:tcMar>
+          </w:tcPr>
+          <w:p>
+            <w:pPr>
+              <w:spacing w:after="0" w:line="220"/>
+            </w:pPr>
+            <w:r>
+              <w:rPr>
+                <w:rFonts w:ascii="Arial" w:cs="Arial" w:eastAsia="Arial" w:hAnsi="Arial"/>
+                <w:b w:val="false"/>
+                <w:bCs w:val="false"/>
+                <w:sz w:val="18"/>
+                <w:szCs w:val="18"/>
+              </w:rPr>
+              <w:t xml:space="preserve">No</w:t>
+            </w:r>
+          </w:p>
+        </w:tc>
+        <w:tc>
+          <w:tcPr>
+            <w:tcW w:type="dxa" w:w="2502"/>
+            <w:tcBorders>
+              <w:top w:val="single" w:color="BFBFBF" w:sz="4"/>
+              <w:left w:val="single" w:color="BFBFBF" w:sz="4"/>
+              <w:bottom w:val="single" w:color="BFBFBF" w:sz="4"/>
+              <w:right w:val="single" w:color="BFBFBF" w:sz="4"/>
+            </w:tcBorders>
+            <w:tcMar>
+              <w:top w:type="dxa" w:w="40"/>
+              <w:left w:type="dxa" w:w="60"/>
+              <w:bottom w:type="dxa" w:w="40"/>
+              <w:right w:type="dxa" w:w="60"/>
+            </w:tcMar>
+          </w:tcPr>
+          <w:p>
+            <w:pPr>
+              <w:spacing w:after="0" w:line="220"/>
+            </w:pPr>
+            <w:r>
+              <w:rPr>
+                <w:rFonts w:ascii="Arial" w:cs="Arial" w:eastAsia="Arial" w:hAnsi="Arial"/>
+                <w:b w:val="false"/>
+                <w:bCs w:val="false"/>
+                <w:sz w:val="18"/>
+                <w:szCs w:val="18"/>
+              </w:rPr>
+              <w:t xml:space="preserve">[P Tabla 4], 210 USD [P §2.3]; FFS y reparación [S]</w:t>
+            </w:r>
+          </w:p>
+        </w:tc>
+        <w:tc>
+          <w:tcPr>
+            <w:tcW w:type="dxa" w:w="1701"/>
+            <w:tcBorders>
+              <w:top w:val="single" w:color="BFBFBF" w:sz="4"/>
+              <w:left w:val="single" w:color="BFBFBF" w:sz="4"/>
+              <w:bottom w:val="single" w:color="BFBFBF" w:sz="4"/>
+              <w:right w:val="single" w:color="BFBFBF" w:sz="4"/>
+            </w:tcBorders>
+            <w:tcMar>
+              <w:top w:type="dxa" w:w="40"/>
+              <w:left w:type="dxa" w:w="60"/>
+              <w:bottom w:type="dxa" w:w="40"/>
+              <w:right w:type="dxa" w:w="60"/>
+            </w:tcMar>
+          </w:tcPr>
+          <w:p>
+            <w:pPr>
+              <w:spacing w:after="0" w:line="220"/>
+            </w:pPr>
+            <w:r>
+              <w:rPr>
+                <w:rFonts w:ascii="Arial" w:cs="Arial" w:eastAsia="Arial" w:hAnsi="Arial"/>
+                <w:b w:val="false"/>
+                <w:bCs w:val="false"/>
+                <w:sz w:val="18"/>
+                <w:szCs w:val="18"/>
+              </w:rPr>
+              <w:t xml:space="preserve">−149.720; −43.470; −270.000</w:t>
+            </w:r>
+          </w:p>
+        </w:tc>
+      </w:tr>
+      <w:tr>
+        <w:trPr>
+          <w:cantSplit/>
+          <w:tblHeader w:val="off"/>
+        </w:trPr>
+        <w:tc>
+          <w:tcPr>
+            <w:tcW w:type="dxa" w:w="3303"/>
+            <w:tcBorders>
+              <w:top w:val="single" w:color="BFBFBF" w:sz="4"/>
+              <w:left w:val="single" w:color="BFBFBF" w:sz="4"/>
+              <w:bottom w:val="single" w:color="BFBFBF" w:sz="4"/>
+              <w:right w:val="single" w:color="BFBFBF" w:sz="4"/>
+            </w:tcBorders>
+            <w:shd w:fill="F6F8FB" w:val="clear"/>
+            <w:tcMar>
+              <w:top w:type="dxa" w:w="40"/>
+              <w:left w:type="dxa" w:w="60"/>
+              <w:bottom w:type="dxa" w:w="40"/>
+              <w:right w:type="dxa" w:w="60"/>
+            </w:tcMar>
+          </w:tcPr>
+          <w:p>
+            <w:pPr>
+              <w:spacing w:after="0" w:line="220"/>
+            </w:pPr>
+            <w:r>
+              <w:rPr>
+                <w:rFonts w:ascii="Arial" w:cs="Arial" w:eastAsia="Arial" w:hAnsi="Arial"/>
+                <w:b w:val="false"/>
+                <w:bCs w:val="false"/>
+                <w:sz w:val="18"/>
+                <w:szCs w:val="18"/>
+              </w:rPr>
+              <w:t xml:space="preserve">A esperado = ΔEMV + ahorros − OPEX; A caja real</w:t>
+            </w:r>
+          </w:p>
+        </w:tc>
+        <w:tc>
+          <w:tcPr>
+            <w:tcW w:type="dxa" w:w="1501"/>
+            <w:tcBorders>
+              <w:top w:val="single" w:color="BFBFBF" w:sz="4"/>
+              <w:left w:val="single" w:color="BFBFBF" w:sz="4"/>
+              <w:bottom w:val="single" w:color="BFBFBF" w:sz="4"/>
+              <w:right w:val="single" w:color="BFBFBF" w:sz="4"/>
+            </w:tcBorders>
+            <w:shd w:fill="F6F8FB" w:val="clear"/>
+            <w:tcMar>
+              <w:top w:type="dxa" w:w="40"/>
+              <w:left w:type="dxa" w:w="60"/>
+              <w:bottom w:type="dxa" w:w="40"/>
+              <w:right w:type="dxa" w:w="60"/>
+            </w:tcMar>
+          </w:tcPr>
+          <w:p>
+            <w:pPr>
+              <w:spacing w:after="0" w:line="220"/>
+            </w:pPr>
+            <w:r>
+              <w:rPr>
+                <w:rFonts w:ascii="Arial" w:cs="Arial" w:eastAsia="Arial" w:hAnsi="Arial"/>
+                <w:b w:val="false"/>
+                <w:bCs w:val="false"/>
+                <w:sz w:val="18"/>
+                <w:szCs w:val="18"/>
+              </w:rPr>
+              <w:t xml:space="preserve">Esperado / caja</w:t>
+            </w:r>
+          </w:p>
+        </w:tc>
+        <w:tc>
+          <w:tcPr>
+            <w:tcW w:type="dxa" w:w="1501"/>
+            <w:tcBorders>
+              <w:top w:val="single" w:color="BFBFBF" w:sz="4"/>
+              <w:left w:val="single" w:color="BFBFBF" w:sz="4"/>
+              <w:bottom w:val="single" w:color="BFBFBF" w:sz="4"/>
+              <w:right w:val="single" w:color="BFBFBF" w:sz="4"/>
+            </w:tcBorders>
+            <w:shd w:fill="F6F8FB" w:val="clear"/>
+            <w:tcMar>
+              <w:top w:type="dxa" w:w="40"/>
+              <w:left w:type="dxa" w:w="60"/>
+              <w:bottom w:type="dxa" w:w="40"/>
+              <w:right w:type="dxa" w:w="60"/>
+            </w:tcMar>
+          </w:tcPr>
+          <w:p>
+            <w:pPr>
+              <w:spacing w:after="0" w:line="220"/>
+            </w:pPr>
+            <w:r>
+              <w:rPr>
+                <w:rFonts w:ascii="Arial" w:cs="Arial" w:eastAsia="Arial" w:hAnsi="Arial"/>
+                <w:b w:val="false"/>
+                <w:bCs w:val="false"/>
+                <w:sz w:val="18"/>
+                <w:szCs w:val="18"/>
+              </w:rPr>
+              <w:t xml:space="preserve">—</w:t>
+            </w:r>
+          </w:p>
+        </w:tc>
+        <w:tc>
+          <w:tcPr>
+            <w:tcW w:type="dxa" w:w="2502"/>
+            <w:tcBorders>
+              <w:top w:val="single" w:color="BFBFBF" w:sz="4"/>
+              <w:left w:val="single" w:color="BFBFBF" w:sz="4"/>
+              <w:bottom w:val="single" w:color="BFBFBF" w:sz="4"/>
+              <w:right w:val="single" w:color="BFBFBF" w:sz="4"/>
+            </w:tcBorders>
+            <w:shd w:fill="F6F8FB" w:val="clear"/>
+            <w:tcMar>
+              <w:top w:type="dxa" w:w="40"/>
+              <w:left w:type="dxa" w:w="60"/>
+              <w:bottom w:type="dxa" w:w="40"/>
+              <w:right w:type="dxa" w:w="60"/>
+            </w:tcMar>
+          </w:tcPr>
+          <w:p>
+            <w:pPr>
+              <w:spacing w:after="0" w:line="220"/>
+            </w:pPr>
+            <w:r>
+              <w:rPr>
+                <w:rFonts w:ascii="Arial" w:cs="Arial" w:eastAsia="Arial" w:hAnsi="Arial"/>
+                <w:b w:val="false"/>
+                <w:bCs w:val="false"/>
+                <w:sz w:val="18"/>
+                <w:szCs w:val="18"/>
+              </w:rPr>
+              <w:t xml:space="preserve">[M]</w:t>
+            </w:r>
+          </w:p>
+        </w:tc>
+        <w:tc>
+          <w:tcPr>
+            <w:tcW w:type="dxa" w:w="1701"/>
+            <w:tcBorders>
+              <w:top w:val="single" w:color="BFBFBF" w:sz="4"/>
+              <w:left w:val="single" w:color="BFBFBF" w:sz="4"/>
+              <w:bottom w:val="single" w:color="BFBFBF" w:sz="4"/>
+              <w:right w:val="single" w:color="BFBFBF" w:sz="4"/>
+            </w:tcBorders>
+            <w:shd w:fill="F6F8FB" w:val="clear"/>
+            <w:tcMar>
+              <w:top w:type="dxa" w:w="40"/>
+              <w:left w:type="dxa" w:w="60"/>
+              <w:bottom w:type="dxa" w:w="40"/>
+              <w:right w:type="dxa" w:w="60"/>
+            </w:tcMar>
+          </w:tcPr>
+          <w:p>
+            <w:pPr>
+              <w:spacing w:after="0" w:line="220"/>
+            </w:pPr>
+            <w:r>
+              <w:rPr>
+                <w:rFonts w:ascii="Arial" w:cs="Arial" w:eastAsia="Arial" w:hAnsi="Arial"/>
+                <w:b w:val="false"/>
+                <w:bCs w:val="false"/>
+                <w:sz w:val="18"/>
+                <w:szCs w:val="18"/>
+              </w:rPr>
+              <w:t xml:space="preserve">191.686 / 161.766 /año</w:t>
+            </w:r>
+          </w:p>
+        </w:tc>
+      </w:tr>
+      <w:tr>
+        <w:trPr>
+          <w:cantSplit/>
+          <w:tblHeader w:val="off"/>
+        </w:trPr>
+        <w:tc>
+          <w:tcPr>
+            <w:tcW w:type="dxa" w:w="3303"/>
+            <w:tcBorders>
+              <w:top w:val="single" w:color="BFBFBF" w:sz="4"/>
+              <w:left w:val="single" w:color="BFBFBF" w:sz="4"/>
+              <w:bottom w:val="single" w:color="BFBFBF" w:sz="4"/>
+              <w:right w:val="single" w:color="BFBFBF" w:sz="4"/>
+            </w:tcBorders>
+            <w:tcMar>
+              <w:top w:type="dxa" w:w="40"/>
+              <w:left w:type="dxa" w:w="60"/>
+              <w:bottom w:type="dxa" w:w="40"/>
+              <w:right w:type="dxa" w:w="60"/>
+            </w:tcMar>
+          </w:tcPr>
+          <w:p>
+            <w:pPr>
+              <w:spacing w:after="0" w:line="220"/>
+            </w:pPr>
+            <w:r>
+              <w:rPr>
+                <w:rFonts w:ascii="Arial" w:cs="Arial" w:eastAsia="Arial" w:hAnsi="Arial"/>
+                <w:b w:val="false"/>
+                <w:bCs w:val="false"/>
+                <w:sz w:val="18"/>
+                <w:szCs w:val="18"/>
+              </w:rPr>
+              <w:t xml:space="preserve">VAN 10 años; VAN 1 año; SIR; ROI; payback</w:t>
+            </w:r>
+          </w:p>
+        </w:tc>
+        <w:tc>
+          <w:tcPr>
+            <w:tcW w:type="dxa" w:w="1501"/>
+            <w:tcBorders>
+              <w:top w:val="single" w:color="BFBFBF" w:sz="4"/>
+              <w:left w:val="single" w:color="BFBFBF" w:sz="4"/>
+              <w:bottom w:val="single" w:color="BFBFBF" w:sz="4"/>
+              <w:right w:val="single" w:color="BFBFBF" w:sz="4"/>
+            </w:tcBorders>
+            <w:tcMar>
+              <w:top w:type="dxa" w:w="40"/>
+              <w:left w:type="dxa" w:w="60"/>
+              <w:bottom w:type="dxa" w:w="40"/>
+              <w:right w:type="dxa" w:w="60"/>
+            </w:tcMar>
+          </w:tcPr>
+          <w:p>
+            <w:pPr>
+              <w:spacing w:after="0" w:line="220"/>
+            </w:pPr>
+            <w:r>
+              <w:rPr>
+                <w:rFonts w:ascii="Arial" w:cs="Arial" w:eastAsia="Arial" w:hAnsi="Arial"/>
+                <w:b w:val="false"/>
+                <w:bCs w:val="false"/>
+                <w:sz w:val="18"/>
+                <w:szCs w:val="18"/>
+              </w:rPr>
+              <w:t xml:space="preserve">Esperado</w:t>
+            </w:r>
+          </w:p>
+        </w:tc>
+        <w:tc>
+          <w:tcPr>
+            <w:tcW w:type="dxa" w:w="1501"/>
+            <w:tcBorders>
+              <w:top w:val="single" w:color="BFBFBF" w:sz="4"/>
+              <w:left w:val="single" w:color="BFBFBF" w:sz="4"/>
+              <w:bottom w:val="single" w:color="BFBFBF" w:sz="4"/>
+              <w:right w:val="single" w:color="BFBFBF" w:sz="4"/>
+            </w:tcBorders>
+            <w:tcMar>
+              <w:top w:type="dxa" w:w="40"/>
+              <w:left w:type="dxa" w:w="60"/>
+              <w:bottom w:type="dxa" w:w="40"/>
+              <w:right w:type="dxa" w:w="60"/>
+            </w:tcMar>
+          </w:tcPr>
+          <w:p>
+            <w:pPr>
+              <w:spacing w:after="0" w:line="220"/>
+            </w:pPr>
+            <w:r>
+              <w:rPr>
+                <w:rFonts w:ascii="Arial" w:cs="Arial" w:eastAsia="Arial" w:hAnsi="Arial"/>
+                <w:b w:val="false"/>
+                <w:bCs w:val="false"/>
+                <w:sz w:val="18"/>
+                <w:szCs w:val="18"/>
+              </w:rPr>
+              <w:t xml:space="preserve">—</w:t>
+            </w:r>
+          </w:p>
+        </w:tc>
+        <w:tc>
+          <w:tcPr>
+            <w:tcW w:type="dxa" w:w="2502"/>
+            <w:tcBorders>
+              <w:top w:val="single" w:color="BFBFBF" w:sz="4"/>
+              <w:left w:val="single" w:color="BFBFBF" w:sz="4"/>
+              <w:bottom w:val="single" w:color="BFBFBF" w:sz="4"/>
+              <w:right w:val="single" w:color="BFBFBF" w:sz="4"/>
+            </w:tcBorders>
+            <w:tcMar>
+              <w:top w:type="dxa" w:w="40"/>
+              <w:left w:type="dxa" w:w="60"/>
+              <w:bottom w:type="dxa" w:w="40"/>
+              <w:right w:type="dxa" w:w="60"/>
+            </w:tcMar>
+          </w:tcPr>
+          <w:p>
+            <w:pPr>
+              <w:spacing w:after="0" w:line="220"/>
+            </w:pPr>
+            <w:r>
+              <w:rPr>
+                <w:rFonts w:ascii="Arial" w:cs="Arial" w:eastAsia="Arial" w:hAnsi="Arial"/>
+                <w:b w:val="false"/>
+                <w:bCs w:val="false"/>
+                <w:sz w:val="18"/>
+                <w:szCs w:val="18"/>
+              </w:rPr>
+              <w:t xml:space="preserve">[M], r = 10 %, N = 10</w:t>
+            </w:r>
+          </w:p>
+        </w:tc>
+        <w:tc>
+          <w:tcPr>
+            <w:tcW w:type="dxa" w:w="1701"/>
+            <w:tcBorders>
+              <w:top w:val="single" w:color="BFBFBF" w:sz="4"/>
+              <w:left w:val="single" w:color="BFBFBF" w:sz="4"/>
+              <w:bottom w:val="single" w:color="BFBFBF" w:sz="4"/>
+              <w:right w:val="single" w:color="BFBFBF" w:sz="4"/>
+            </w:tcBorders>
+            <w:tcMar>
+              <w:top w:type="dxa" w:w="40"/>
+              <w:left w:type="dxa" w:w="60"/>
+              <w:bottom w:type="dxa" w:w="40"/>
+              <w:right w:type="dxa" w:w="60"/>
+            </w:tcMar>
+          </w:tcPr>
+          <w:p>
+            <w:pPr>
+              <w:spacing w:after="0" w:line="220"/>
+            </w:pPr>
+            <w:r>
+              <w:rPr>
+                <w:rFonts w:ascii="Arial" w:cs="Arial" w:eastAsia="Arial" w:hAnsi="Arial"/>
+                <w:b w:val="false"/>
+                <w:bCs w:val="false"/>
+                <w:sz w:val="18"/>
+                <w:szCs w:val="18"/>
+              </w:rPr>
+              <w:t xml:space="preserve">714.640; −288.930; 2,54; 314 %; 2,4 a</w:t>
+            </w:r>
+          </w:p>
+        </w:tc>
+      </w:tr>
+      <w:tr>
+        <w:trPr>
+          <w:cantSplit/>
+          <w:tblHeader w:val="off"/>
+        </w:trPr>
+        <w:tc>
+          <w:tcPr>
+            <w:tcW w:type="dxa" w:w="3303"/>
+            <w:tcBorders>
+              <w:top w:val="single" w:color="BFBFBF" w:sz="4"/>
+              <w:left w:val="single" w:color="BFBFBF" w:sz="4"/>
+              <w:bottom w:val="single" w:color="BFBFBF" w:sz="4"/>
+              <w:right w:val="single" w:color="BFBFBF" w:sz="4"/>
+            </w:tcBorders>
+            <w:shd w:fill="F6F8FB" w:val="clear"/>
+            <w:tcMar>
+              <w:top w:type="dxa" w:w="40"/>
+              <w:left w:type="dxa" w:w="60"/>
+              <w:bottom w:type="dxa" w:w="40"/>
+              <w:right w:type="dxa" w:w="60"/>
+            </w:tcMar>
+          </w:tcPr>
+          <w:p>
+            <w:pPr>
+              <w:spacing w:after="0" w:line="220"/>
+            </w:pPr>
+            <w:r>
+              <w:rPr>
+                <w:rFonts w:ascii="Arial" w:cs="Arial" w:eastAsia="Arial" w:hAnsi="Arial"/>
+                <w:b w:val="false"/>
+                <w:bCs w:val="false"/>
+                <w:sz w:val="18"/>
+                <w:szCs w:val="18"/>
+              </w:rPr>
+              <w:t xml:space="preserve">VAN de caja real; SIR; payback</w:t>
+            </w:r>
+          </w:p>
+        </w:tc>
+        <w:tc>
+          <w:tcPr>
+            <w:tcW w:type="dxa" w:w="1501"/>
+            <w:tcBorders>
+              <w:top w:val="single" w:color="BFBFBF" w:sz="4"/>
+              <w:left w:val="single" w:color="BFBFBF" w:sz="4"/>
+              <w:bottom w:val="single" w:color="BFBFBF" w:sz="4"/>
+              <w:right w:val="single" w:color="BFBFBF" w:sz="4"/>
+            </w:tcBorders>
+            <w:shd w:fill="F6F8FB" w:val="clear"/>
+            <w:tcMar>
+              <w:top w:type="dxa" w:w="40"/>
+              <w:left w:type="dxa" w:w="60"/>
+              <w:bottom w:type="dxa" w:w="40"/>
+              <w:right w:type="dxa" w:w="60"/>
+            </w:tcMar>
+          </w:tcPr>
+          <w:p>
+            <w:pPr>
+              <w:spacing w:after="0" w:line="220"/>
+            </w:pPr>
+            <w:r>
+              <w:rPr>
+                <w:rFonts w:ascii="Arial" w:cs="Arial" w:eastAsia="Arial" w:hAnsi="Arial"/>
+                <w:b w:val="false"/>
+                <w:bCs w:val="false"/>
+                <w:sz w:val="18"/>
+                <w:szCs w:val="18"/>
+              </w:rPr>
+              <w:t xml:space="preserve">Caja real</w:t>
+            </w:r>
+          </w:p>
+        </w:tc>
+        <w:tc>
+          <w:tcPr>
+            <w:tcW w:type="dxa" w:w="1501"/>
+            <w:tcBorders>
+              <w:top w:val="single" w:color="BFBFBF" w:sz="4"/>
+              <w:left w:val="single" w:color="BFBFBF" w:sz="4"/>
+              <w:bottom w:val="single" w:color="BFBFBF" w:sz="4"/>
+              <w:right w:val="single" w:color="BFBFBF" w:sz="4"/>
+            </w:tcBorders>
+            <w:shd w:fill="F6F8FB" w:val="clear"/>
+            <w:tcMar>
+              <w:top w:type="dxa" w:w="40"/>
+              <w:left w:type="dxa" w:w="60"/>
+              <w:bottom w:type="dxa" w:w="40"/>
+              <w:right w:type="dxa" w:w="60"/>
+            </w:tcMar>
+          </w:tcPr>
+          <w:p>
+            <w:pPr>
+              <w:spacing w:after="0" w:line="220"/>
+            </w:pPr>
+            <w:r>
+              <w:rPr>
+                <w:rFonts w:ascii="Arial" w:cs="Arial" w:eastAsia="Arial" w:hAnsi="Arial"/>
+                <w:b w:val="false"/>
+                <w:bCs w:val="false"/>
+                <w:sz w:val="18"/>
+                <w:szCs w:val="18"/>
+              </w:rPr>
+              <w:t xml:space="preserve">—</w:t>
+            </w:r>
+          </w:p>
+        </w:tc>
+        <w:tc>
+          <w:tcPr>
+            <w:tcW w:type="dxa" w:w="2502"/>
+            <w:tcBorders>
+              <w:top w:val="single" w:color="BFBFBF" w:sz="4"/>
+              <w:left w:val="single" w:color="BFBFBF" w:sz="4"/>
+              <w:bottom w:val="single" w:color="BFBFBF" w:sz="4"/>
+              <w:right w:val="single" w:color="BFBFBF" w:sz="4"/>
+            </w:tcBorders>
+            <w:shd w:fill="F6F8FB" w:val="clear"/>
+            <w:tcMar>
+              <w:top w:type="dxa" w:w="40"/>
+              <w:left w:type="dxa" w:w="60"/>
+              <w:bottom w:type="dxa" w:w="40"/>
+              <w:right w:type="dxa" w:w="60"/>
+            </w:tcMar>
+          </w:tcPr>
+          <w:p>
+            <w:pPr>
+              <w:spacing w:after="0" w:line="220"/>
+            </w:pPr>
+            <w:r>
+              <w:rPr>
+                <w:rFonts w:ascii="Arial" w:cs="Arial" w:eastAsia="Arial" w:hAnsi="Arial"/>
+                <w:b w:val="false"/>
+                <w:bCs w:val="false"/>
+                <w:sz w:val="18"/>
+                <w:szCs w:val="18"/>
+              </w:rPr>
+              <w:t xml:space="preserve">[M]</w:t>
+            </w:r>
+          </w:p>
+        </w:tc>
+        <w:tc>
+          <w:tcPr>
+            <w:tcW w:type="dxa" w:w="1701"/>
+            <w:tcBorders>
+              <w:top w:val="single" w:color="BFBFBF" w:sz="4"/>
+              <w:left w:val="single" w:color="BFBFBF" w:sz="4"/>
+              <w:bottom w:val="single" w:color="BFBFBF" w:sz="4"/>
+              <w:right w:val="single" w:color="BFBFBF" w:sz="4"/>
+            </w:tcBorders>
+            <w:shd w:fill="F6F8FB" w:val="clear"/>
+            <w:tcMar>
+              <w:top w:type="dxa" w:w="40"/>
+              <w:left w:type="dxa" w:w="60"/>
+              <w:bottom w:type="dxa" w:w="40"/>
+              <w:right w:type="dxa" w:w="60"/>
+            </w:tcMar>
+          </w:tcPr>
+          <w:p>
+            <w:pPr>
+              <w:spacing w:after="0" w:line="220"/>
+            </w:pPr>
+            <w:r>
+              <w:rPr>
+                <w:rFonts w:ascii="Arial" w:cs="Arial" w:eastAsia="Arial" w:hAnsi="Arial"/>
+                <w:b w:val="false"/>
+                <w:bCs w:val="false"/>
+                <w:sz w:val="18"/>
+                <w:szCs w:val="18"/>
+              </w:rPr>
+              <w:t xml:space="preserve">530.793; 2,15; 2,9 a</w:t>
+            </w:r>
+          </w:p>
+        </w:tc>
+      </w:tr>
+    </w:tbl>
+    <w:p>
+      <w:pPr>
+        <w:spacing w:after="30" w:before="30" w:line="276"/>
+      </w:pPr>
+      <w:r>
+        <w:rPr>
+          <w:rFonts w:ascii="Arial" w:cs="Arial" w:eastAsia="Arial" w:hAnsi="Arial"/>
+          <w:b/>
+          <w:bCs/>
+          <w:sz w:val="21"/>
+          <w:szCs w:val="21"/>
+        </w:rPr>
+        <w:t xml:space="preserve">Lectura:</w:t>
+      </w:r>
+      <w:r>
+        <w:rPr>
+          <w:rFonts w:ascii="Arial" w:cs="Arial" w:eastAsia="Arial" w:hAnsi="Arial"/>
+          <w:sz w:val="21"/>
+          <w:szCs w:val="21"/>
+        </w:rPr>
+        <w:t xml:space="preserve"> solo 30.000 de los 192.000 USD/año de beneficio esperado son ΔEMV; el grueso (159.000) es downtime evitado por diferir inspecciones, que sí es caja pero depende del margen supuesto. Si ese supuesto falla, el caso económico cambia (sección 9). </w:t>
+      </w:r>
+      <w:r>
+        <w:rPr>
+          <w:rFonts w:ascii="Arial" w:cs="Arial" w:eastAsia="Arial" w:hAnsi="Arial"/>
+          <w:b/>
+          <w:bCs/>
+          <w:sz w:val="21"/>
+          <w:szCs w:val="21"/>
+        </w:rPr>
+        <w:t xml:space="preserve">Precio del barril:</w:t>
+      </w:r>
+      <w:r>
+        <w:rPr>
+          <w:rFonts w:ascii="Arial" w:cs="Arial" w:eastAsia="Arial" w:hAnsi="Arial"/>
+          <w:sz w:val="21"/>
+          <w:szCs w:val="21"/>
+        </w:rPr>
+        <w:t xml:space="preserve"> solo afecta ΔEMV producción y downtime evitado, vía lucro cesante = barriles × margen neto; aquí margen = precio × margen % (simplificación propia [S]; precio 80 USD/bbl y 10 % son supuestos). No dependen del barril: inspección, FFS, reparación, OPEX, ΔEMV de otras consecuencias.</w:t>
+      </w:r>
+    </w:p>
+    <w:p>
+      <w:pPr>
+        <w:pStyle w:val="Heading2"/>
+        <w:keepNext/>
+        <w:pBdr>
+          <w:bottom w:val="single" w:color="1F3A5F" w:sz="6" w:space="1"/>
+        </w:pBdr>
+        <w:spacing w:after="60" w:before="140"/>
+      </w:pPr>
+      <w:r>
+        <w:rPr>
+          <w:rFonts w:ascii="Arial" w:cs="Arial" w:eastAsia="Arial" w:hAnsi="Arial"/>
+          <w:b/>
+          <w:bCs/>
+          <w:color w:val="1F3A5F"/>
+          <w:sz w:val="23"/>
+          <w:szCs w:val="23"/>
+        </w:rPr>
+        <w:t xml:space="preserve">4. Cadena integrada y trazabilidad de normas</w:t>
       </w:r>
     </w:p>
     <w:tbl>
@@ -1292,8 +3366,8 @@
                 <w:b/>
                 <w:bCs/>
                 <w:color w:val="FFFFFF"/>
-                <w:sz w:val="19"/>
-                <w:szCs w:val="19"/>
+                <w:sz w:val="18"/>
+                <w:szCs w:val="18"/>
               </w:rPr>
               <w:t xml:space="preserve">Etapa</w:t>
             </w:r>
@@ -1326,8 +3400,8 @@
                 <w:b/>
                 <w:bCs/>
                 <w:color w:val="FFFFFF"/>
-                <w:sz w:val="19"/>
-                <w:szCs w:val="19"/>
+                <w:sz w:val="18"/>
+                <w:szCs w:val="18"/>
               </w:rPr>
               <w:t xml:space="preserve">Qué se hace</w:t>
             </w:r>
@@ -1360,8 +3434,8 @@
                 <w:b/>
                 <w:bCs/>
                 <w:color w:val="FFFFFF"/>
-                <w:sz w:val="19"/>
-                <w:szCs w:val="19"/>
+                <w:sz w:val="18"/>
+                <w:szCs w:val="18"/>
               </w:rPr>
               <w:t xml:space="preserve">Fuente</w:t>
             </w:r>
@@ -1394,8 +3468,8 @@
                 <w:b/>
                 <w:bCs/>
                 <w:color w:val="FFFFFF"/>
-                <w:sz w:val="19"/>
-                <w:szCs w:val="19"/>
+                <w:sz w:val="18"/>
+                <w:szCs w:val="18"/>
               </w:rPr>
               <w:t xml:space="preserve">Excel / tablero</w:t>
             </w:r>
@@ -1432,8 +3506,8 @@
                 <w:rFonts w:ascii="Arial" w:cs="Arial" w:eastAsia="Arial" w:hAnsi="Arial"/>
                 <w:b w:val="false"/>
                 <w:bCs w:val="false"/>
-                <w:sz w:val="19"/>
-                <w:szCs w:val="19"/>
+                <w:sz w:val="18"/>
+                <w:szCs w:val="18"/>
               </w:rPr>
               <w:t xml:space="preserve">NDE → mecanismo</w:t>
             </w:r>
@@ -1464,8 +3538,8 @@
                 <w:rFonts w:ascii="Arial" w:cs="Arial" w:eastAsia="Arial" w:hAnsi="Arial"/>
                 <w:b w:val="false"/>
                 <w:bCs w:val="false"/>
-                <w:sz w:val="19"/>
-                <w:szCs w:val="19"/>
+                <w:sz w:val="18"/>
+                <w:szCs w:val="18"/>
               </w:rPr>
               <w:t xml:space="preserve">Técnica por mecanismo (UT/AUT, radiografía de perfil, corrientes de Foucault pulsadas, PAUT/TOFD); opción no intrusiva</w:t>
             </w:r>
@@ -1496,8 +3570,8 @@
                 <w:rFonts w:ascii="Arial" w:cs="Arial" w:eastAsia="Arial" w:hAnsi="Arial"/>
                 <w:b w:val="false"/>
                 <w:bCs w:val="false"/>
-                <w:sz w:val="19"/>
-                <w:szCs w:val="19"/>
+                <w:sz w:val="18"/>
+                <w:szCs w:val="18"/>
               </w:rPr>
               <w:t xml:space="preserve">[P §2.3, Tabla 5]; PCC-3 (edición 2022 según usted; no verificada)</w:t>
             </w:r>
@@ -1528,8 +3602,8 @@
                 <w:rFonts w:ascii="Arial" w:cs="Arial" w:eastAsia="Arial" w:hAnsi="Arial"/>
                 <w:b w:val="false"/>
                 <w:bCs w:val="false"/>
-                <w:sz w:val="19"/>
-                <w:szCs w:val="19"/>
+                <w:sz w:val="18"/>
+                <w:szCs w:val="18"/>
               </w:rPr>
               <w:t xml:space="preserve">Efectividad A–E, mecanismo</w:t>
             </w:r>
@@ -1567,8 +3641,8 @@
                 <w:rFonts w:ascii="Arial" w:cs="Arial" w:eastAsia="Arial" w:hAnsi="Arial"/>
                 <w:b w:val="false"/>
                 <w:bCs w:val="false"/>
-                <w:sz w:val="19"/>
-                <w:szCs w:val="19"/>
+                <w:sz w:val="18"/>
+                <w:szCs w:val="18"/>
               </w:rPr>
               <w:t xml:space="preserve">DF → POF</w:t>
             </w:r>
@@ -1600,8 +3674,8 @@
                 <w:rFonts w:ascii="Arial" w:cs="Arial" w:eastAsia="Arial" w:hAnsi="Arial"/>
                 <w:b w:val="false"/>
                 <w:bCs w:val="false"/>
-                <w:sz w:val="19"/>
-                <w:szCs w:val="19"/>
+                <w:sz w:val="18"/>
+                <w:szCs w:val="18"/>
               </w:rPr>
               <w:t xml:space="preserve">Ec. 1–5; sulfidación y nafténica como adelgazamiento con CR propia</w:t>
             </w:r>
@@ -1633,8 +3707,8 @@
                 <w:rFonts w:ascii="Arial" w:cs="Arial" w:eastAsia="Arial" w:hAnsi="Arial"/>
                 <w:b w:val="false"/>
                 <w:bCs w:val="false"/>
-                <w:sz w:val="19"/>
-                <w:szCs w:val="19"/>
+                <w:sz w:val="18"/>
+                <w:szCs w:val="18"/>
               </w:rPr>
               <w:t xml:space="preserve">API 581 P.2 [N/V]; [P Ec.1–8]</w:t>
             </w:r>
@@ -1666,8 +3740,8 @@
                 <w:rFonts w:ascii="Arial" w:cs="Arial" w:eastAsia="Arial" w:hAnsi="Arial"/>
                 <w:b w:val="false"/>
                 <w:bCs w:val="false"/>
-                <w:sz w:val="19"/>
-                <w:szCs w:val="19"/>
+                <w:sz w:val="18"/>
+                <w:szCs w:val="18"/>
               </w:rPr>
               <w:t xml:space="preserve">DF, POF</w:t>
             </w:r>
@@ -1704,8 +3778,8 @@
                 <w:rFonts w:ascii="Arial" w:cs="Arial" w:eastAsia="Arial" w:hAnsi="Arial"/>
                 <w:b w:val="false"/>
                 <w:bCs w:val="false"/>
-                <w:sz w:val="19"/>
-                <w:szCs w:val="19"/>
+                <w:sz w:val="18"/>
+                <w:szCs w:val="18"/>
               </w:rPr>
               <w:t xml:space="preserve">COF → riesgo</w:t>
             </w:r>
@@ -1736,8 +3810,8 @@
                 <w:rFonts w:ascii="Arial" w:cs="Arial" w:eastAsia="Arial" w:hAnsi="Arial"/>
                 <w:b w:val="false"/>
                 <w:bCs w:val="false"/>
-                <w:sz w:val="19"/>
-                <w:szCs w:val="19"/>
+                <w:sz w:val="18"/>
+                <w:szCs w:val="18"/>
               </w:rPr>
               <w:t xml:space="preserve">Ec. 6–8; categorías C(A–E); posición inicial en RAM</w:t>
             </w:r>
@@ -1768,8 +3842,8 @@
                 <w:rFonts w:ascii="Arial" w:cs="Arial" w:eastAsia="Arial" w:hAnsi="Arial"/>
                 <w:b w:val="false"/>
                 <w:bCs w:val="false"/>
-                <w:sz w:val="19"/>
-                <w:szCs w:val="19"/>
+                <w:sz w:val="18"/>
+                <w:szCs w:val="18"/>
               </w:rPr>
               <w:t xml:space="preserve">API 581 P.3 (12 pasos) y P.1 (Tablas 4.1/4.2 según usted) [V]; [P Ec.9–13, Fig. 5]</w:t>
             </w:r>
@@ -1800,8 +3874,8 @@
                 <w:rFonts w:ascii="Arial" w:cs="Arial" w:eastAsia="Arial" w:hAnsi="Arial"/>
                 <w:b w:val="false"/>
                 <w:bCs w:val="false"/>
-                <w:sz w:val="19"/>
-                <w:szCs w:val="19"/>
+                <w:sz w:val="18"/>
+                <w:szCs w:val="18"/>
               </w:rPr>
               <w:t xml:space="preserve">FC, riesgo, RAM antes</w:t>
             </w:r>
@@ -1839,8 +3913,8 @@
                 <w:rFonts w:ascii="Arial" w:cs="Arial" w:eastAsia="Arial" w:hAnsi="Arial"/>
                 <w:b w:val="false"/>
                 <w:bCs w:val="false"/>
-                <w:sz w:val="19"/>
-                <w:szCs w:val="19"/>
+                <w:sz w:val="18"/>
+                <w:szCs w:val="18"/>
               </w:rPr>
               <w:t xml:space="preserve">RBI/inspección</w:t>
             </w:r>
@@ -1872,8 +3946,8 @@
                 <w:rFonts w:ascii="Arial" w:cs="Arial" w:eastAsia="Arial" w:hAnsi="Arial"/>
                 <w:b w:val="false"/>
                 <w:bCs w:val="false"/>
-                <w:sz w:val="19"/>
-                <w:szCs w:val="19"/>
+                <w:sz w:val="18"/>
+                <w:szCs w:val="18"/>
               </w:rPr>
               <w:t xml:space="preserve">Objetivo de riesgo, intervalo, efectividad; DF posterior</w:t>
             </w:r>
@@ -1905,8 +3979,8 @@
                 <w:rFonts w:ascii="Arial" w:cs="Arial" w:eastAsia="Arial" w:hAnsi="Arial"/>
                 <w:b w:val="false"/>
                 <w:bCs w:val="false"/>
-                <w:sz w:val="19"/>
-                <w:szCs w:val="19"/>
+                <w:sz w:val="18"/>
+                <w:szCs w:val="18"/>
               </w:rPr>
               <w:t xml:space="preserve">API 581 P.1; PCC-3 §7–10 según usted [V]</w:t>
             </w:r>
@@ -1938,8 +4012,8 @@
                 <w:rFonts w:ascii="Arial" w:cs="Arial" w:eastAsia="Arial" w:hAnsi="Arial"/>
                 <w:b w:val="false"/>
                 <w:bCs w:val="false"/>
-                <w:sz w:val="19"/>
-                <w:szCs w:val="19"/>
+                <w:sz w:val="18"/>
+                <w:szCs w:val="18"/>
               </w:rPr>
               <w:t xml:space="preserve">Intervalos, Ec. 5</w:t>
             </w:r>
@@ -1976,8 +4050,8 @@
                 <w:rFonts w:ascii="Arial" w:cs="Arial" w:eastAsia="Arial" w:hAnsi="Arial"/>
                 <w:b w:val="false"/>
                 <w:bCs w:val="false"/>
-                <w:sz w:val="19"/>
-                <w:szCs w:val="19"/>
+                <w:sz w:val="18"/>
+                <w:szCs w:val="18"/>
               </w:rPr>
               <w:t xml:space="preserve">FFS/RUL</w:t>
             </w:r>
@@ -2008,8 +4082,8 @@
                 <w:rFonts w:ascii="Arial" w:cs="Arial" w:eastAsia="Arial" w:hAnsi="Arial"/>
                 <w:b w:val="false"/>
                 <w:bCs w:val="false"/>
-                <w:sz w:val="19"/>
-                <w:szCs w:val="19"/>
+                <w:sz w:val="18"/>
+                <w:szCs w:val="18"/>
               </w:rPr>
               <w:t xml:space="preserve">Nivel 1 cribado, 2 detallado, 3 avanzado; APTO / CON LIMITACIONES / NO APTO; FAD pasa/no pasa</w:t>
             </w:r>
@@ -2040,8 +4114,8 @@
                 <w:rFonts w:ascii="Arial" w:cs="Arial" w:eastAsia="Arial" w:hAnsi="Arial"/>
                 <w:b w:val="false"/>
                 <w:bCs w:val="false"/>
-                <w:sz w:val="19"/>
-                <w:szCs w:val="19"/>
+                <w:sz w:val="18"/>
+                <w:szCs w:val="18"/>
               </w:rPr>
               <w:t xml:space="preserve">API 579-1/ASME FFS-1 (ed. 2016 o 2021, V); resultado ingresado</w:t>
             </w:r>
@@ -2072,8 +4146,8 @@
                 <w:rFonts w:ascii="Arial" w:cs="Arial" w:eastAsia="Arial" w:hAnsi="Arial"/>
                 <w:b w:val="false"/>
                 <w:bCs w:val="false"/>
-                <w:sz w:val="19"/>
-                <w:szCs w:val="19"/>
+                <w:sz w:val="18"/>
+                <w:szCs w:val="18"/>
               </w:rPr>
               <w:t xml:space="preserve">Estado FFS, RUL, alerta</w:t>
             </w:r>
@@ -2111,10 +4185,10 @@
                 <w:rFonts w:ascii="Arial" w:cs="Arial" w:eastAsia="Arial" w:hAnsi="Arial"/>
                 <w:b w:val="false"/>
                 <w:bCs w:val="false"/>
-                <w:sz w:val="19"/>
-                <w:szCs w:val="19"/>
-              </w:rPr>
-              <w:t xml:space="preserve">Riesgo residual → Δriesgo</w:t>
+                <w:sz w:val="18"/>
+                <w:szCs w:val="18"/>
+              </w:rPr>
+              <w:t xml:space="preserve">Riesgo residual → ΔEMV → downtime evitado</w:t>
             </w:r>
           </w:p>
         </w:tc>
@@ -2144,10 +4218,10 @@
                 <w:rFonts w:ascii="Arial" w:cs="Arial" w:eastAsia="Arial" w:hAnsi="Arial"/>
                 <w:b w:val="false"/>
                 <w:bCs w:val="false"/>
-                <w:sz w:val="19"/>
-                <w:szCs w:val="19"/>
-              </w:rPr>
-              <w:t xml:space="preserve">DF_post, POF, RAM después; RR</w:t>
+                <w:sz w:val="18"/>
+                <w:szCs w:val="18"/>
+              </w:rPr>
+              <w:t xml:space="preserve">DF_post, POF₁, RAM después; ΔEMV; AD por menor inspección y menor parada</w:t>
             </w:r>
           </w:p>
         </w:tc>
@@ -2177,10 +4251,10 @@
                 <w:rFonts w:ascii="Arial" w:cs="Arial" w:eastAsia="Arial" w:hAnsi="Arial"/>
                 <w:b w:val="false"/>
                 <w:bCs w:val="false"/>
-                <w:sz w:val="19"/>
-                <w:szCs w:val="19"/>
-              </w:rPr>
-              <w:t xml:space="preserve">Ec. 5, 8</w:t>
+                <w:sz w:val="18"/>
+                <w:szCs w:val="18"/>
+              </w:rPr>
+              <w:t xml:space="preserve">Ec. 5, 8, 9; [P Tablas 9–10]</w:t>
             </w:r>
           </w:p>
         </w:tc>
@@ -2210,10 +4284,10 @@
                 <w:rFonts w:ascii="Arial" w:cs="Arial" w:eastAsia="Arial" w:hAnsi="Arial"/>
                 <w:b w:val="false"/>
                 <w:bCs w:val="false"/>
-                <w:sz w:val="19"/>
-                <w:szCs w:val="19"/>
-              </w:rPr>
-              <w:t xml:space="preserve">RAM después, RR</w:t>
+                <w:sz w:val="18"/>
+                <w:szCs w:val="18"/>
+              </w:rPr>
+              <w:t xml:space="preserve">RAM después, ΔEMV, ahorros</w:t>
             </w:r>
           </w:p>
         </w:tc>
@@ -2248,10 +4322,10 @@
                 <w:rFonts w:ascii="Arial" w:cs="Arial" w:eastAsia="Arial" w:hAnsi="Arial"/>
                 <w:b w:val="false"/>
                 <w:bCs w:val="false"/>
-                <w:sz w:val="19"/>
-                <w:szCs w:val="19"/>
-              </w:rPr>
-              <w:t xml:space="preserve">Downtime evitado</w:t>
+                <w:sz w:val="18"/>
+                <w:szCs w:val="18"/>
+              </w:rPr>
+              <w:t xml:space="preserve">Flujo → VAN → SIR → ROI → payback</w:t>
             </w:r>
           </w:p>
         </w:tc>
@@ -2280,10 +4354,10 @@
                 <w:rFonts w:ascii="Arial" w:cs="Arial" w:eastAsia="Arial" w:hAnsi="Arial"/>
                 <w:b w:val="false"/>
                 <w:bCs w:val="false"/>
-                <w:sz w:val="19"/>
-                <w:szCs w:val="19"/>
-              </w:rPr>
-              <w:t xml:space="preserve">AD por menor inspección y menor parada</w:t>
+                <w:sz w:val="18"/>
+                <w:szCs w:val="18"/>
+              </w:rPr>
+              <w:t xml:space="preserve">VAN a 1 y 10 años, LCC, decisión FFS, sensibilidades</w:t>
             </w:r>
           </w:p>
         </w:tc>
@@ -2312,10 +4386,10 @@
                 <w:rFonts w:ascii="Arial" w:cs="Arial" w:eastAsia="Arial" w:hAnsi="Arial"/>
                 <w:b w:val="false"/>
                 <w:bCs w:val="false"/>
-                <w:sz w:val="19"/>
-                <w:szCs w:val="19"/>
-              </w:rPr>
-              <w:t xml:space="preserve">Ec. 9; [P Tablas 9–10]</w:t>
+                <w:sz w:val="18"/>
+                <w:szCs w:val="18"/>
+              </w:rPr>
+              <w:t xml:space="preserve">Ec. 10–13; ISO 15663 y ISO 55010 (sin DOI)</w:t>
             </w:r>
           </w:p>
         </w:tc>
@@ -2344,146 +4418,8 @@
                 <w:rFonts w:ascii="Arial" w:cs="Arial" w:eastAsia="Arial" w:hAnsi="Arial"/>
                 <w:b w:val="false"/>
                 <w:bCs w:val="false"/>
-                <w:sz w:val="19"/>
-                <w:szCs w:val="19"/>
-              </w:rPr>
-              <w:t xml:space="preserve">Ahorros separados</w:t>
-            </w:r>
-          </w:p>
-        </w:tc>
-      </w:tr>
-      <w:tr>
-        <w:trPr>
-          <w:cantSplit/>
-          <w:tblHeader w:val="off"/>
-        </w:trPr>
-        <w:tc>
-          <w:tcPr>
-            <w:tcW w:type="dxa" w:w="1863"/>
-            <w:tcBorders>
-              <w:top w:val="single" w:color="BFBFBF" w:sz="4"/>
-              <w:left w:val="single" w:color="BFBFBF" w:sz="4"/>
-              <w:bottom w:val="single" w:color="BFBFBF" w:sz="4"/>
-              <w:right w:val="single" w:color="BFBFBF" w:sz="4"/>
-            </w:tcBorders>
-            <w:shd w:fill="F6F8FB" w:val="clear"/>
-            <w:tcMar>
-              <w:top w:type="dxa" w:w="40"/>
-              <w:left w:type="dxa" w:w="60"/>
-              <w:bottom w:type="dxa" w:w="40"/>
-              <w:right w:type="dxa" w:w="60"/>
-            </w:tcMar>
-          </w:tcPr>
-          <w:p>
-            <w:pPr>
-              <w:spacing w:after="0" w:line="220"/>
-            </w:pPr>
-            <w:r>
-              <w:rPr>
-                <w:rFonts w:ascii="Arial" w:cs="Arial" w:eastAsia="Arial" w:hAnsi="Arial"/>
-                <w:b w:val="false"/>
-                <w:bCs w:val="false"/>
-                <w:sz w:val="19"/>
-                <w:szCs w:val="19"/>
-              </w:rPr>
-              <w:t xml:space="preserve">Flujo → VAN → SIR → ROI → payback</w:t>
-            </w:r>
-          </w:p>
-        </w:tc>
-        <w:tc>
-          <w:tcPr>
-            <w:tcW w:type="dxa" w:w="3634"/>
-            <w:tcBorders>
-              <w:top w:val="single" w:color="BFBFBF" w:sz="4"/>
-              <w:left w:val="single" w:color="BFBFBF" w:sz="4"/>
-              <w:bottom w:val="single" w:color="BFBFBF" w:sz="4"/>
-              <w:right w:val="single" w:color="BFBFBF" w:sz="4"/>
-            </w:tcBorders>
-            <w:shd w:fill="F6F8FB" w:val="clear"/>
-            <w:tcMar>
-              <w:top w:type="dxa" w:w="40"/>
-              <w:left w:type="dxa" w:w="60"/>
-              <w:bottom w:type="dxa" w:w="40"/>
-              <w:right w:type="dxa" w:w="60"/>
-            </w:tcMar>
-          </w:tcPr>
-          <w:p>
-            <w:pPr>
-              <w:spacing w:after="0" w:line="220"/>
-            </w:pPr>
-            <w:r>
-              <w:rPr>
-                <w:rFonts w:ascii="Arial" w:cs="Arial" w:eastAsia="Arial" w:hAnsi="Arial"/>
-                <w:b w:val="false"/>
-                <w:bCs w:val="false"/>
-                <w:sz w:val="19"/>
-                <w:szCs w:val="19"/>
-              </w:rPr>
-              <w:t xml:space="preserve">VAN a 1 y 10 años, LCC, decisión FFS, sensibilidades</w:t>
-            </w:r>
-          </w:p>
-        </w:tc>
-        <w:tc>
-          <w:tcPr>
-            <w:tcW w:type="dxa" w:w="2422"/>
-            <w:tcBorders>
-              <w:top w:val="single" w:color="BFBFBF" w:sz="4"/>
-              <w:left w:val="single" w:color="BFBFBF" w:sz="4"/>
-              <w:bottom w:val="single" w:color="BFBFBF" w:sz="4"/>
-              <w:right w:val="single" w:color="BFBFBF" w:sz="4"/>
-            </w:tcBorders>
-            <w:shd w:fill="F6F8FB" w:val="clear"/>
-            <w:tcMar>
-              <w:top w:type="dxa" w:w="40"/>
-              <w:left w:type="dxa" w:w="60"/>
-              <w:bottom w:type="dxa" w:w="40"/>
-              <w:right w:type="dxa" w:w="60"/>
-            </w:tcMar>
-          </w:tcPr>
-          <w:p>
-            <w:pPr>
-              <w:spacing w:after="0" w:line="220"/>
-            </w:pPr>
-            <w:r>
-              <w:rPr>
-                <w:rFonts w:ascii="Arial" w:cs="Arial" w:eastAsia="Arial" w:hAnsi="Arial"/>
-                <w:b w:val="false"/>
-                <w:bCs w:val="false"/>
-                <w:sz w:val="19"/>
-                <w:szCs w:val="19"/>
-              </w:rPr>
-              <w:t xml:space="preserve">Ec. 10–13; ISO 15663 y ISO 55010 (sin DOI)</w:t>
-            </w:r>
-          </w:p>
-        </w:tc>
-        <w:tc>
-          <w:tcPr>
-            <w:tcW w:type="dxa" w:w="2590"/>
-            <w:tcBorders>
-              <w:top w:val="single" w:color="BFBFBF" w:sz="4"/>
-              <w:left w:val="single" w:color="BFBFBF" w:sz="4"/>
-              <w:bottom w:val="single" w:color="BFBFBF" w:sz="4"/>
-              <w:right w:val="single" w:color="BFBFBF" w:sz="4"/>
-            </w:tcBorders>
-            <w:shd w:fill="F6F8FB" w:val="clear"/>
-            <w:tcMar>
-              <w:top w:type="dxa" w:w="40"/>
-              <w:left w:type="dxa" w:w="60"/>
-              <w:bottom w:type="dxa" w:w="40"/>
-              <w:right w:type="dxa" w:w="60"/>
-            </w:tcMar>
-          </w:tcPr>
-          <w:p>
-            <w:pPr>
-              <w:spacing w:after="0" w:line="220"/>
-            </w:pPr>
-            <w:r>
-              <w:rPr>
-                <w:rFonts w:ascii="Arial" w:cs="Arial" w:eastAsia="Arial" w:hAnsi="Arial"/>
-                <w:b w:val="false"/>
-                <w:bCs w:val="false"/>
-                <w:sz w:val="19"/>
-                <w:szCs w:val="19"/>
+                <w:sz w:val="18"/>
+                <w:szCs w:val="18"/>
               </w:rPr>
               <w:t xml:space="preserve">Totales, KPI, FNDA</w:t>
             </w:r>
@@ -2509,7 +4445,7 @@
           <w:sz w:val="23"/>
           <w:szCs w:val="23"/>
         </w:rPr>
-        <w:t xml:space="preserve">4. Ejemplo numérico: intercambiador de coraza y tubos E-101 (datos [P] + supuestos [S])</w:t>
+        <w:t xml:space="preserve">5. Ejemplo numérico: intercambiador de coraza y tubos E-101 (datos [P] + supuestos [S])</w:t>
       </w:r>
     </w:p>
     <w:p>
@@ -2519,8 +4455,8 @@
       <w:r>
         <w:rPr>
           <w:rFonts w:ascii="Arial" w:cs="Arial" w:eastAsia="Arial" w:hAnsi="Arial"/>
-          <w:sz w:val="22"/>
-          <w:szCs w:val="22"/>
+          <w:sz w:val="21"/>
+          <w:szCs w:val="21"/>
         </w:rPr>
         <w:t xml:space="preserve">Supuestos [S]: CA = 60 m², 3 días de parada, FCaffa = 25 % de FCcmd, FCenviron = 20.000 USD, f_mit = 10 %, FFS nivel 1 = 3.000 USD, r = 10 %, N = 10, inspección A = 720 USD [P Tabla 4], TBI 9 años y RBI 17 años [P Tablas 6, 9], parada evitada 10.000 USD [P Tabla 9] (6 h × 40.000 USD/día).</w:t>
       </w:r>
@@ -2576,8 +4512,8 @@
                 <w:b/>
                 <w:bCs/>
                 <w:color w:val="FFFFFF"/>
-                <w:sz w:val="19"/>
-                <w:szCs w:val="19"/>
+                <w:sz w:val="18"/>
+                <w:szCs w:val="18"/>
               </w:rPr>
               <w:t xml:space="preserve">Dato</w:t>
             </w:r>
@@ -2610,8 +4546,8 @@
                 <w:b/>
                 <w:bCs/>
                 <w:color w:val="FFFFFF"/>
-                <w:sz w:val="19"/>
-                <w:szCs w:val="19"/>
+                <w:sz w:val="18"/>
+                <w:szCs w:val="18"/>
               </w:rPr>
               <w:t xml:space="preserve">Ecuación</w:t>
             </w:r>
@@ -2644,8 +4580,8 @@
                 <w:b/>
                 <w:bCs/>
                 <w:color w:val="FFFFFF"/>
-                <w:sz w:val="19"/>
-                <w:szCs w:val="19"/>
+                <w:sz w:val="18"/>
+                <w:szCs w:val="18"/>
               </w:rPr>
               <w:t xml:space="preserve">Fuente</w:t>
             </w:r>
@@ -2678,8 +4614,8 @@
                 <w:b/>
                 <w:bCs/>
                 <w:color w:val="FFFFFF"/>
-                <w:sz w:val="19"/>
-                <w:szCs w:val="19"/>
+                <w:sz w:val="18"/>
+                <w:szCs w:val="18"/>
               </w:rPr>
               <w:t xml:space="preserve">Resultado</w:t>
             </w:r>
@@ -2712,8 +4648,8 @@
                 <w:b/>
                 <w:bCs/>
                 <w:color w:val="FFFFFF"/>
-                <w:sz w:val="19"/>
-                <w:szCs w:val="19"/>
+                <w:sz w:val="18"/>
+                <w:szCs w:val="18"/>
               </w:rPr>
               <w:t xml:space="preserve">Impacto económico</w:t>
             </w:r>
@@ -2750,8 +4686,8 @@
                 <w:rFonts w:ascii="Arial" w:cs="Arial" w:eastAsia="Arial" w:hAnsi="Arial"/>
                 <w:b w:val="false"/>
                 <w:bCs w:val="false"/>
-                <w:sz w:val="19"/>
-                <w:szCs w:val="19"/>
+                <w:sz w:val="18"/>
+                <w:szCs w:val="18"/>
               </w:rPr>
               <w:t xml:space="preserve">t = 8,3 mm; CR 0,132; 22 años sin inspección efectiva [S]</w:t>
             </w:r>
@@ -2782,8 +4718,8 @@
                 <w:rFonts w:ascii="Arial" w:cs="Arial" w:eastAsia="Arial" w:hAnsi="Arial"/>
                 <w:b w:val="false"/>
                 <w:bCs w:val="false"/>
-                <w:sz w:val="19"/>
-                <w:szCs w:val="19"/>
+                <w:sz w:val="18"/>
+                <w:szCs w:val="18"/>
               </w:rPr>
               <w:t xml:space="preserve">(3)</w:t>
             </w:r>
@@ -2814,8 +4750,8 @@
                 <w:rFonts w:ascii="Arial" w:cs="Arial" w:eastAsia="Arial" w:hAnsi="Arial"/>
                 <w:b w:val="false"/>
                 <w:bCs w:val="false"/>
-                <w:sz w:val="19"/>
-                <w:szCs w:val="19"/>
+                <w:sz w:val="18"/>
+                <w:szCs w:val="18"/>
               </w:rPr>
               <w:t xml:space="preserve">[P Ec.4]</w:t>
             </w:r>
@@ -2846,8 +4782,8 @@
                 <w:rFonts w:ascii="Arial" w:cs="Arial" w:eastAsia="Arial" w:hAnsi="Arial"/>
                 <w:b w:val="false"/>
                 <w:bCs w:val="false"/>
-                <w:sz w:val="19"/>
-                <w:szCs w:val="19"/>
+                <w:sz w:val="18"/>
+                <w:szCs w:val="18"/>
               </w:rPr>
               <w:t xml:space="preserve">Art = 0,350</w:t>
             </w:r>
@@ -2878,8 +4814,8 @@
                 <w:rFonts w:ascii="Arial" w:cs="Arial" w:eastAsia="Arial" w:hAnsi="Arial"/>
                 <w:b w:val="false"/>
                 <w:bCs w:val="false"/>
-                <w:sz w:val="19"/>
-                <w:szCs w:val="19"/>
+                <w:sz w:val="18"/>
+                <w:szCs w:val="18"/>
               </w:rPr>
               <w:t xml:space="preserve">—</w:t>
             </w:r>
@@ -2917,8 +4853,8 @@
                 <w:rFonts w:ascii="Arial" w:cs="Arial" w:eastAsia="Arial" w:hAnsi="Arial"/>
                 <w:b w:val="false"/>
                 <w:bCs w:val="false"/>
-                <w:sz w:val="19"/>
-                <w:szCs w:val="19"/>
+                <w:sz w:val="18"/>
+                <w:szCs w:val="18"/>
               </w:rPr>
               <w:t xml:space="preserve">Art; tabla T2</w:t>
             </w:r>
@@ -2950,8 +4886,8 @@
                 <w:rFonts w:ascii="Arial" w:cs="Arial" w:eastAsia="Arial" w:hAnsi="Arial"/>
                 <w:b w:val="false"/>
                 <w:bCs w:val="false"/>
-                <w:sz w:val="19"/>
-                <w:szCs w:val="19"/>
+                <w:sz w:val="18"/>
+                <w:szCs w:val="18"/>
               </w:rPr>
               <w:t xml:space="preserve">(4)</w:t>
             </w:r>
@@ -2983,8 +4919,8 @@
                 <w:rFonts w:ascii="Arial" w:cs="Arial" w:eastAsia="Arial" w:hAnsi="Arial"/>
                 <w:b w:val="false"/>
                 <w:bCs w:val="false"/>
-                <w:sz w:val="19"/>
-                <w:szCs w:val="19"/>
+                <w:sz w:val="18"/>
+                <w:szCs w:val="18"/>
               </w:rPr>
               <w:t xml:space="preserve">[M]</w:t>
             </w:r>
@@ -3016,8 +4952,8 @@
                 <w:rFonts w:ascii="Arial" w:cs="Arial" w:eastAsia="Arial" w:hAnsi="Arial"/>
                 <w:b w:val="false"/>
                 <w:bCs w:val="false"/>
-                <w:sz w:val="19"/>
-                <w:szCs w:val="19"/>
+                <w:sz w:val="18"/>
+                <w:szCs w:val="18"/>
               </w:rPr>
               <w:t xml:space="preserve">DF = 250</w:t>
             </w:r>
@@ -3049,8 +4985,8 @@
                 <w:rFonts w:ascii="Arial" w:cs="Arial" w:eastAsia="Arial" w:hAnsi="Arial"/>
                 <w:b w:val="false"/>
                 <w:bCs w:val="false"/>
-                <w:sz w:val="19"/>
-                <w:szCs w:val="19"/>
+                <w:sz w:val="18"/>
+                <w:szCs w:val="18"/>
               </w:rPr>
               <w:t xml:space="preserve">—</w:t>
             </w:r>
@@ -3087,8 +5023,8 @@
                 <w:rFonts w:ascii="Arial" w:cs="Arial" w:eastAsia="Arial" w:hAnsi="Arial"/>
                 <w:b w:val="false"/>
                 <w:bCs w:val="false"/>
-                <w:sz w:val="19"/>
-                <w:szCs w:val="19"/>
+                <w:sz w:val="18"/>
+                <w:szCs w:val="18"/>
               </w:rPr>
               <w:t xml:space="preserve">GFF 3,06E-05 [N/V]; score 750</w:t>
             </w:r>
@@ -3119,8 +5055,8 @@
                 <w:rFonts w:ascii="Arial" w:cs="Arial" w:eastAsia="Arial" w:hAnsi="Arial"/>
                 <w:b w:val="false"/>
                 <w:bCs w:val="false"/>
-                <w:sz w:val="19"/>
-                <w:szCs w:val="19"/>
+                <w:sz w:val="18"/>
+                <w:szCs w:val="18"/>
               </w:rPr>
               <w:t xml:space="preserve">(1),(2)</w:t>
             </w:r>
@@ -3151,8 +5087,8 @@
                 <w:rFonts w:ascii="Arial" w:cs="Arial" w:eastAsia="Arial" w:hAnsi="Arial"/>
                 <w:b w:val="false"/>
                 <w:bCs w:val="false"/>
-                <w:sz w:val="19"/>
-                <w:szCs w:val="19"/>
+                <w:sz w:val="18"/>
+                <w:szCs w:val="18"/>
               </w:rPr>
               <w:t xml:space="preserve">[N]</w:t>
             </w:r>
@@ -3183,8 +5119,8 @@
                 <w:rFonts w:ascii="Arial" w:cs="Arial" w:eastAsia="Arial" w:hAnsi="Arial"/>
                 <w:b w:val="false"/>
                 <w:bCs w:val="false"/>
-                <w:sz w:val="19"/>
-                <w:szCs w:val="19"/>
+                <w:sz w:val="18"/>
+                <w:szCs w:val="18"/>
               </w:rPr>
               <w:t xml:space="preserve">FMS 0,316; POF 2,42E-03/año</w:t>
             </w:r>
@@ -3215,8 +5151,8 @@
                 <w:rFonts w:ascii="Arial" w:cs="Arial" w:eastAsia="Arial" w:hAnsi="Arial"/>
                 <w:b w:val="false"/>
                 <w:bCs w:val="false"/>
-                <w:sz w:val="19"/>
-                <w:szCs w:val="19"/>
+                <w:sz w:val="18"/>
+                <w:szCs w:val="18"/>
               </w:rPr>
               <w:t xml:space="preserve">—</w:t>
             </w:r>
@@ -3254,8 +5190,8 @@
                 <w:rFonts w:ascii="Arial" w:cs="Arial" w:eastAsia="Arial" w:hAnsi="Arial"/>
                 <w:b w:val="false"/>
                 <w:bCs w:val="false"/>
-                <w:sz w:val="19"/>
-                <w:szCs w:val="19"/>
+                <w:sz w:val="18"/>
+                <w:szCs w:val="18"/>
               </w:rPr>
               <w:t xml:space="preserve">4.000 USD/m², 40.000 USD/día×3, 10.000 USD/pers, ρ = 0,1</w:t>
             </w:r>
@@ -3287,8 +5223,8 @@
                 <w:rFonts w:ascii="Arial" w:cs="Arial" w:eastAsia="Arial" w:hAnsi="Arial"/>
                 <w:b w:val="false"/>
                 <w:bCs w:val="false"/>
-                <w:sz w:val="19"/>
-                <w:szCs w:val="19"/>
+                <w:sz w:val="18"/>
+                <w:szCs w:val="18"/>
               </w:rPr>
               <w:t xml:space="preserve">(6),(7)</w:t>
             </w:r>
@@ -3320,8 +5256,8 @@
                 <w:rFonts w:ascii="Arial" w:cs="Arial" w:eastAsia="Arial" w:hAnsi="Arial"/>
                 <w:b w:val="false"/>
                 <w:bCs w:val="false"/>
-                <w:sz w:val="19"/>
-                <w:szCs w:val="19"/>
+                <w:sz w:val="18"/>
+                <w:szCs w:val="18"/>
               </w:rPr>
               <w:t xml:space="preserve">[P §2.3]+[S]</w:t>
             </w:r>
@@ -3353,8 +5289,8 @@
                 <w:rFonts w:ascii="Arial" w:cs="Arial" w:eastAsia="Arial" w:hAnsi="Arial"/>
                 <w:b w:val="false"/>
                 <w:bCs w:val="false"/>
-                <w:sz w:val="19"/>
-                <w:szCs w:val="19"/>
+                <w:sz w:val="18"/>
+                <w:szCs w:val="18"/>
               </w:rPr>
               <w:t xml:space="preserve">FC = 450.000 USD (C)</w:t>
             </w:r>
@@ -3386,8 +5322,8 @@
                 <w:rFonts w:ascii="Arial" w:cs="Arial" w:eastAsia="Arial" w:hAnsi="Arial"/>
                 <w:b w:val="false"/>
                 <w:bCs w:val="false"/>
-                <w:sz w:val="19"/>
-                <w:szCs w:val="19"/>
+                <w:sz w:val="18"/>
+                <w:szCs w:val="18"/>
               </w:rPr>
               <w:t xml:space="preserve">Riesgo 4C: 1.088,6 USD/año</w:t>
             </w:r>
@@ -3424,8 +5360,8 @@
                 <w:rFonts w:ascii="Arial" w:cs="Arial" w:eastAsia="Arial" w:hAnsi="Arial"/>
                 <w:b w:val="false"/>
                 <w:bCs w:val="false"/>
-                <w:sz w:val="19"/>
-                <w:szCs w:val="19"/>
+                <w:sz w:val="18"/>
+                <w:szCs w:val="18"/>
               </w:rPr>
               <w:t xml:space="preserve">Inspección A (conf. 80–100 %)</w:t>
             </w:r>
@@ -3456,8 +5392,8 @@
                 <w:rFonts w:ascii="Arial" w:cs="Arial" w:eastAsia="Arial" w:hAnsi="Arial"/>
                 <w:b w:val="false"/>
                 <w:bCs w:val="false"/>
-                <w:sz w:val="19"/>
-                <w:szCs w:val="19"/>
+                <w:sz w:val="18"/>
+                <w:szCs w:val="18"/>
               </w:rPr>
               <w:t xml:space="preserve">(5)</w:t>
             </w:r>
@@ -3488,8 +5424,8 @@
                 <w:rFonts w:ascii="Arial" w:cs="Arial" w:eastAsia="Arial" w:hAnsi="Arial"/>
                 <w:b w:val="false"/>
                 <w:bCs w:val="false"/>
-                <w:sz w:val="19"/>
-                <w:szCs w:val="19"/>
+                <w:sz w:val="18"/>
+                <w:szCs w:val="18"/>
               </w:rPr>
               <w:t xml:space="preserve">[P Tabla 1]</w:t>
             </w:r>
@@ -3520,8 +5456,8 @@
                 <w:rFonts w:ascii="Arial" w:cs="Arial" w:eastAsia="Arial" w:hAnsi="Arial"/>
                 <w:b w:val="false"/>
                 <w:bCs w:val="false"/>
-                <w:sz w:val="19"/>
-                <w:szCs w:val="19"/>
+                <w:sz w:val="18"/>
+                <w:szCs w:val="18"/>
               </w:rPr>
               <w:t xml:space="preserve">DF 25 → 3C</w:t>
             </w:r>
@@ -3552,8 +5488,8 @@
                 <w:rFonts w:ascii="Arial" w:cs="Arial" w:eastAsia="Arial" w:hAnsi="Arial"/>
                 <w:b w:val="false"/>
                 <w:bCs w:val="false"/>
-                <w:sz w:val="19"/>
-                <w:szCs w:val="19"/>
+                <w:sz w:val="18"/>
+                <w:szCs w:val="18"/>
               </w:rPr>
               <w:t xml:space="preserve">108,9 USD/año</w:t>
             </w:r>
@@ -3591,8 +5527,8 @@
                 <w:rFonts w:ascii="Arial" w:cs="Arial" w:eastAsia="Arial" w:hAnsi="Arial"/>
                 <w:b w:val="false"/>
                 <w:bCs w:val="false"/>
-                <w:sz w:val="19"/>
-                <w:szCs w:val="19"/>
+                <w:sz w:val="18"/>
+                <w:szCs w:val="18"/>
               </w:rPr>
               <w:t xml:space="preserve">FFS nivel 1 Apto/Pasa (resultado supuesto)</w:t>
             </w:r>
@@ -3624,8 +5560,8 @@
                 <w:rFonts w:ascii="Arial" w:cs="Arial" w:eastAsia="Arial" w:hAnsi="Arial"/>
                 <w:b w:val="false"/>
                 <w:bCs w:val="false"/>
-                <w:sz w:val="19"/>
-                <w:szCs w:val="19"/>
+                <w:sz w:val="18"/>
+                <w:szCs w:val="18"/>
               </w:rPr>
               <w:t xml:space="preserve">(5)</w:t>
             </w:r>
@@ -3657,8 +5593,8 @@
                 <w:rFonts w:ascii="Arial" w:cs="Arial" w:eastAsia="Arial" w:hAnsi="Arial"/>
                 <w:b w:val="false"/>
                 <w:bCs w:val="false"/>
-                <w:sz w:val="19"/>
-                <w:szCs w:val="19"/>
+                <w:sz w:val="18"/>
+                <w:szCs w:val="18"/>
               </w:rPr>
               <w:t xml:space="preserve">[M/S]; API 579</w:t>
             </w:r>
@@ -3690,8 +5626,8 @@
                 <w:rFonts w:ascii="Arial" w:cs="Arial" w:eastAsia="Arial" w:hAnsi="Arial"/>
                 <w:b w:val="false"/>
                 <w:bCs w:val="false"/>
-                <w:sz w:val="19"/>
-                <w:szCs w:val="19"/>
+                <w:sz w:val="18"/>
+                <w:szCs w:val="18"/>
               </w:rPr>
               <w:t xml:space="preserve">DF 1,25 → 1C</w:t>
             </w:r>
@@ -3723,8 +5659,8 @@
                 <w:rFonts w:ascii="Arial" w:cs="Arial" w:eastAsia="Arial" w:hAnsi="Arial"/>
                 <w:b w:val="false"/>
                 <w:bCs w:val="false"/>
-                <w:sz w:val="19"/>
-                <w:szCs w:val="19"/>
+                <w:sz w:val="18"/>
+                <w:szCs w:val="18"/>
               </w:rPr>
               <w:t xml:space="preserve">5,4 USD/año; RR = 1.083,2</w:t>
             </w:r>
@@ -3761,8 +5697,8 @@
                 <w:rFonts w:ascii="Arial" w:cs="Arial" w:eastAsia="Arial" w:hAnsi="Arial"/>
                 <w:b w:val="false"/>
                 <w:bCs w:val="false"/>
-                <w:sz w:val="19"/>
-                <w:szCs w:val="19"/>
+                <w:sz w:val="18"/>
+                <w:szCs w:val="18"/>
               </w:rPr>
               <w:t xml:space="preserve">TBI 9 / RBI 17 años; 720 y 10.000 USD</w:t>
             </w:r>
@@ -3793,8 +5729,8 @@
                 <w:rFonts w:ascii="Arial" w:cs="Arial" w:eastAsia="Arial" w:hAnsi="Arial"/>
                 <w:b w:val="false"/>
                 <w:bCs w:val="false"/>
-                <w:sz w:val="19"/>
-                <w:szCs w:val="19"/>
+                <w:sz w:val="18"/>
+                <w:szCs w:val="18"/>
               </w:rPr>
               <w:t xml:space="preserve">(9)</w:t>
             </w:r>
@@ -3825,8 +5761,8 @@
                 <w:rFonts w:ascii="Arial" w:cs="Arial" w:eastAsia="Arial" w:hAnsi="Arial"/>
                 <w:b w:val="false"/>
                 <w:bCs w:val="false"/>
-                <w:sz w:val="19"/>
-                <w:szCs w:val="19"/>
+                <w:sz w:val="18"/>
+                <w:szCs w:val="18"/>
               </w:rPr>
               <w:t xml:space="preserve">[P Tablas 6, 9]</w:t>
             </w:r>
@@ -3857,8 +5793,8 @@
                 <w:rFonts w:ascii="Arial" w:cs="Arial" w:eastAsia="Arial" w:hAnsi="Arial"/>
                 <w:b w:val="false"/>
                 <w:bCs w:val="false"/>
-                <w:sz w:val="19"/>
-                <w:szCs w:val="19"/>
+                <w:sz w:val="18"/>
+                <w:szCs w:val="18"/>
               </w:rPr>
               <w:t xml:space="preserve">AD = 560,5</w:t>
             </w:r>
@@ -3889,8 +5825,8 @@
                 <w:rFonts w:ascii="Arial" w:cs="Arial" w:eastAsia="Arial" w:hAnsi="Arial"/>
                 <w:b w:val="false"/>
                 <w:bCs w:val="false"/>
-                <w:sz w:val="19"/>
-                <w:szCs w:val="19"/>
+                <w:sz w:val="18"/>
+                <w:szCs w:val="18"/>
               </w:rPr>
               <w:t xml:space="preserve">+560,5 USD/año</w:t>
             </w:r>
@@ -3928,8 +5864,8 @@
                 <w:rFonts w:ascii="Arial" w:cs="Arial" w:eastAsia="Arial" w:hAnsi="Arial"/>
                 <w:b w:val="false"/>
                 <w:bCs w:val="false"/>
-                <w:sz w:val="19"/>
-                <w:szCs w:val="19"/>
+                <w:sz w:val="18"/>
+                <w:szCs w:val="18"/>
               </w:rPr>
               <w:t xml:space="preserve">I0 = 720 + 3.000 + 210</w:t>
             </w:r>
@@ -3961,8 +5897,8 @@
                 <w:rFonts w:ascii="Arial" w:cs="Arial" w:eastAsia="Arial" w:hAnsi="Arial"/>
                 <w:b w:val="false"/>
                 <w:bCs w:val="false"/>
-                <w:sz w:val="19"/>
-                <w:szCs w:val="19"/>
+                <w:sz w:val="18"/>
+                <w:szCs w:val="18"/>
               </w:rPr>
               <w:t xml:space="preserve">(10),(11)</w:t>
             </w:r>
@@ -3994,8 +5930,8 @@
                 <w:rFonts w:ascii="Arial" w:cs="Arial" w:eastAsia="Arial" w:hAnsi="Arial"/>
                 <w:b w:val="false"/>
                 <w:bCs w:val="false"/>
-                <w:sz w:val="19"/>
-                <w:szCs w:val="19"/>
+                <w:sz w:val="18"/>
+                <w:szCs w:val="18"/>
               </w:rPr>
               <w:t xml:space="preserve">[M]</w:t>
             </w:r>
@@ -4027,8 +5963,8 @@
                 <w:rFonts w:ascii="Arial" w:cs="Arial" w:eastAsia="Arial" w:hAnsi="Arial"/>
                 <w:b w:val="false"/>
                 <w:bCs w:val="false"/>
-                <w:sz w:val="19"/>
-                <w:szCs w:val="19"/>
+                <w:sz w:val="18"/>
+                <w:szCs w:val="18"/>
               </w:rPr>
               <w:t xml:space="preserve">I0 = 3.930; A = 1.643,7</w:t>
             </w:r>
@@ -4060,8 +5996,8 @@
                 <w:rFonts w:ascii="Arial" w:cs="Arial" w:eastAsia="Arial" w:hAnsi="Arial"/>
                 <w:b w:val="false"/>
                 <w:bCs w:val="false"/>
-                <w:sz w:val="19"/>
-                <w:szCs w:val="19"/>
+                <w:sz w:val="18"/>
+                <w:szCs w:val="18"/>
               </w:rPr>
               <w:t xml:space="preserve">SIR 2,57; VAN10 = +6.170; VAN1 = −2.436</w:t>
             </w:r>
@@ -4098,8 +6034,8 @@
                 <w:rFonts w:ascii="Arial" w:cs="Arial" w:eastAsia="Arial" w:hAnsi="Arial"/>
                 <w:b w:val="false"/>
                 <w:bCs w:val="false"/>
-                <w:sz w:val="19"/>
-                <w:szCs w:val="19"/>
+                <w:sz w:val="18"/>
+                <w:szCs w:val="18"/>
               </w:rPr>
               <w:t xml:space="preserve">ROI, payback, LCC, FFS</w:t>
             </w:r>
@@ -4130,8 +6066,8 @@
                 <w:rFonts w:ascii="Arial" w:cs="Arial" w:eastAsia="Arial" w:hAnsi="Arial"/>
                 <w:b w:val="false"/>
                 <w:bCs w:val="false"/>
-                <w:sz w:val="19"/>
-                <w:szCs w:val="19"/>
+                <w:sz w:val="18"/>
+                <w:szCs w:val="18"/>
               </w:rPr>
               <w:t xml:space="preserve">(11)–(13)</w:t>
             </w:r>
@@ -4162,8 +6098,8 @@
                 <w:rFonts w:ascii="Arial" w:cs="Arial" w:eastAsia="Arial" w:hAnsi="Arial"/>
                 <w:b w:val="false"/>
                 <w:bCs w:val="false"/>
-                <w:sz w:val="19"/>
-                <w:szCs w:val="19"/>
+                <w:sz w:val="18"/>
+                <w:szCs w:val="18"/>
               </w:rPr>
               <w:t xml:space="preserve">[M]</w:t>
             </w:r>
@@ -4194,8 +6130,8 @@
                 <w:rFonts w:ascii="Arial" w:cs="Arial" w:eastAsia="Arial" w:hAnsi="Arial"/>
                 <w:b w:val="false"/>
                 <w:bCs w:val="false"/>
-                <w:sz w:val="19"/>
-                <w:szCs w:val="19"/>
+                <w:sz w:val="18"/>
+                <w:szCs w:val="18"/>
               </w:rPr>
               <w:t xml:space="preserve">ROI 318 %; payback 2,4 a (desc. 2,9); LCC 14.008 → 7.838</w:t>
             </w:r>
@@ -4226,8 +6162,8 @@
                 <w:rFonts w:ascii="Arial" w:cs="Arial" w:eastAsia="Arial" w:hAnsi="Arial"/>
                 <w:b w:val="false"/>
                 <w:bCs w:val="false"/>
-                <w:sz w:val="19"/>
-                <w:szCs w:val="19"/>
+                <w:sz w:val="18"/>
+                <w:szCs w:val="18"/>
               </w:rPr>
               <w:t xml:space="preserve">Aprobar FFS: 636 − 3.000 = −2.365 USD</w:t>
             </w:r>
@@ -4244,16 +6180,16 @@
           <w:rFonts w:ascii="Arial" w:cs="Arial" w:eastAsia="Arial" w:hAnsi="Arial"/>
           <w:b/>
           <w:bCs/>
-          <w:sz w:val="22"/>
-          <w:szCs w:val="22"/>
+          <w:sz w:val="21"/>
+          <w:szCs w:val="21"/>
         </w:rPr>
         <w:t xml:space="preserve">Lectura:</w:t>
       </w:r>
       <w:r>
         <w:rPr>
           <w:rFonts w:ascii="Arial" w:cs="Arial" w:eastAsia="Arial" w:hAnsi="Arial"/>
-          <w:sz w:val="22"/>
-          <w:szCs w:val="22"/>
+          <w:sz w:val="21"/>
+          <w:szCs w:val="21"/>
         </w:rPr>
         <w:t xml:space="preserve"> el riesgo se mueve 4C → 3C con RBI y → 1C con FFS (nivel RAM medio-alto → bajo). Para E-101 la inspección se justifica (SIR 2,57) pero aprobar el FFS, por sí solo, no (−2.365 USD): con FC de 450.000 USD el riesgo evitado es pequeño; el FFS se justifica por seguridad, cumplimiento o para evitar reemplazo, no incluidos. </w:t>
       </w:r>
@@ -4262,16 +6198,16 @@
           <w:rFonts w:ascii="Arial" w:cs="Arial" w:eastAsia="Arial" w:hAnsi="Arial"/>
           <w:b/>
           <w:bCs/>
-          <w:sz w:val="22"/>
-          <w:szCs w:val="22"/>
+          <w:sz w:val="21"/>
+          <w:szCs w:val="21"/>
         </w:rPr>
         <w:t xml:space="preserve">Aviso [V]:</w:t>
       </w:r>
       <w:r>
         <w:rPr>
           <w:rFonts w:ascii="Arial" w:cs="Arial" w:eastAsia="Arial" w:hAnsi="Arial"/>
-          <w:sz w:val="22"/>
-          <w:szCs w:val="22"/>
+          <w:sz w:val="21"/>
+          <w:szCs w:val="21"/>
         </w:rPr>
         <w:t xml:space="preserve"> con los datos del paper (114 bar, Di 203 mm, S = 151 MPa) t_req = 11,4·101,5/(151 − 6,84) = 8,03 mm frente a 8,3 mm medidos en 2018; el escenario de 22 años da RUL &lt; 0 y la hoja alerta "RUL&lt;0 con FFS apto". El "Apto" de E-101 es un supuesto para ilustrar la mecánica; un FFS real (API 579) con esos datos no daría margen.</w:t>
       </w:r>
@@ -4294,7 +6230,7 @@
           <w:sz w:val="23"/>
           <w:szCs w:val="23"/>
         </w:rPr>
-        <w:t xml:space="preserve">5. Validación contra el paper</w:t>
+        <w:t xml:space="preserve">6. Validación contra el paper</w:t>
       </w:r>
     </w:p>
     <w:tbl>
@@ -4346,8 +6282,8 @@
                 <w:b/>
                 <w:bCs/>
                 <w:color w:val="FFFFFF"/>
-                <w:sz w:val="19"/>
-                <w:szCs w:val="19"/>
+                <w:sz w:val="18"/>
+                <w:szCs w:val="18"/>
               </w:rPr>
               <w:t xml:space="preserve">Valor en [P]</w:t>
             </w:r>
@@ -4380,8 +6316,8 @@
                 <w:b/>
                 <w:bCs/>
                 <w:color w:val="FFFFFF"/>
-                <w:sz w:val="19"/>
-                <w:szCs w:val="19"/>
+                <w:sz w:val="18"/>
+                <w:szCs w:val="18"/>
               </w:rPr>
               <w:t xml:space="preserve">Recalculado</w:t>
             </w:r>
@@ -4414,8 +6350,8 @@
                 <w:b/>
                 <w:bCs/>
                 <w:color w:val="FFFFFF"/>
-                <w:sz w:val="19"/>
-                <w:szCs w:val="19"/>
+                <w:sz w:val="18"/>
+                <w:szCs w:val="18"/>
               </w:rPr>
               <w:t xml:space="preserve">Resultado</w:t>
             </w:r>
@@ -4452,8 +6388,8 @@
                 <w:rFonts w:ascii="Arial" w:cs="Arial" w:eastAsia="Arial" w:hAnsi="Arial"/>
                 <w:b w:val="false"/>
                 <w:bCs w:val="false"/>
-                <w:sz w:val="19"/>
-                <w:szCs w:val="19"/>
+                <w:sz w:val="18"/>
+                <w:szCs w:val="18"/>
               </w:rPr>
               <w:t xml:space="preserve">Riesgo inicial 1C (§3, Fig. 5)</w:t>
             </w:r>
@@ -4484,8 +6420,8 @@
                 <w:rFonts w:ascii="Arial" w:cs="Arial" w:eastAsia="Arial" w:hAnsi="Arial"/>
                 <w:b w:val="false"/>
                 <w:bCs w:val="false"/>
-                <w:sz w:val="19"/>
-                <w:szCs w:val="19"/>
+                <w:sz w:val="18"/>
+                <w:szCs w:val="18"/>
               </w:rPr>
               <w:t xml:space="preserve">Edad 5 años (2018→2023), CR 0,132, t 8,3 ⇒ Art 0,080 ⇒ DF 2 ⇒ prob. 1; FC 450.000 ⇒ C</w:t>
             </w:r>
@@ -4516,8 +6452,8 @@
                 <w:rFonts w:ascii="Arial" w:cs="Arial" w:eastAsia="Arial" w:hAnsi="Arial"/>
                 <w:b w:val="false"/>
                 <w:bCs w:val="false"/>
-                <w:sz w:val="19"/>
-                <w:szCs w:val="19"/>
+                <w:sz w:val="18"/>
+                <w:szCs w:val="18"/>
               </w:rPr>
               <w:t xml:space="preserve">Coincide [S en FC]</w:t>
             </w:r>
@@ -4555,8 +6491,8 @@
                 <w:rFonts w:ascii="Arial" w:cs="Arial" w:eastAsia="Arial" w:hAnsi="Arial"/>
                 <w:b w:val="false"/>
                 <w:bCs w:val="false"/>
-                <w:sz w:val="19"/>
-                <w:szCs w:val="19"/>
+                <w:sz w:val="18"/>
+                <w:szCs w:val="18"/>
               </w:rPr>
               <w:t xml:space="preserve">TBI intrusivo 43.360 USD (Tabla 9); no intrusivo 3.840 (Tabla 10)</w:t>
             </w:r>
@@ -4588,8 +6524,8 @@
                 <w:rFonts w:ascii="Arial" w:cs="Arial" w:eastAsia="Arial" w:hAnsi="Arial"/>
                 <w:b w:val="false"/>
                 <w:bCs w:val="false"/>
-                <w:sz w:val="19"/>
-                <w:szCs w:val="19"/>
+                <w:sz w:val="18"/>
+                <w:szCs w:val="18"/>
               </w:rPr>
               <w:t xml:space="preserve">8·240+4·360+4·10.000; 8·240+4·480</w:t>
             </w:r>
@@ -4621,8 +6557,8 @@
                 <w:rFonts w:ascii="Arial" w:cs="Arial" w:eastAsia="Arial" w:hAnsi="Arial"/>
                 <w:b w:val="false"/>
                 <w:bCs w:val="false"/>
-                <w:sz w:val="19"/>
-                <w:szCs w:val="19"/>
+                <w:sz w:val="18"/>
+                <w:szCs w:val="18"/>
               </w:rPr>
               <w:t xml:space="preserve">Coincide</w:t>
             </w:r>
@@ -4659,8 +6595,8 @@
                 <w:rFonts w:ascii="Arial" w:cs="Arial" w:eastAsia="Arial" w:hAnsi="Arial"/>
                 <w:b w:val="false"/>
                 <w:bCs w:val="false"/>
-                <w:sz w:val="19"/>
-                <w:szCs w:val="19"/>
+                <w:sz w:val="18"/>
+                <w:szCs w:val="18"/>
               </w:rPr>
               <w:t xml:space="preserve">RBI estrategia 1 intrusiva 11.650 (Tabla 7)</w:t>
             </w:r>
@@ -4691,8 +6627,8 @@
                 <w:rFonts w:ascii="Arial" w:cs="Arial" w:eastAsia="Arial" w:hAnsi="Arial"/>
                 <w:b w:val="false"/>
                 <w:bCs w:val="false"/>
-                <w:sz w:val="19"/>
-                <w:szCs w:val="19"/>
+                <w:sz w:val="18"/>
+                <w:szCs w:val="18"/>
               </w:rPr>
               <w:t xml:space="preserve">210+720+720+10.000</w:t>
             </w:r>
@@ -4723,8 +6659,8 @@
                 <w:rFonts w:ascii="Arial" w:cs="Arial" w:eastAsia="Arial" w:hAnsi="Arial"/>
                 <w:b w:val="false"/>
                 <w:bCs w:val="false"/>
-                <w:sz w:val="19"/>
-                <w:szCs w:val="19"/>
+                <w:sz w:val="18"/>
+                <w:szCs w:val="18"/>
               </w:rPr>
               <w:t xml:space="preserve">Coincide</w:t>
             </w:r>
@@ -4762,8 +6698,8 @@
                 <w:rFonts w:ascii="Arial" w:cs="Arial" w:eastAsia="Arial" w:hAnsi="Arial"/>
                 <w:b w:val="false"/>
                 <w:bCs w:val="false"/>
-                <w:sz w:val="19"/>
-                <w:szCs w:val="19"/>
+                <w:sz w:val="18"/>
+                <w:szCs w:val="18"/>
               </w:rPr>
               <w:t xml:space="preserve">RBI estrategia 2 intrusiva 1.170 (Tabla 7)</w:t>
             </w:r>
@@ -4795,8 +6731,8 @@
                 <w:rFonts w:ascii="Arial" w:cs="Arial" w:eastAsia="Arial" w:hAnsi="Arial"/>
                 <w:b w:val="false"/>
                 <w:bCs w:val="false"/>
-                <w:sz w:val="19"/>
-                <w:szCs w:val="19"/>
+                <w:sz w:val="18"/>
+                <w:szCs w:val="18"/>
               </w:rPr>
               <w:t xml:space="preserve">210+600+600 = 1.410</w:t>
             </w:r>
@@ -4828,8 +6764,8 @@
                 <w:rFonts w:ascii="Arial" w:cs="Arial" w:eastAsia="Arial" w:hAnsi="Arial"/>
                 <w:b w:val="false"/>
                 <w:bCs w:val="false"/>
-                <w:sz w:val="19"/>
-                <w:szCs w:val="19"/>
+                <w:sz w:val="18"/>
+                <w:szCs w:val="18"/>
               </w:rPr>
               <w:t xml:space="preserve">No coincide</w:t>
             </w:r>
@@ -4866,8 +6802,8 @@
                 <w:rFonts w:ascii="Arial" w:cs="Arial" w:eastAsia="Arial" w:hAnsi="Arial"/>
                 <w:b w:val="false"/>
                 <w:bCs w:val="false"/>
-                <w:sz w:val="19"/>
-                <w:szCs w:val="19"/>
+                <w:sz w:val="18"/>
+                <w:szCs w:val="18"/>
               </w:rPr>
               <w:t xml:space="preserve">RBI estrategia 1 no intrusiva 1.080 (Tabla 8)</w:t>
             </w:r>
@@ -4898,8 +6834,8 @@
                 <w:rFonts w:ascii="Arial" w:cs="Arial" w:eastAsia="Arial" w:hAnsi="Arial"/>
                 <w:b w:val="false"/>
                 <w:bCs w:val="false"/>
-                <w:sz w:val="19"/>
-                <w:szCs w:val="19"/>
+                <w:sz w:val="18"/>
+                <w:szCs w:val="18"/>
               </w:rPr>
               <w:t xml:space="preserve">210+720+1.080 = 2.010; la estrategia 2 (1.170) sería la mejor, no la 1 (§3)</w:t>
             </w:r>
@@ -4930,8 +6866,8 @@
                 <w:rFonts w:ascii="Arial" w:cs="Arial" w:eastAsia="Arial" w:hAnsi="Arial"/>
                 <w:b w:val="false"/>
                 <w:bCs w:val="false"/>
-                <w:sz w:val="19"/>
-                <w:szCs w:val="19"/>
+                <w:sz w:val="18"/>
+                <w:szCs w:val="18"/>
               </w:rPr>
               <w:t xml:space="preserve">No coincide</w:t>
             </w:r>
@@ -4969,8 +6905,8 @@
                 <w:rFonts w:ascii="Arial" w:cs="Arial" w:eastAsia="Arial" w:hAnsi="Arial"/>
                 <w:b w:val="false"/>
                 <w:bCs w:val="false"/>
-                <w:sz w:val="19"/>
-                <w:szCs w:val="19"/>
+                <w:sz w:val="18"/>
+                <w:szCs w:val="18"/>
               </w:rPr>
               <w:t xml:space="preserve">CR total 0,132 mm/año (§2.3); Tabla 6, nota CUIF-C = "efectividad B"</w:t>
             </w:r>
@@ -5002,8 +6938,8 @@
                 <w:rFonts w:ascii="Arial" w:cs="Arial" w:eastAsia="Arial" w:hAnsi="Arial"/>
                 <w:b w:val="false"/>
                 <w:bCs w:val="false"/>
-                <w:sz w:val="19"/>
-                <w:szCs w:val="19"/>
+                <w:sz w:val="18"/>
+                <w:szCs w:val="18"/>
               </w:rPr>
               <w:t xml:space="preserve">0,05+0,025+0,127 = 0,202; debe decir C</w:t>
             </w:r>
@@ -5035,8 +6971,8 @@
                 <w:rFonts w:ascii="Arial" w:cs="Arial" w:eastAsia="Arial" w:hAnsi="Arial"/>
                 <w:b w:val="false"/>
                 <w:bCs w:val="false"/>
-                <w:sz w:val="19"/>
-                <w:szCs w:val="19"/>
+                <w:sz w:val="18"/>
+                <w:szCs w:val="18"/>
               </w:rPr>
               <w:t xml:space="preserve">No reproducible / error tipográfico</w:t>
             </w:r>
@@ -5073,8 +7009,8 @@
                 <w:rFonts w:ascii="Arial" w:cs="Arial" w:eastAsia="Arial" w:hAnsi="Arial"/>
                 <w:b w:val="false"/>
                 <w:bCs w:val="false"/>
-                <w:sz w:val="19"/>
-                <w:szCs w:val="19"/>
+                <w:sz w:val="18"/>
+                <w:szCs w:val="18"/>
               </w:rPr>
               <w:t xml:space="preserve">40.000 "$/m²" (§2.3)</w:t>
             </w:r>
@@ -5105,8 +7041,8 @@
                 <w:rFonts w:ascii="Arial" w:cs="Arial" w:eastAsia="Arial" w:hAnsi="Arial"/>
                 <w:b w:val="false"/>
                 <w:bCs w:val="false"/>
-                <w:sz w:val="19"/>
-                <w:szCs w:val="19"/>
+                <w:sz w:val="18"/>
+                <w:szCs w:val="18"/>
               </w:rPr>
               <w:t xml:space="preserve">Tabla 9: 6 h ⇒ 10.000 USD ⇒ 40.000 USD/día; reposición 4.000 USD/m²</w:t>
             </w:r>
@@ -5137,8 +7073,8 @@
                 <w:rFonts w:ascii="Arial" w:cs="Arial" w:eastAsia="Arial" w:hAnsi="Arial"/>
                 <w:b w:val="false"/>
                 <w:bCs w:val="false"/>
-                <w:sz w:val="19"/>
-                <w:szCs w:val="19"/>
+                <w:sz w:val="18"/>
+                <w:szCs w:val="18"/>
               </w:rPr>
               <w:t xml:space="preserve">Rótulo erróneo en [P]</w:t>
             </w:r>
@@ -5176,8 +7112,8 @@
                 <w:rFonts w:ascii="Arial" w:cs="Arial" w:eastAsia="Arial" w:hAnsi="Arial"/>
                 <w:b w:val="false"/>
                 <w:bCs w:val="false"/>
-                <w:sz w:val="19"/>
-                <w:szCs w:val="19"/>
+                <w:sz w:val="18"/>
+                <w:szCs w:val="18"/>
               </w:rPr>
               <w:t xml:space="preserve">TBI vs RBI-2 (2023–2056)</w:t>
             </w:r>
@@ -5209,8 +7145,8 @@
                 <w:rFonts w:ascii="Arial" w:cs="Arial" w:eastAsia="Arial" w:hAnsi="Arial"/>
                 <w:b w:val="false"/>
                 <w:bCs w:val="false"/>
-                <w:sz w:val="19"/>
-                <w:szCs w:val="19"/>
+                <w:sz w:val="18"/>
+                <w:szCs w:val="18"/>
               </w:rPr>
               <w:t xml:space="preserve">Intrusiva 43.360 → 1.410 (−96,7 %); no intrusiva 3.840 → 1.170 (−69,5 %); VP 10 %: 10.532 vs 487 ⇒ SIR = 20,6 [M]</w:t>
             </w:r>
@@ -5242,8 +7178,8 @@
                 <w:rFonts w:ascii="Arial" w:cs="Arial" w:eastAsia="Arial" w:hAnsi="Arial"/>
                 <w:b w:val="false"/>
                 <w:bCs w:val="false"/>
-                <w:sz w:val="19"/>
-                <w:szCs w:val="19"/>
+                <w:sz w:val="18"/>
+                <w:szCs w:val="18"/>
               </w:rPr>
               <w:t xml:space="preserve">Referencia</w:t>
             </w:r>
@@ -5269,7 +7205,7 @@
           <w:sz w:val="23"/>
           <w:szCs w:val="23"/>
         </w:rPr>
-        <w:t xml:space="preserve">6. API 581, PCC-3, API 579 y matriz RAM</w:t>
+        <w:t xml:space="preserve">7. API 581, PCC-3, API 579 y matriz RAM</w:t>
       </w:r>
     </w:p>
     <w:p>
@@ -5286,16 +7222,16 @@
           <w:rFonts w:ascii="Arial" w:cs="Arial" w:eastAsia="Arial" w:hAnsi="Arial"/>
           <w:b/>
           <w:bCs/>
-          <w:sz w:val="22"/>
-          <w:szCs w:val="22"/>
+          <w:sz w:val="21"/>
+          <w:szCs w:val="21"/>
         </w:rPr>
         <w:t xml:space="preserve">API 581.</w:t>
       </w:r>
       <w:r>
         <w:rPr>
           <w:rFonts w:ascii="Arial" w:cs="Arial" w:eastAsia="Arial" w:hAnsi="Arial"/>
-          <w:sz w:val="22"/>
-          <w:szCs w:val="22"/>
+          <w:sz w:val="21"/>
+          <w:szCs w:val="21"/>
         </w:rPr>
         <w:t xml:space="preserve"> P.1: planificación y objetivo de riesgo; P.2: DF (adelgazamiento; corrosión externa y CUI: [P] cita las Tablas 15.2M y 16.2M, es decir secciones 15 y 16, no 16 y 17 [V]) y efectividad A–E; P.3: consecuencia (12 pasos, áreas, FC, lesiones) y categorías. La POF posterior a una inspección se actualiza con la efectividad: [P] la calcula bayesiana (Ec.7); aquí se aproxima con Ec. 5 [M].</w:t>
       </w:r>
@@ -5314,16 +7250,16 @@
           <w:rFonts w:ascii="Arial" w:cs="Arial" w:eastAsia="Arial" w:hAnsi="Arial"/>
           <w:b/>
           <w:bCs/>
-          <w:sz w:val="22"/>
-          <w:szCs w:val="22"/>
+          <w:sz w:val="21"/>
+          <w:szCs w:val="21"/>
         </w:rPr>
         <w:t xml:space="preserve">ASME PCC-3</w:t>
       </w:r>
       <w:r>
         <w:rPr>
           <w:rFonts w:ascii="Arial" w:cs="Arial" w:eastAsia="Arial" w:hAnsi="Arial"/>
-          <w:sz w:val="22"/>
-          <w:szCs w:val="22"/>
+          <w:sz w:val="21"/>
+          <w:szCs w:val="21"/>
         </w:rPr>
         <w:t xml:space="preserve"> aporta lo que API 581 no organiza: gestión del riesgo mediante actividades de inspección (qué, dónde, cómo, cuándo), selección de técnicas por mecanismo y una matriz de riesgo de ejemplo (secciones 7–10 según usted [V]).</w:t>
       </w:r>
@@ -5342,16 +7278,16 @@
           <w:rFonts w:ascii="Arial" w:cs="Arial" w:eastAsia="Arial" w:hAnsi="Arial"/>
           <w:b/>
           <w:bCs/>
-          <w:sz w:val="22"/>
-          <w:szCs w:val="22"/>
+          <w:sz w:val="21"/>
+          <w:szCs w:val="21"/>
         </w:rPr>
         <w:t xml:space="preserve">API 579-1/ASME FFS-1</w:t>
       </w:r>
       <w:r>
         <w:rPr>
           <w:rFonts w:ascii="Arial" w:cs="Arial" w:eastAsia="Arial" w:hAnsi="Arial"/>
-          <w:sz w:val="22"/>
-          <w:szCs w:val="22"/>
+          <w:sz w:val="21"/>
+          <w:szCs w:val="21"/>
         </w:rPr>
         <w:t xml:space="preserve"> se inserta cuando el riesgo supera el objetivo o hay daño: </w:t>
       </w:r>
@@ -5360,16 +7296,16 @@
           <w:rFonts w:ascii="Arial" w:cs="Arial" w:eastAsia="Arial" w:hAnsi="Arial"/>
           <w:b/>
           <w:bCs/>
-          <w:sz w:val="22"/>
-          <w:szCs w:val="22"/>
+          <w:sz w:val="21"/>
+          <w:szCs w:val="21"/>
         </w:rPr>
         <w:t xml:space="preserve">Apto</w:t>
       </w:r>
       <w:r>
         <w:rPr>
           <w:rFonts w:ascii="Arial" w:cs="Arial" w:eastAsia="Arial" w:hAnsi="Arial"/>
-          <w:sz w:val="22"/>
-          <w:szCs w:val="22"/>
+          <w:sz w:val="21"/>
+          <w:szCs w:val="21"/>
         </w:rPr>
         <w:t xml:space="preserve"> ⇒ recalcular DF/POF y RR; </w:t>
       </w:r>
@@ -5378,16 +7314,16 @@
           <w:rFonts w:ascii="Arial" w:cs="Arial" w:eastAsia="Arial" w:hAnsi="Arial"/>
           <w:b/>
           <w:bCs/>
-          <w:sz w:val="22"/>
-          <w:szCs w:val="22"/>
+          <w:sz w:val="21"/>
+          <w:szCs w:val="21"/>
         </w:rPr>
         <w:t xml:space="preserve">Apto con limitaciones</w:t>
       </w:r>
       <w:r>
         <w:rPr>
           <w:rFonts w:ascii="Arial" w:cs="Arial" w:eastAsia="Arial" w:hAnsi="Arial"/>
-          <w:sz w:val="22"/>
-          <w:szCs w:val="22"/>
+          <w:sz w:val="21"/>
+          <w:szCs w:val="21"/>
         </w:rPr>
         <w:t xml:space="preserve"> ⇒ crédito parcial más costo de limitación; </w:t>
       </w:r>
@@ -5396,16 +7332,16 @@
           <w:rFonts w:ascii="Arial" w:cs="Arial" w:eastAsia="Arial" w:hAnsi="Arial"/>
           <w:b/>
           <w:bCs/>
-          <w:sz w:val="22"/>
-          <w:szCs w:val="22"/>
+          <w:sz w:val="21"/>
+          <w:szCs w:val="21"/>
         </w:rPr>
         <w:t xml:space="preserve">No apto</w:t>
       </w:r>
       <w:r>
         <w:rPr>
           <w:rFonts w:ascii="Arial" w:cs="Arial" w:eastAsia="Arial" w:hAnsi="Arial"/>
-          <w:sz w:val="22"/>
-          <w:szCs w:val="22"/>
+          <w:sz w:val="21"/>
+          <w:szCs w:val="21"/>
         </w:rPr>
         <w:t xml:space="preserve"> ⇒ costo de reparación/reemplazo en I0 y DF = 1 tras reparar. Aprobar o rechazar se valora con Ec. 13.</w:t>
       </w:r>
@@ -5424,16 +7360,16 @@
           <w:rFonts w:ascii="Arial" w:cs="Arial" w:eastAsia="Arial" w:hAnsi="Arial"/>
           <w:b/>
           <w:bCs/>
-          <w:sz w:val="22"/>
-          <w:szCs w:val="22"/>
+          <w:sz w:val="21"/>
+          <w:szCs w:val="21"/>
         </w:rPr>
         <w:t xml:space="preserve">Bayes y Weibull.</w:t>
       </w:r>
       <w:r>
         <w:rPr>
           <w:rFonts w:ascii="Arial" w:cs="Arial" w:eastAsia="Arial" w:hAnsi="Arial"/>
-          <w:sz w:val="22"/>
-          <w:szCs w:val="22"/>
+          <w:sz w:val="21"/>
+          <w:szCs w:val="21"/>
         </w:rPr>
         <w:t xml:space="preserve"> La actualización bayesiana del DF de adelgazamiento es de [P Ec.7] y API 581 (posteriores según efectividad y número de inspecciones); no se reproduce aquí. Weibull, F(t) = 1 − exp[−(t/η)^β] con datos de falla estructurados según ISO 14224, es un </w:t>
       </w:r>
@@ -5442,16 +7378,16 @@
           <w:rFonts w:ascii="Arial" w:cs="Arial" w:eastAsia="Arial" w:hAnsi="Arial"/>
           <w:b/>
           <w:bCs/>
-          <w:sz w:val="22"/>
-          <w:szCs w:val="22"/>
+          <w:sz w:val="21"/>
+          <w:szCs w:val="21"/>
         </w:rPr>
         <w:t xml:space="preserve">modelo complementario</w:t>
       </w:r>
       <w:r>
         <w:rPr>
           <w:rFonts w:ascii="Arial" w:cs="Arial" w:eastAsia="Arial" w:hAnsi="Arial"/>
-          <w:sz w:val="22"/>
-          <w:szCs w:val="22"/>
+          <w:sz w:val="21"/>
+          <w:szCs w:val="21"/>
         </w:rPr>
         <w:t xml:space="preserve"> [M] para contrastar el GFF genérico; no está implementado ni en [P] ni en API 581.</w:t>
       </w:r>
@@ -5470,16 +7406,16 @@
           <w:rFonts w:ascii="Arial" w:cs="Arial" w:eastAsia="Arial" w:hAnsi="Arial"/>
           <w:b/>
           <w:bCs/>
-          <w:sz w:val="22"/>
-          <w:szCs w:val="22"/>
+          <w:sz w:val="21"/>
+          <w:szCs w:val="21"/>
         </w:rPr>
         <w:t xml:space="preserve">RAM cualitativa vs API 581 cuantitativa.</w:t>
       </w:r>
       <w:r>
         <w:rPr>
           <w:rFonts w:ascii="Arial" w:cs="Arial" w:eastAsia="Arial" w:hAnsi="Arial"/>
-          <w:sz w:val="22"/>
-          <w:szCs w:val="22"/>
+          <w:sz w:val="21"/>
+          <w:szCs w:val="21"/>
         </w:rPr>
         <w:t xml:space="preserve"> RAM 5×5 (probabilidad 1–5 × consecuencia A–E; colores de [P Fig. 5]; umbrales DF y FC editables [V]) comunica prioridad y objetivo; API 581 da USD/año. El Excel calcula riesgo desde categorías (valores representativos) o desde POF·FC (interruptor) y marca "REVISAR" si no coinciden; se usa un solo riesgo por corrida para no duplicar conteo.</w:t>
       </w:r>
@@ -5502,7 +7438,7 @@
           <w:sz w:val="23"/>
           <w:szCs w:val="23"/>
         </w:rPr>
-        <w:t xml:space="preserve">7. Gráficos del portafolio de ejemplo: RAM antes/después y flujo descontado</w:t>
+        <w:t xml:space="preserve">8. Gráficos del portafolio de ejemplo: RAM antes/después y flujo descontado</w:t>
       </w:r>
     </w:p>
     <w:p>
@@ -5513,7 +7449,7 @@
       <w:r>
         <w:drawing>
           <wp:inline distT="0" distB="0" distL="0" distR="0">
-            <wp:extent cx="5715000" cy="2476500"/>
+            <wp:extent cx="4953000" cy="2143125"/>
             <wp:effectExtent t="0" r="0" b="0" l="0"/>
             <wp:docPr id="1" name="" descr="" title=""/>
             <wp:cNvGraphicFramePr>
@@ -5538,7 +7474,7 @@
                   <pic:spPr bwMode="auto">
                     <a:xfrm>
                       <a:off x="0" y="0"/>
-                      <a:ext cx="5715000" cy="2476500"/>
+                      <a:ext cx="4953000" cy="2143125"/>
                     </a:xfrm>
                     <a:prstGeom prst="rect">
                       <a:avLst/>
@@ -5572,7 +7508,7 @@
       <w:r>
         <w:drawing>
           <wp:inline distT="0" distB="0" distL="0" distR="0">
-            <wp:extent cx="5715000" cy="2162175"/>
+            <wp:extent cx="4953000" cy="1876425"/>
             <wp:effectExtent t="0" r="0" b="0" l="0"/>
             <wp:docPr id="2" name="" descr="" title=""/>
             <wp:cNvGraphicFramePr>
@@ -5597,7 +7533,7 @@
                   <pic:spPr bwMode="auto">
                     <a:xfrm>
                       <a:off x="0" y="0"/>
-                      <a:ext cx="5715000" cy="2162175"/>
+                      <a:ext cx="4953000" cy="1876425"/>
                     </a:xfrm>
                     <a:prstGeom prst="rect">
                       <a:avLst/>
@@ -5620,7 +7556,7 @@
           <w:sz w:val="19"/>
           <w:szCs w:val="19"/>
         </w:rPr>
-        <w:t xml:space="preserve">Portafolio de 7 equipos: riesgo inicial 35.034 USD/año, residual 5.114, reducción 29.920; inversión 463.190 USD; VAN a 1 año −282.111 y a 10 años +760.724 USD; payback simple 2,3 años; SIR agregado 2,64 (promedio por equipo 4,56). Son cifras ilustrativas, no resultados de GRB.</w:t>
+        <w:t xml:space="preserve">Portafolio de 7 equipos: EMV₀ 35.034 USD/año, EMV₁ 5.114, ΔEMV 29.920; inversión 463.190 USD; VAN a 1 año −288.930 y a 10 años +714.640 USD (caja real +530.793); payback simple 2,4 años; SIR agregado 2,54 (promedio por equipo 4,44); payback descontado en el año 3 (caja real: año 4). Cifras ilustrativas, no resultados de GRB.</w:t>
       </w:r>
     </w:p>
     <w:p>
@@ -5641,7 +7577,7 @@
           <w:sz w:val="23"/>
           <w:szCs w:val="23"/>
         </w:rPr>
-        <w:t xml:space="preserve">8. Sensibilidades (7 filas de ejemplo, N = 10, base SIR 2,64, VAN 0,76 M USD)</w:t>
+        <w:t xml:space="preserve">9. Escenarios y sensibilidades (7 filas de ejemplo, N = 10; base SIR 2,54, VAN 0,71 M USD)</w:t>
       </w:r>
     </w:p>
     <w:tbl>
@@ -5693,10 +7629,10 @@
                 <w:b/>
                 <w:bCs/>
                 <w:color w:val="FFFFFF"/>
-                <w:sz w:val="19"/>
-                <w:szCs w:val="19"/>
-              </w:rPr>
-              <w:t xml:space="preserve">Variable</w:t>
+                <w:sz w:val="18"/>
+                <w:szCs w:val="18"/>
+              </w:rPr>
+              <w:t xml:space="preserve">Escenario (multiplicador; [S] editables)</w:t>
             </w:r>
           </w:p>
         </w:tc>
@@ -5727,10 +7663,10 @@
                 <w:b/>
                 <w:bCs/>
                 <w:color w:val="FFFFFF"/>
-                <w:sz w:val="19"/>
-                <w:szCs w:val="19"/>
-              </w:rPr>
-              <w:t xml:space="preserve">SIR (VAN)</w:t>
+                <w:sz w:val="18"/>
+                <w:szCs w:val="18"/>
+              </w:rPr>
+              <w:t xml:space="preserve">SIR esperado (VAN esperado) · SIR caja (VAN caja)</w:t>
             </w:r>
           </w:p>
         </w:tc>
@@ -5761,8 +7697,8 @@
                 <w:b/>
                 <w:bCs/>
                 <w:color w:val="FFFFFF"/>
-                <w:sz w:val="19"/>
-                <w:szCs w:val="19"/>
+                <w:sz w:val="18"/>
+                <w:szCs w:val="18"/>
               </w:rPr>
               <w:t xml:space="preserve">Lectura</w:t>
             </w:r>
@@ -5799,10 +7735,10 @@
                 <w:rFonts w:ascii="Arial" w:cs="Arial" w:eastAsia="Arial" w:hAnsi="Arial"/>
                 <w:b w:val="false"/>
                 <w:bCs w:val="false"/>
-                <w:sz w:val="19"/>
-                <w:szCs w:val="19"/>
-              </w:rPr>
-              <w:t xml:space="preserve">WACC 6 / 10 / 20 %</w:t>
+                <w:sz w:val="18"/>
+                <w:szCs w:val="18"/>
+              </w:rPr>
+              <w:t xml:space="preserve">Precio o margen bajo 0,75 / alto 1,25</w:t>
             </w:r>
           </w:p>
         </w:tc>
@@ -5831,10 +7767,10 @@
                 <w:rFonts w:ascii="Arial" w:cs="Arial" w:eastAsia="Arial" w:hAnsi="Arial"/>
                 <w:b w:val="false"/>
                 <w:bCs w:val="false"/>
-                <w:sz w:val="19"/>
-                <w:szCs w:val="19"/>
-              </w:rPr>
-              <w:t xml:space="preserve">3,17 (1,00 M) / 2,64 (0,76 M) / 1,80 (0,37 M)</w:t>
+                <w:sz w:val="18"/>
+                <w:szCs w:val="18"/>
+              </w:rPr>
+              <w:t xml:space="preserve">1,97 (0,45 M) · 1,62 (0,29 M) / 3,12 (0,98 M) · 2,67 (0,78 M)</w:t>
             </w:r>
           </w:p>
         </w:tc>
@@ -5863,10 +7799,10 @@
                 <w:rFonts w:ascii="Arial" w:cs="Arial" w:eastAsia="Arial" w:hAnsi="Arial"/>
                 <w:b w:val="false"/>
                 <w:bCs w:val="false"/>
-                <w:sz w:val="19"/>
-                <w:szCs w:val="19"/>
-              </w:rPr>
-              <w:t xml:space="preserve">SIR &gt; 1 en todo el rango</w:t>
+                <w:sz w:val="18"/>
+                <w:szCs w:val="18"/>
+              </w:rPr>
+              <w:t xml:space="preserve">Precio y margen entran como producto: mismo efecto</w:t>
             </w:r>
           </w:p>
         </w:tc>
@@ -5902,10 +7838,10 @@
                 <w:rFonts w:ascii="Arial" w:cs="Arial" w:eastAsia="Arial" w:hAnsi="Arial"/>
                 <w:b w:val="false"/>
                 <w:bCs w:val="false"/>
-                <w:sz w:val="19"/>
-                <w:szCs w:val="19"/>
-              </w:rPr>
-              <w:t xml:space="preserve">Precio, margen o downtime × 0,5 / 1,5 (mismo efecto: producto K_prod)</w:t>
+                <w:sz w:val="18"/>
+                <w:szCs w:val="18"/>
+              </w:rPr>
+              <w:t xml:space="preserve">Downtime bajo 0,75 / alto 1,5</w:t>
             </w:r>
           </w:p>
         </w:tc>
@@ -5935,10 +7871,10 @@
                 <w:rFonts w:ascii="Arial" w:cs="Arial" w:eastAsia="Arial" w:hAnsi="Arial"/>
                 <w:b w:val="false"/>
                 <w:bCs w:val="false"/>
-                <w:sz w:val="19"/>
-                <w:szCs w:val="19"/>
-              </w:rPr>
-              <w:t xml:space="preserve">1,49 (0,23 M) / 3,80 (1,30 M)</w:t>
+                <w:sz w:val="18"/>
+                <w:szCs w:val="18"/>
+              </w:rPr>
+              <w:t xml:space="preserve">1,97 (0,45 M) / 3,70 (1,25 M)</w:t>
             </w:r>
           </w:p>
         </w:tc>
@@ -5968,10 +7904,10 @@
                 <w:rFonts w:ascii="Arial" w:cs="Arial" w:eastAsia="Arial" w:hAnsi="Arial"/>
                 <w:b w:val="false"/>
                 <w:bCs w:val="false"/>
-                <w:sz w:val="19"/>
-                <w:szCs w:val="19"/>
-              </w:rPr>
-              <w:t xml:space="preserve">Es la variable dominante: la pérdida de producción explica la mayor parte del ahorro</w:t>
+                <w:sz w:val="18"/>
+                <w:szCs w:val="18"/>
+              </w:rPr>
+              <w:t xml:space="preserve">El mayor apalancamiento: es el ahorro dominante</w:t>
             </w:r>
           </w:p>
         </w:tc>
@@ -6006,10 +7942,10 @@
                 <w:rFonts w:ascii="Arial" w:cs="Arial" w:eastAsia="Arial" w:hAnsi="Arial"/>
                 <w:b w:val="false"/>
                 <w:bCs w:val="false"/>
-                <w:sz w:val="19"/>
-                <w:szCs w:val="19"/>
-              </w:rPr>
-              <w:t xml:space="preserve">Costo de inspección × 0,5 / 1,5</w:t>
+                <w:sz w:val="18"/>
+                <w:szCs w:val="18"/>
+              </w:rPr>
+              <w:t xml:space="preserve">Costo de inspección 0,85 / 1,25</w:t>
             </w:r>
           </w:p>
         </w:tc>
@@ -6038,10 +7974,10 @@
                 <w:rFonts w:ascii="Arial" w:cs="Arial" w:eastAsia="Arial" w:hAnsi="Arial"/>
                 <w:b w:val="false"/>
                 <w:bCs w:val="false"/>
-                <w:sz w:val="19"/>
-                <w:szCs w:val="19"/>
-              </w:rPr>
-              <w:t xml:space="preserve">3,07 (0,80 M) / 2,33 (0,72 M)</w:t>
+                <w:sz w:val="18"/>
+                <w:szCs w:val="18"/>
+              </w:rPr>
+              <w:t xml:space="preserve">2,65 (0,73 M) / 2,38 (0,69 M)</w:t>
             </w:r>
           </w:p>
         </w:tc>
@@ -6070,8 +8006,8 @@
                 <w:rFonts w:ascii="Arial" w:cs="Arial" w:eastAsia="Arial" w:hAnsi="Arial"/>
                 <w:b w:val="false"/>
                 <w:bCs w:val="false"/>
-                <w:sz w:val="19"/>
-                <w:szCs w:val="19"/>
+                <w:sz w:val="18"/>
+                <w:szCs w:val="18"/>
               </w:rPr>
               <w:t xml:space="preserve">Poco sensible</w:t>
             </w:r>
@@ -6109,10 +8045,10 @@
                 <w:rFonts w:ascii="Arial" w:cs="Arial" w:eastAsia="Arial" w:hAnsi="Arial"/>
                 <w:b w:val="false"/>
                 <w:bCs w:val="false"/>
-                <w:sz w:val="19"/>
-                <w:szCs w:val="19"/>
-              </w:rPr>
-              <w:t xml:space="preserve">Costo de reparación × 0,5 / 1,5</w:t>
+                <w:sz w:val="18"/>
+                <w:szCs w:val="18"/>
+              </w:rPr>
+              <w:t xml:space="preserve">Costo de reparación 0,85 / 1,5</w:t>
             </w:r>
           </w:p>
         </w:tc>
@@ -6142,10 +8078,10 @@
                 <w:rFonts w:ascii="Arial" w:cs="Arial" w:eastAsia="Arial" w:hAnsi="Arial"/>
                 <w:b w:val="false"/>
                 <w:bCs w:val="false"/>
-                <w:sz w:val="19"/>
-                <w:szCs w:val="19"/>
-              </w:rPr>
-              <w:t xml:space="preserve">3,73 (0,90 M) / 2,05 (0,63 M)</w:t>
+                <w:sz w:val="18"/>
+                <w:szCs w:val="18"/>
+              </w:rPr>
+              <w:t xml:space="preserve">2,79 (0,76 M) / 1,97 (0,58 M)</w:t>
             </w:r>
           </w:p>
         </w:tc>
@@ -6175,10 +8111,10 @@
                 <w:rFonts w:ascii="Arial" w:cs="Arial" w:eastAsia="Arial" w:hAnsi="Arial"/>
                 <w:b w:val="false"/>
                 <w:bCs w:val="false"/>
-                <w:sz w:val="19"/>
-                <w:szCs w:val="19"/>
-              </w:rPr>
-              <w:t xml:space="preserve">Sensible por T-1101 (reemplazo 250.000 USD)</w:t>
+                <w:sz w:val="18"/>
+                <w:szCs w:val="18"/>
+              </w:rPr>
+              <w:t xml:space="preserve">Sensible por T-1101 (250.000 USD)</w:t>
             </w:r>
           </w:p>
         </w:tc>
@@ -6213,10 +8149,10 @@
                 <w:rFonts w:ascii="Arial" w:cs="Arial" w:eastAsia="Arial" w:hAnsi="Arial"/>
                 <w:b w:val="false"/>
                 <w:bCs w:val="false"/>
-                <w:sz w:val="19"/>
-                <w:szCs w:val="19"/>
-              </w:rPr>
-              <w:t xml:space="preserve">Tasa de corrosión/CUI × 0,8 / 1,25 / 1,5</w:t>
+                <w:sz w:val="18"/>
+                <w:szCs w:val="18"/>
+              </w:rPr>
+              <w:t xml:space="preserve">COMBINADO beneficio bajo (precio, margen, downtime bajos; inspección y reparación altas)</w:t>
             </w:r>
           </w:p>
         </w:tc>
@@ -6245,10 +8181,10 @@
                 <w:rFonts w:ascii="Arial" w:cs="Arial" w:eastAsia="Arial" w:hAnsi="Arial"/>
                 <w:b w:val="false"/>
                 <w:bCs w:val="false"/>
-                <w:sz w:val="19"/>
-                <w:szCs w:val="19"/>
-              </w:rPr>
-              <w:t xml:space="preserve">2,62 / 2,95 / 3,03</w:t>
+                <w:sz w:val="18"/>
+                <w:szCs w:val="18"/>
+              </w:rPr>
+              <w:t xml:space="preserve">0,90 (−0,06 M) · 0,70 (−0,19 M)</w:t>
             </w:r>
           </w:p>
         </w:tc>
@@ -6277,10 +8213,10 @@
                 <w:rFonts w:ascii="Arial" w:cs="Arial" w:eastAsia="Arial" w:hAnsi="Arial"/>
                 <w:b w:val="false"/>
                 <w:bCs w:val="false"/>
-                <w:sz w:val="19"/>
-                <w:szCs w:val="19"/>
-              </w:rPr>
-              <w:t xml:space="preserve">Más CR ⇒ más riesgo evitado; equipos sobre objetivo 1 → 2</w:t>
+                <w:sz w:val="18"/>
+                <w:szCs w:val="18"/>
+              </w:rPr>
+              <w:t xml:space="preserve">El programa no se paga en el peor caso</w:t>
             </w:r>
           </w:p>
         </w:tc>
@@ -6316,10 +8252,10 @@
                 <w:rFonts w:ascii="Arial" w:cs="Arial" w:eastAsia="Arial" w:hAnsi="Arial"/>
                 <w:b w:val="false"/>
                 <w:bCs w:val="false"/>
-                <w:sz w:val="19"/>
-                <w:szCs w:val="19"/>
-              </w:rPr>
-              <w:t xml:space="preserve">Efectividad NDE A / D en todos los equipos (costo relativo de [P Tabla 4])</w:t>
+                <w:sz w:val="18"/>
+                <w:szCs w:val="18"/>
+              </w:rPr>
+              <w:t xml:space="preserve">COMBINADO beneficio alto</w:t>
             </w:r>
           </w:p>
         </w:tc>
@@ -6349,10 +8285,10 @@
                 <w:rFonts w:ascii="Arial" w:cs="Arial" w:eastAsia="Arial" w:hAnsi="Arial"/>
                 <w:b w:val="false"/>
                 <w:bCs w:val="false"/>
-                <w:sz w:val="19"/>
-                <w:szCs w:val="19"/>
-              </w:rPr>
-              <w:t xml:space="preserve">2,50 (0,75 M) / 2,92 (0,78 M)</w:t>
+                <w:sz w:val="18"/>
+                <w:szCs w:val="18"/>
+              </w:rPr>
+              <w:t xml:space="preserve">6,51 (2,21 M) · 5,74 (1,90 M)</w:t>
             </w:r>
           </w:p>
         </w:tc>
@@ -6382,10 +8318,10 @@
                 <w:rFonts w:ascii="Arial" w:cs="Arial" w:eastAsia="Arial" w:hAnsi="Arial"/>
                 <w:b w:val="false"/>
                 <w:bCs w:val="false"/>
-                <w:sz w:val="19"/>
-                <w:szCs w:val="19"/>
-              </w:rPr>
-              <w:t xml:space="preserve">D abarata la inspección pero deja 11.411 vs 1.804 USD/año de riesgo residual: elegir junto con el objetivo de riesgo</w:t>
+                <w:sz w:val="18"/>
+                <w:szCs w:val="18"/>
+              </w:rPr>
+              <w:t xml:space="preserve">—</w:t>
             </w:r>
           </w:p>
         </w:tc>
@@ -6420,8 +8356,318 @@
                 <w:rFonts w:ascii="Arial" w:cs="Arial" w:eastAsia="Arial" w:hAnsi="Arial"/>
                 <w:b w:val="false"/>
                 <w:bCs w:val="false"/>
-                <w:sz w:val="19"/>
-                <w:szCs w:val="19"/>
+                <w:sz w:val="18"/>
+                <w:szCs w:val="18"/>
+              </w:rPr>
+              <w:t xml:space="preserve">WACC 6 / 10 / 20 %</w:t>
+            </w:r>
+          </w:p>
+        </w:tc>
+        <w:tc>
+          <w:tcPr>
+            <w:tcW w:type="dxa" w:w="3541"/>
+            <w:tcBorders>
+              <w:top w:val="single" w:color="BFBFBF" w:sz="4"/>
+              <w:left w:val="single" w:color="BFBFBF" w:sz="4"/>
+              <w:bottom w:val="single" w:color="BFBFBF" w:sz="4"/>
+              <w:right w:val="single" w:color="BFBFBF" w:sz="4"/>
+            </w:tcBorders>
+            <w:tcMar>
+              <w:top w:type="dxa" w:w="40"/>
+              <w:left w:type="dxa" w:w="60"/>
+              <w:bottom w:type="dxa" w:w="40"/>
+              <w:right w:type="dxa" w:w="60"/>
+            </w:tcMar>
+          </w:tcPr>
+          <w:p>
+            <w:pPr>
+              <w:spacing w:after="0" w:line="220"/>
+            </w:pPr>
+            <w:r>
+              <w:rPr>
+                <w:rFonts w:ascii="Arial" w:cs="Arial" w:eastAsia="Arial" w:hAnsi="Arial"/>
+                <w:b w:val="false"/>
+                <w:bCs w:val="false"/>
+                <w:sz w:val="18"/>
+                <w:szCs w:val="18"/>
+              </w:rPr>
+              <w:t xml:space="preserve">3,05 (0,95 M) / 2,54 (0,71 M) / 1,74 (0,34 M)</w:t>
+            </w:r>
+          </w:p>
+        </w:tc>
+        <w:tc>
+          <w:tcPr>
+            <w:tcW w:type="dxa" w:w="3895"/>
+            <w:tcBorders>
+              <w:top w:val="single" w:color="BFBFBF" w:sz="4"/>
+              <w:left w:val="single" w:color="BFBFBF" w:sz="4"/>
+              <w:bottom w:val="single" w:color="BFBFBF" w:sz="4"/>
+              <w:right w:val="single" w:color="BFBFBF" w:sz="4"/>
+            </w:tcBorders>
+            <w:tcMar>
+              <w:top w:type="dxa" w:w="40"/>
+              <w:left w:type="dxa" w:w="60"/>
+              <w:bottom w:type="dxa" w:w="40"/>
+              <w:right w:type="dxa" w:w="60"/>
+            </w:tcMar>
+          </w:tcPr>
+          <w:p>
+            <w:pPr>
+              <w:spacing w:after="0" w:line="220"/>
+            </w:pPr>
+            <w:r>
+              <w:rPr>
+                <w:rFonts w:ascii="Arial" w:cs="Arial" w:eastAsia="Arial" w:hAnsi="Arial"/>
+                <w:b w:val="false"/>
+                <w:bCs w:val="false"/>
+                <w:sz w:val="18"/>
+                <w:szCs w:val="18"/>
+              </w:rPr>
+              <w:t xml:space="preserve">SIR &gt; 1 en todo el rango</w:t>
+            </w:r>
+          </w:p>
+        </w:tc>
+      </w:tr>
+      <w:tr>
+        <w:trPr>
+          <w:cantSplit/>
+          <w:tblHeader w:val="off"/>
+        </w:trPr>
+        <w:tc>
+          <w:tcPr>
+            <w:tcW w:type="dxa" w:w="3075"/>
+            <w:tcBorders>
+              <w:top w:val="single" w:color="BFBFBF" w:sz="4"/>
+              <w:left w:val="single" w:color="BFBFBF" w:sz="4"/>
+              <w:bottom w:val="single" w:color="BFBFBF" w:sz="4"/>
+              <w:right w:val="single" w:color="BFBFBF" w:sz="4"/>
+            </w:tcBorders>
+            <w:shd w:fill="F6F8FB" w:val="clear"/>
+            <w:tcMar>
+              <w:top w:type="dxa" w:w="40"/>
+              <w:left w:type="dxa" w:w="60"/>
+              <w:bottom w:type="dxa" w:w="40"/>
+              <w:right w:type="dxa" w:w="60"/>
+            </w:tcMar>
+          </w:tcPr>
+          <w:p>
+            <w:pPr>
+              <w:spacing w:after="0" w:line="220"/>
+            </w:pPr>
+            <w:r>
+              <w:rPr>
+                <w:rFonts w:ascii="Arial" w:cs="Arial" w:eastAsia="Arial" w:hAnsi="Arial"/>
+                <w:b w:val="false"/>
+                <w:bCs w:val="false"/>
+                <w:sz w:val="18"/>
+                <w:szCs w:val="18"/>
+              </w:rPr>
+              <w:t xml:space="preserve">Precio, margen o downtime × 0,5</w:t>
+            </w:r>
+          </w:p>
+        </w:tc>
+        <w:tc>
+          <w:tcPr>
+            <w:tcW w:type="dxa" w:w="3541"/>
+            <w:tcBorders>
+              <w:top w:val="single" w:color="BFBFBF" w:sz="4"/>
+              <w:left w:val="single" w:color="BFBFBF" w:sz="4"/>
+              <w:bottom w:val="single" w:color="BFBFBF" w:sz="4"/>
+              <w:right w:val="single" w:color="BFBFBF" w:sz="4"/>
+            </w:tcBorders>
+            <w:shd w:fill="F6F8FB" w:val="clear"/>
+            <w:tcMar>
+              <w:top w:type="dxa" w:w="40"/>
+              <w:left w:type="dxa" w:w="60"/>
+              <w:bottom w:type="dxa" w:w="40"/>
+              <w:right w:type="dxa" w:w="60"/>
+            </w:tcMar>
+          </w:tcPr>
+          <w:p>
+            <w:pPr>
+              <w:spacing w:after="0" w:line="220"/>
+            </w:pPr>
+            <w:r>
+              <w:rPr>
+                <w:rFonts w:ascii="Arial" w:cs="Arial" w:eastAsia="Arial" w:hAnsi="Arial"/>
+                <w:b w:val="false"/>
+                <w:bCs w:val="false"/>
+                <w:sz w:val="18"/>
+                <w:szCs w:val="18"/>
+              </w:rPr>
+              <w:t xml:space="preserve">1,39 (0,18 M)</w:t>
+            </w:r>
+          </w:p>
+        </w:tc>
+        <w:tc>
+          <w:tcPr>
+            <w:tcW w:type="dxa" w:w="3895"/>
+            <w:tcBorders>
+              <w:top w:val="single" w:color="BFBFBF" w:sz="4"/>
+              <w:left w:val="single" w:color="BFBFBF" w:sz="4"/>
+              <w:bottom w:val="single" w:color="BFBFBF" w:sz="4"/>
+              <w:right w:val="single" w:color="BFBFBF" w:sz="4"/>
+            </w:tcBorders>
+            <w:shd w:fill="F6F8FB" w:val="clear"/>
+            <w:tcMar>
+              <w:top w:type="dxa" w:w="40"/>
+              <w:left w:type="dxa" w:w="60"/>
+              <w:bottom w:type="dxa" w:w="40"/>
+              <w:right w:type="dxa" w:w="60"/>
+            </w:tcMar>
+          </w:tcPr>
+          <w:p>
+            <w:pPr>
+              <w:spacing w:after="0" w:line="220"/>
+            </w:pPr>
+            <w:r>
+              <w:rPr>
+                <w:rFonts w:ascii="Arial" w:cs="Arial" w:eastAsia="Arial" w:hAnsi="Arial"/>
+                <w:b w:val="false"/>
+                <w:bCs w:val="false"/>
+                <w:sz w:val="18"/>
+                <w:szCs w:val="18"/>
+              </w:rPr>
+              <w:t xml:space="preserve">Aún &gt; 1</w:t>
+            </w:r>
+          </w:p>
+        </w:tc>
+      </w:tr>
+      <w:tr>
+        <w:trPr>
+          <w:cantSplit/>
+          <w:tblHeader w:val="off"/>
+        </w:trPr>
+        <w:tc>
+          <w:tcPr>
+            <w:tcW w:type="dxa" w:w="3075"/>
+            <w:tcBorders>
+              <w:top w:val="single" w:color="BFBFBF" w:sz="4"/>
+              <w:left w:val="single" w:color="BFBFBF" w:sz="4"/>
+              <w:bottom w:val="single" w:color="BFBFBF" w:sz="4"/>
+              <w:right w:val="single" w:color="BFBFBF" w:sz="4"/>
+            </w:tcBorders>
+            <w:tcMar>
+              <w:top w:type="dxa" w:w="40"/>
+              <w:left w:type="dxa" w:w="60"/>
+              <w:bottom w:type="dxa" w:w="40"/>
+              <w:right w:type="dxa" w:w="60"/>
+            </w:tcMar>
+          </w:tcPr>
+          <w:p>
+            <w:pPr>
+              <w:spacing w:after="0" w:line="220"/>
+            </w:pPr>
+            <w:r>
+              <w:rPr>
+                <w:rFonts w:ascii="Arial" w:cs="Arial" w:eastAsia="Arial" w:hAnsi="Arial"/>
+                <w:b w:val="false"/>
+                <w:bCs w:val="false"/>
+                <w:sz w:val="18"/>
+                <w:szCs w:val="18"/>
+              </w:rPr>
+              <w:t xml:space="preserve">Efectividad NDE A / D en todos los equipos (costo relativo [P Tabla 4])</w:t>
+            </w:r>
+          </w:p>
+        </w:tc>
+        <w:tc>
+          <w:tcPr>
+            <w:tcW w:type="dxa" w:w="3541"/>
+            <w:tcBorders>
+              <w:top w:val="single" w:color="BFBFBF" w:sz="4"/>
+              <w:left w:val="single" w:color="BFBFBF" w:sz="4"/>
+              <w:bottom w:val="single" w:color="BFBFBF" w:sz="4"/>
+              <w:right w:val="single" w:color="BFBFBF" w:sz="4"/>
+            </w:tcBorders>
+            <w:tcMar>
+              <w:top w:type="dxa" w:w="40"/>
+              <w:left w:type="dxa" w:w="60"/>
+              <w:bottom w:type="dxa" w:w="40"/>
+              <w:right w:type="dxa" w:w="60"/>
+            </w:tcMar>
+          </w:tcPr>
+          <w:p>
+            <w:pPr>
+              <w:spacing w:after="0" w:line="220"/>
+            </w:pPr>
+            <w:r>
+              <w:rPr>
+                <w:rFonts w:ascii="Arial" w:cs="Arial" w:eastAsia="Arial" w:hAnsi="Arial"/>
+                <w:b w:val="false"/>
+                <w:bCs w:val="false"/>
+                <w:sz w:val="18"/>
+                <w:szCs w:val="18"/>
+              </w:rPr>
+              <w:t xml:space="preserve">2,40 (0,70 M) / 2,81 (0,73 M)</w:t>
+            </w:r>
+          </w:p>
+        </w:tc>
+        <w:tc>
+          <w:tcPr>
+            <w:tcW w:type="dxa" w:w="3895"/>
+            <w:tcBorders>
+              <w:top w:val="single" w:color="BFBFBF" w:sz="4"/>
+              <w:left w:val="single" w:color="BFBFBF" w:sz="4"/>
+              <w:bottom w:val="single" w:color="BFBFBF" w:sz="4"/>
+              <w:right w:val="single" w:color="BFBFBF" w:sz="4"/>
+            </w:tcBorders>
+            <w:tcMar>
+              <w:top w:type="dxa" w:w="40"/>
+              <w:left w:type="dxa" w:w="60"/>
+              <w:bottom w:type="dxa" w:w="40"/>
+              <w:right w:type="dxa" w:w="60"/>
+            </w:tcMar>
+          </w:tcPr>
+          <w:p>
+            <w:pPr>
+              <w:spacing w:after="0" w:line="220"/>
+            </w:pPr>
+            <w:r>
+              <w:rPr>
+                <w:rFonts w:ascii="Arial" w:cs="Arial" w:eastAsia="Arial" w:hAnsi="Arial"/>
+                <w:b w:val="false"/>
+                <w:bCs w:val="false"/>
+                <w:sz w:val="18"/>
+                <w:szCs w:val="18"/>
+              </w:rPr>
+              <w:t xml:space="preserve">D deja 11.411 vs 1.804 USD/año de riesgo residual: elegir con el objetivo de riesgo</w:t>
+            </w:r>
+          </w:p>
+        </w:tc>
+      </w:tr>
+      <w:tr>
+        <w:trPr>
+          <w:cantSplit/>
+          <w:tblHeader w:val="off"/>
+        </w:trPr>
+        <w:tc>
+          <w:tcPr>
+            <w:tcW w:type="dxa" w:w="3075"/>
+            <w:tcBorders>
+              <w:top w:val="single" w:color="BFBFBF" w:sz="4"/>
+              <w:left w:val="single" w:color="BFBFBF" w:sz="4"/>
+              <w:bottom w:val="single" w:color="BFBFBF" w:sz="4"/>
+              <w:right w:val="single" w:color="BFBFBF" w:sz="4"/>
+            </w:tcBorders>
+            <w:shd w:fill="F6F8FB" w:val="clear"/>
+            <w:tcMar>
+              <w:top w:type="dxa" w:w="40"/>
+              <w:left w:type="dxa" w:w="60"/>
+              <w:bottom w:type="dxa" w:w="40"/>
+              <w:right w:type="dxa" w:w="60"/>
+            </w:tcMar>
+          </w:tcPr>
+          <w:p>
+            <w:pPr>
+              <w:spacing w:after="0" w:line="220"/>
+            </w:pPr>
+            <w:r>
+              <w:rPr>
+                <w:rFonts w:ascii="Arial" w:cs="Arial" w:eastAsia="Arial" w:hAnsi="Arial"/>
+                <w:b w:val="false"/>
+                <w:bCs w:val="false"/>
+                <w:sz w:val="18"/>
+                <w:szCs w:val="18"/>
               </w:rPr>
               <w:t xml:space="preserve">Vida extendida ΔRUL 2 / 5 / 10 años [M]</w:t>
             </w:r>
@@ -6436,26 +8682,27 @@
               <w:bottom w:val="single" w:color="BFBFBF" w:sz="4"/>
               <w:right w:val="single" w:color="BFBFBF" w:sz="4"/>
             </w:tcBorders>
-            <w:tcMar>
-              <w:top w:type="dxa" w:w="40"/>
-              <w:left w:type="dxa" w:w="60"/>
-              <w:bottom w:type="dxa" w:w="40"/>
-              <w:right w:type="dxa" w:w="60"/>
-            </w:tcMar>
-          </w:tcPr>
-          <w:p>
-            <w:pPr>
-              <w:spacing w:after="0" w:line="220"/>
-            </w:pPr>
-            <w:r>
-              <w:rPr>
-                <w:rFonts w:ascii="Arial" w:cs="Arial" w:eastAsia="Arial" w:hAnsi="Arial"/>
-                <w:b w:val="false"/>
-                <w:bCs w:val="false"/>
-                <w:sz w:val="19"/>
-                <w:szCs w:val="19"/>
-              </w:rPr>
-              <w:t xml:space="preserve">VAN 0,81 M / 0,86 M / 0,93 M</w:t>
+            <w:shd w:fill="F6F8FB" w:val="clear"/>
+            <w:tcMar>
+              <w:top w:type="dxa" w:w="40"/>
+              <w:left w:type="dxa" w:w="60"/>
+              <w:bottom w:type="dxa" w:w="40"/>
+              <w:right w:type="dxa" w:w="60"/>
+            </w:tcMar>
+          </w:tcPr>
+          <w:p>
+            <w:pPr>
+              <w:spacing w:after="0" w:line="220"/>
+            </w:pPr>
+            <w:r>
+              <w:rPr>
+                <w:rFonts w:ascii="Arial" w:cs="Arial" w:eastAsia="Arial" w:hAnsi="Arial"/>
+                <w:b w:val="false"/>
+                <w:bCs w:val="false"/>
+                <w:sz w:val="18"/>
+                <w:szCs w:val="18"/>
+              </w:rPr>
+              <w:t xml:space="preserve">VAN 0,76 M / 0,82 M / 0,88 M</w:t>
             </w:r>
           </w:p>
         </w:tc>
@@ -6468,26 +8715,129 @@
               <w:bottom w:val="single" w:color="BFBFBF" w:sz="4"/>
               <w:right w:val="single" w:color="BFBFBF" w:sz="4"/>
             </w:tcBorders>
-            <w:tcMar>
-              <w:top w:type="dxa" w:w="40"/>
-              <w:left w:type="dxa" w:w="60"/>
-              <w:bottom w:type="dxa" w:w="40"/>
-              <w:right w:type="dxa" w:w="60"/>
-            </w:tcMar>
-          </w:tcPr>
-          <w:p>
-            <w:pPr>
-              <w:spacing w:after="0" w:line="220"/>
-            </w:pPr>
-            <w:r>
-              <w:rPr>
-                <w:rFonts w:ascii="Arial" w:cs="Arial" w:eastAsia="Arial" w:hAnsi="Arial"/>
-                <w:b w:val="false"/>
-                <w:bCs w:val="false"/>
-                <w:sz w:val="19"/>
-                <w:szCs w:val="19"/>
-              </w:rPr>
-              <w:t xml:space="preserve">Reemplazo diferido sobre 270.000 USD de reparaciones cargadas: C·[1 − (1+r)^−ΔRUL]</w:t>
+            <w:shd w:fill="F6F8FB" w:val="clear"/>
+            <w:tcMar>
+              <w:top w:type="dxa" w:w="40"/>
+              <w:left w:type="dxa" w:w="60"/>
+              <w:bottom w:type="dxa" w:w="40"/>
+              <w:right w:type="dxa" w:w="60"/>
+            </w:tcMar>
+          </w:tcPr>
+          <w:p>
+            <w:pPr>
+              <w:spacing w:after="0" w:line="220"/>
+            </w:pPr>
+            <w:r>
+              <w:rPr>
+                <w:rFonts w:ascii="Arial" w:cs="Arial" w:eastAsia="Arial" w:hAnsi="Arial"/>
+                <w:b w:val="false"/>
+                <w:bCs w:val="false"/>
+                <w:sz w:val="18"/>
+                <w:szCs w:val="18"/>
+              </w:rPr>
+              <w:t xml:space="preserve">Reemplazo diferido: C·[1 − (1+r)^−ΔRUL], C = 270.000 USD</w:t>
+            </w:r>
+          </w:p>
+        </w:tc>
+      </w:tr>
+      <w:tr>
+        <w:trPr>
+          <w:cantSplit/>
+          <w:tblHeader w:val="off"/>
+        </w:trPr>
+        <w:tc>
+          <w:tcPr>
+            <w:tcW w:type="dxa" w:w="3075"/>
+            <w:tcBorders>
+              <w:top w:val="single" w:color="BFBFBF" w:sz="4"/>
+              <w:left w:val="single" w:color="BFBFBF" w:sz="4"/>
+              <w:bottom w:val="single" w:color="BFBFBF" w:sz="4"/>
+              <w:right w:val="single" w:color="BFBFBF" w:sz="4"/>
+            </w:tcBorders>
+            <w:tcMar>
+              <w:top w:type="dxa" w:w="40"/>
+              <w:left w:type="dxa" w:w="60"/>
+              <w:bottom w:type="dxa" w:w="40"/>
+              <w:right w:type="dxa" w:w="60"/>
+            </w:tcMar>
+          </w:tcPr>
+          <w:p>
+            <w:pPr>
+              <w:spacing w:after="0" w:line="220"/>
+            </w:pPr>
+            <w:r>
+              <w:rPr>
+                <w:rFonts w:ascii="Arial" w:cs="Arial" w:eastAsia="Arial" w:hAnsi="Arial"/>
+                <w:b w:val="false"/>
+                <w:bCs w:val="false"/>
+                <w:sz w:val="18"/>
+                <w:szCs w:val="18"/>
+              </w:rPr>
+              <w:t xml:space="preserve">Tasa de corrosión/CUI × 0,8 / 1,25 / 1,5</w:t>
+            </w:r>
+          </w:p>
+        </w:tc>
+        <w:tc>
+          <w:tcPr>
+            <w:tcW w:type="dxa" w:w="3541"/>
+            <w:tcBorders>
+              <w:top w:val="single" w:color="BFBFBF" w:sz="4"/>
+              <w:left w:val="single" w:color="BFBFBF" w:sz="4"/>
+              <w:bottom w:val="single" w:color="BFBFBF" w:sz="4"/>
+              <w:right w:val="single" w:color="BFBFBF" w:sz="4"/>
+            </w:tcBorders>
+            <w:tcMar>
+              <w:top w:type="dxa" w:w="40"/>
+              <w:left w:type="dxa" w:w="60"/>
+              <w:bottom w:type="dxa" w:w="40"/>
+              <w:right w:type="dxa" w:w="60"/>
+            </w:tcMar>
+          </w:tcPr>
+          <w:p>
+            <w:pPr>
+              <w:spacing w:after="0" w:line="220"/>
+            </w:pPr>
+            <w:r>
+              <w:rPr>
+                <w:rFonts w:ascii="Arial" w:cs="Arial" w:eastAsia="Arial" w:hAnsi="Arial"/>
+                <w:b w:val="false"/>
+                <w:bCs w:val="false"/>
+                <w:sz w:val="18"/>
+                <w:szCs w:val="18"/>
+              </w:rPr>
+              <w:t xml:space="preserve">2,52 (0,70 M) / 2,85 (0,86 M) / 2,93 (0,89 M)</w:t>
+            </w:r>
+          </w:p>
+        </w:tc>
+        <w:tc>
+          <w:tcPr>
+            <w:tcW w:type="dxa" w:w="3895"/>
+            <w:tcBorders>
+              <w:top w:val="single" w:color="BFBFBF" w:sz="4"/>
+              <w:left w:val="single" w:color="BFBFBF" w:sz="4"/>
+              <w:bottom w:val="single" w:color="BFBFBF" w:sz="4"/>
+              <w:right w:val="single" w:color="BFBFBF" w:sz="4"/>
+            </w:tcBorders>
+            <w:tcMar>
+              <w:top w:type="dxa" w:w="40"/>
+              <w:left w:type="dxa" w:w="60"/>
+              <w:bottom w:type="dxa" w:w="40"/>
+              <w:right w:type="dxa" w:w="60"/>
+            </w:tcMar>
+          </w:tcPr>
+          <w:p>
+            <w:pPr>
+              <w:spacing w:after="0" w:line="220"/>
+            </w:pPr>
+            <w:r>
+              <w:rPr>
+                <w:rFonts w:ascii="Arial" w:cs="Arial" w:eastAsia="Arial" w:hAnsi="Arial"/>
+                <w:b w:val="false"/>
+                <w:bCs w:val="false"/>
+                <w:sz w:val="18"/>
+                <w:szCs w:val="18"/>
+              </w:rPr>
+              <w:t xml:space="preserve">Más CR ⇒ más ΔEMV; equipos sobre objetivo 1 → 2</w:t>
             </w:r>
           </w:p>
         </w:tc>
@@ -6500,8 +8850,8 @@
       <w:r>
         <w:rPr>
           <w:rFonts w:ascii="Arial" w:cs="Arial" w:eastAsia="Arial" w:hAnsi="Arial"/>
-          <w:sz w:val="22"/>
-          <w:szCs w:val="22"/>
+          <w:sz w:val="21"/>
+          <w:szCs w:val="21"/>
         </w:rPr>
         <w:t xml:space="preserve">Por planta y por unidad, el Excel y el tablero consolidan riesgo inicial y residual, ahorros, costos de inspección/FFS/reparación, VAN a 1 y 10 años, SIR y payback. No calculé totales de la refinería: no hay inventario real. Verificado en prensa (no auditado): capacidad máxima 250.000 bpd (246.000 en 2024; otra fuente cita 225.000 bpd procesados en promedio), 54 unidades de refinación y 32 de servicios industriales; su cifra de 52 no coincide, y no hallé fuentes públicas sobre U130/U150/U200/U250/U2000/U2100, 45 intercambiadores ni el uso de API 579 en GRB [V]. Margen 8 USD/bbl (precio 80 × 10 %) es [S]. </w:t>
       </w:r>
@@ -6510,16 +8860,16 @@
           <w:rFonts w:ascii="Arial" w:cs="Arial" w:eastAsia="Arial" w:hAnsi="Arial"/>
           <w:b/>
           <w:bCs/>
-          <w:sz w:val="22"/>
-          <w:szCs w:val="22"/>
+          <w:sz w:val="21"/>
+          <w:szCs w:val="21"/>
         </w:rPr>
         <w:t xml:space="preserve">Alertas</w:t>
       </w:r>
       <w:r>
         <w:rPr>
           <w:rFonts w:ascii="Arial" w:cs="Arial" w:eastAsia="Arial" w:hAnsi="Arial"/>
-          <w:sz w:val="22"/>
-          <w:szCs w:val="22"/>
+          <w:sz w:val="21"/>
+          <w:szCs w:val="21"/>
         </w:rPr>
         <w:t xml:space="preserve"> de nuevos DOI, ecuaciones o guías API/ASME: no pueden ejecutarse desde este documento; requieren una tarea programada (indíqueme frecuencia y canal).</w:t>
       </w:r>
@@ -6542,7 +8892,7 @@
           <w:sz w:val="23"/>
           <w:szCs w:val="23"/>
         </w:rPr>
-        <w:t xml:space="preserve">9. Fuentes y glosario</w:t>
+        <w:t xml:space="preserve">10. Fuentes y glosario</w:t>
       </w:r>
     </w:p>
     <w:p>
